--- a/output/tables/LUAD/signature/SIG5/LUAD_sig_cox_SIG5.docx
+++ b/output/tables/LUAD/signature/SIG5/LUAD_sig_cox_SIG5.docx
@@ -876,7 +876,7 @@
                 <w:szCs w:val="14"/>
                 <w:color w:val="000000"/>
               </w:rPr>
-              <w:t xml:space="preserve">82</w:t>
+              <w:t xml:space="preserve">81</w:t>
             </w:r>
           </w:p>
         </w:tc>
@@ -1431,62 +1431,62 @@
                 <w:szCs w:val="14"/>
                 <w:color w:val="000000"/>
               </w:rPr>
-              <w:t xml:space="preserve">1.41 (1.05–1.90)</w:t>
-            </w:r>
-          </w:p>
-        </w:tc>
-        <w:tc>
-          <w:tcPr>
-            <w:tcBorders>
-              <w:bottom w:val="none" w:sz="0" w:space="0" w:color="000000"/>
-              <w:top w:val="none" w:sz="0" w:space="0" w:color="000000"/>
-              <w:left w:val="none" w:sz="0" w:space="0" w:color="000000"/>
-              <w:right w:val="none" w:sz="0" w:space="0" w:color="000000"/>
-            </w:tcBorders>
-            <w:shd w:val="clear" w:color="auto" w:fill="FFFFFF"/>
-            <w:tcMar>
-              <w:top w:w="0" w:type="dxa"/>
-              <w:bottom w:w="0" w:type="dxa"/>
-              <w:left w:w="0" w:type="dxa"/>
-              <w:right w:w="0" w:type="dxa"/>
-            </w:tcMar>
-            <w:vAlign w:val="center"/>
-          </w:tcPr>
-          <w:p>
-            <w:pPr>
-              <w:pStyle w:val="Normal"/>
-              <w:jc w:val="left"/>
-              <w:pBdr>
-                <w:bottom w:val="none" w:sz="0" w:space="0" w:color="000000"/>
-                <w:top w:val="none" w:sz="0" w:space="0" w:color="000000"/>
-                <w:left w:val="none" w:sz="0" w:space="0" w:color="000000"/>
-                <w:right w:val="none" w:sz="0" w:space="0" w:color="000000"/>
-              </w:pBdr>
-              <w:spacing w:after="100" w:before="100" w:line="240"/>
-              <w:ind w:left="100" w:right="100" w:firstLine="0" w:firstLineChars="0"/>
-              <w:rPr>
-                <w:rFonts w:ascii="Times New Roman" w:hAnsi="Times New Roman" w:eastAsia="Times New Roman" w:cs="Times New Roman"/>
-                <w:i w:val="false"/>
-                <w:b w:val="false"/>
-                <w:u w:val="none"/>
-                <w:strike w:val="false"/>
-                <w:sz w:val="14"/>
-                <w:szCs w:val="14"/>
-                <w:color w:val="000000"/>
-              </w:rPr>
-            </w:pPr>
-            <w:r>
-              <w:rPr>
-                <w:rFonts w:ascii="Times New Roman" w:hAnsi="Times New Roman" w:eastAsia="Times New Roman" w:cs="Times New Roman"/>
-                <w:i w:val="false"/>
-                <w:b w:val="false"/>
-                <w:u w:val="none"/>
-                <w:strike w:val="false"/>
-                <w:sz w:val="14"/>
-                <w:szCs w:val="14"/>
-                <w:color w:val="000000"/>
-              </w:rPr>
-              <w:t xml:space="preserve">0.023</w:t>
+              <w:t xml:space="preserve">1.44 (1.07–1.94)</w:t>
+            </w:r>
+          </w:p>
+        </w:tc>
+        <w:tc>
+          <w:tcPr>
+            <w:tcBorders>
+              <w:bottom w:val="none" w:sz="0" w:space="0" w:color="000000"/>
+              <w:top w:val="none" w:sz="0" w:space="0" w:color="000000"/>
+              <w:left w:val="none" w:sz="0" w:space="0" w:color="000000"/>
+              <w:right w:val="none" w:sz="0" w:space="0" w:color="000000"/>
+            </w:tcBorders>
+            <w:shd w:val="clear" w:color="auto" w:fill="FFFFFF"/>
+            <w:tcMar>
+              <w:top w:w="0" w:type="dxa"/>
+              <w:bottom w:w="0" w:type="dxa"/>
+              <w:left w:w="0" w:type="dxa"/>
+              <w:right w:w="0" w:type="dxa"/>
+            </w:tcMar>
+            <w:vAlign w:val="center"/>
+          </w:tcPr>
+          <w:p>
+            <w:pPr>
+              <w:pStyle w:val="Normal"/>
+              <w:jc w:val="left"/>
+              <w:pBdr>
+                <w:bottom w:val="none" w:sz="0" w:space="0" w:color="000000"/>
+                <w:top w:val="none" w:sz="0" w:space="0" w:color="000000"/>
+                <w:left w:val="none" w:sz="0" w:space="0" w:color="000000"/>
+                <w:right w:val="none" w:sz="0" w:space="0" w:color="000000"/>
+              </w:pBdr>
+              <w:spacing w:after="100" w:before="100" w:line="240"/>
+              <w:ind w:left="100" w:right="100" w:firstLine="0" w:firstLineChars="0"/>
+              <w:rPr>
+                <w:rFonts w:ascii="Times New Roman" w:hAnsi="Times New Roman" w:eastAsia="Times New Roman" w:cs="Times New Roman"/>
+                <w:i w:val="false"/>
+                <w:b w:val="false"/>
+                <w:u w:val="none"/>
+                <w:strike w:val="false"/>
+                <w:sz w:val="14"/>
+                <w:szCs w:val="14"/>
+                <w:color w:val="000000"/>
+              </w:rPr>
+            </w:pPr>
+            <w:r>
+              <w:rPr>
+                <w:rFonts w:ascii="Times New Roman" w:hAnsi="Times New Roman" w:eastAsia="Times New Roman" w:cs="Times New Roman"/>
+                <w:i w:val="false"/>
+                <w:b w:val="false"/>
+                <w:u w:val="none"/>
+                <w:strike w:val="false"/>
+                <w:sz w:val="14"/>
+                <w:szCs w:val="14"/>
+                <w:color w:val="000000"/>
+              </w:rPr>
+              <w:t xml:space="preserve">0.016</w:t>
             </w:r>
           </w:p>
         </w:tc>
@@ -1876,62 +1876,62 @@
                 <w:szCs w:val="14"/>
                 <w:color w:val="000000"/>
               </w:rPr>
-              <w:t xml:space="preserve">178</w:t>
-            </w:r>
-          </w:p>
-        </w:tc>
-        <w:tc>
-          <w:tcPr>
-            <w:tcBorders>
-              <w:bottom w:val="none" w:sz="0" w:space="0" w:color="000000"/>
-              <w:top w:val="none" w:sz="0" w:space="0" w:color="000000"/>
-              <w:left w:val="none" w:sz="0" w:space="0" w:color="000000"/>
-              <w:right w:val="none" w:sz="0" w:space="0" w:color="000000"/>
-            </w:tcBorders>
-            <w:shd w:val="clear" w:color="auto" w:fill="FFFFFF"/>
-            <w:tcMar>
-              <w:top w:w="0" w:type="dxa"/>
-              <w:bottom w:w="0" w:type="dxa"/>
-              <w:left w:w="0" w:type="dxa"/>
-              <w:right w:w="0" w:type="dxa"/>
-            </w:tcMar>
-            <w:vAlign w:val="center"/>
-          </w:tcPr>
-          <w:p>
-            <w:pPr>
-              <w:pStyle w:val="Normal"/>
-              <w:jc w:val="left"/>
-              <w:pBdr>
-                <w:bottom w:val="none" w:sz="0" w:space="0" w:color="000000"/>
-                <w:top w:val="none" w:sz="0" w:space="0" w:color="000000"/>
-                <w:left w:val="none" w:sz="0" w:space="0" w:color="000000"/>
-                <w:right w:val="none" w:sz="0" w:space="0" w:color="000000"/>
-              </w:pBdr>
-              <w:spacing w:after="100" w:before="100" w:line="240"/>
-              <w:ind w:left="100" w:right="100" w:firstLine="0" w:firstLineChars="0"/>
-              <w:rPr>
-                <w:rFonts w:ascii="Times New Roman" w:hAnsi="Times New Roman" w:eastAsia="Times New Roman" w:cs="Times New Roman"/>
-                <w:i w:val="false"/>
-                <w:b w:val="false"/>
-                <w:u w:val="none"/>
-                <w:strike w:val="false"/>
-                <w:sz w:val="14"/>
-                <w:szCs w:val="14"/>
-                <w:color w:val="000000"/>
-              </w:rPr>
-            </w:pPr>
-            <w:r>
-              <w:rPr>
-                <w:rFonts w:ascii="Times New Roman" w:hAnsi="Times New Roman" w:eastAsia="Times New Roman" w:cs="Times New Roman"/>
-                <w:i w:val="false"/>
-                <w:b w:val="false"/>
-                <w:u w:val="none"/>
-                <w:strike w:val="false"/>
-                <w:sz w:val="14"/>
-                <w:szCs w:val="14"/>
-                <w:color w:val="000000"/>
-              </w:rPr>
-              <w:t xml:space="preserve">1.49 (1.28–1.72)</w:t>
+              <w:t xml:space="preserve">177</w:t>
+            </w:r>
+          </w:p>
+        </w:tc>
+        <w:tc>
+          <w:tcPr>
+            <w:tcBorders>
+              <w:bottom w:val="none" w:sz="0" w:space="0" w:color="000000"/>
+              <w:top w:val="none" w:sz="0" w:space="0" w:color="000000"/>
+              <w:left w:val="none" w:sz="0" w:space="0" w:color="000000"/>
+              <w:right w:val="none" w:sz="0" w:space="0" w:color="000000"/>
+            </w:tcBorders>
+            <w:shd w:val="clear" w:color="auto" w:fill="FFFFFF"/>
+            <w:tcMar>
+              <w:top w:w="0" w:type="dxa"/>
+              <w:bottom w:w="0" w:type="dxa"/>
+              <w:left w:w="0" w:type="dxa"/>
+              <w:right w:w="0" w:type="dxa"/>
+            </w:tcMar>
+            <w:vAlign w:val="center"/>
+          </w:tcPr>
+          <w:p>
+            <w:pPr>
+              <w:pStyle w:val="Normal"/>
+              <w:jc w:val="left"/>
+              <w:pBdr>
+                <w:bottom w:val="none" w:sz="0" w:space="0" w:color="000000"/>
+                <w:top w:val="none" w:sz="0" w:space="0" w:color="000000"/>
+                <w:left w:val="none" w:sz="0" w:space="0" w:color="000000"/>
+                <w:right w:val="none" w:sz="0" w:space="0" w:color="000000"/>
+              </w:pBdr>
+              <w:spacing w:after="100" w:before="100" w:line="240"/>
+              <w:ind w:left="100" w:right="100" w:firstLine="0" w:firstLineChars="0"/>
+              <w:rPr>
+                <w:rFonts w:ascii="Times New Roman" w:hAnsi="Times New Roman" w:eastAsia="Times New Roman" w:cs="Times New Roman"/>
+                <w:i w:val="false"/>
+                <w:b w:val="false"/>
+                <w:u w:val="none"/>
+                <w:strike w:val="false"/>
+                <w:sz w:val="14"/>
+                <w:szCs w:val="14"/>
+                <w:color w:val="000000"/>
+              </w:rPr>
+            </w:pPr>
+            <w:r>
+              <w:rPr>
+                <w:rFonts w:ascii="Times New Roman" w:hAnsi="Times New Roman" w:eastAsia="Times New Roman" w:cs="Times New Roman"/>
+                <w:i w:val="false"/>
+                <w:b w:val="false"/>
+                <w:u w:val="none"/>
+                <w:strike w:val="false"/>
+                <w:sz w:val="14"/>
+                <w:szCs w:val="14"/>
+                <w:color w:val="000000"/>
+              </w:rPr>
+              <w:t xml:space="preserve">1.50 (1.29–1.74)</w:t>
             </w:r>
           </w:p>
         </w:tc>
@@ -2376,62 +2376,62 @@
                 <w:szCs w:val="14"/>
                 <w:color w:val="000000"/>
               </w:rPr>
-              <w:t xml:space="preserve">176</w:t>
-            </w:r>
-          </w:p>
-        </w:tc>
-        <w:tc>
-          <w:tcPr>
-            <w:tcBorders>
-              <w:bottom w:val="none" w:sz="0" w:space="0" w:color="000000"/>
-              <w:top w:val="none" w:sz="0" w:space="0" w:color="000000"/>
-              <w:left w:val="none" w:sz="0" w:space="0" w:color="000000"/>
-              <w:right w:val="none" w:sz="0" w:space="0" w:color="000000"/>
-            </w:tcBorders>
-            <w:shd w:val="clear" w:color="auto" w:fill="FFFFFF"/>
-            <w:tcMar>
-              <w:top w:w="0" w:type="dxa"/>
-              <w:bottom w:w="0" w:type="dxa"/>
-              <w:left w:w="0" w:type="dxa"/>
-              <w:right w:w="0" w:type="dxa"/>
-            </w:tcMar>
-            <w:vAlign w:val="center"/>
-          </w:tcPr>
-          <w:p>
-            <w:pPr>
-              <w:pStyle w:val="Normal"/>
-              <w:jc w:val="left"/>
-              <w:pBdr>
-                <w:bottom w:val="none" w:sz="0" w:space="0" w:color="000000"/>
-                <w:top w:val="none" w:sz="0" w:space="0" w:color="000000"/>
-                <w:left w:val="none" w:sz="0" w:space="0" w:color="000000"/>
-                <w:right w:val="none" w:sz="0" w:space="0" w:color="000000"/>
-              </w:pBdr>
-              <w:spacing w:after="100" w:before="100" w:line="240"/>
-              <w:ind w:left="100" w:right="100" w:firstLine="0" w:firstLineChars="0"/>
-              <w:rPr>
-                <w:rFonts w:ascii="Times New Roman" w:hAnsi="Times New Roman" w:eastAsia="Times New Roman" w:cs="Times New Roman"/>
-                <w:i w:val="false"/>
-                <w:b w:val="false"/>
-                <w:u w:val="none"/>
-                <w:strike w:val="false"/>
-                <w:sz w:val="14"/>
-                <w:szCs w:val="14"/>
-                <w:color w:val="000000"/>
-              </w:rPr>
-            </w:pPr>
-            <w:r>
-              <w:rPr>
-                <w:rFonts w:ascii="Times New Roman" w:hAnsi="Times New Roman" w:eastAsia="Times New Roman" w:cs="Times New Roman"/>
-                <w:i w:val="false"/>
-                <w:b w:val="false"/>
-                <w:u w:val="none"/>
-                <w:strike w:val="false"/>
-                <w:sz w:val="14"/>
-                <w:szCs w:val="14"/>
-                <w:color w:val="000000"/>
-              </w:rPr>
-              <w:t xml:space="preserve">1.41 (1.21–1.63)</w:t>
+              <w:t xml:space="preserve">175</w:t>
+            </w:r>
+          </w:p>
+        </w:tc>
+        <w:tc>
+          <w:tcPr>
+            <w:tcBorders>
+              <w:bottom w:val="none" w:sz="0" w:space="0" w:color="000000"/>
+              <w:top w:val="none" w:sz="0" w:space="0" w:color="000000"/>
+              <w:left w:val="none" w:sz="0" w:space="0" w:color="000000"/>
+              <w:right w:val="none" w:sz="0" w:space="0" w:color="000000"/>
+            </w:tcBorders>
+            <w:shd w:val="clear" w:color="auto" w:fill="FFFFFF"/>
+            <w:tcMar>
+              <w:top w:w="0" w:type="dxa"/>
+              <w:bottom w:w="0" w:type="dxa"/>
+              <w:left w:w="0" w:type="dxa"/>
+              <w:right w:w="0" w:type="dxa"/>
+            </w:tcMar>
+            <w:vAlign w:val="center"/>
+          </w:tcPr>
+          <w:p>
+            <w:pPr>
+              <w:pStyle w:val="Normal"/>
+              <w:jc w:val="left"/>
+              <w:pBdr>
+                <w:bottom w:val="none" w:sz="0" w:space="0" w:color="000000"/>
+                <w:top w:val="none" w:sz="0" w:space="0" w:color="000000"/>
+                <w:left w:val="none" w:sz="0" w:space="0" w:color="000000"/>
+                <w:right w:val="none" w:sz="0" w:space="0" w:color="000000"/>
+              </w:pBdr>
+              <w:spacing w:after="100" w:before="100" w:line="240"/>
+              <w:ind w:left="100" w:right="100" w:firstLine="0" w:firstLineChars="0"/>
+              <w:rPr>
+                <w:rFonts w:ascii="Times New Roman" w:hAnsi="Times New Roman" w:eastAsia="Times New Roman" w:cs="Times New Roman"/>
+                <w:i w:val="false"/>
+                <w:b w:val="false"/>
+                <w:u w:val="none"/>
+                <w:strike w:val="false"/>
+                <w:sz w:val="14"/>
+                <w:szCs w:val="14"/>
+                <w:color w:val="000000"/>
+              </w:rPr>
+            </w:pPr>
+            <w:r>
+              <w:rPr>
+                <w:rFonts w:ascii="Times New Roman" w:hAnsi="Times New Roman" w:eastAsia="Times New Roman" w:cs="Times New Roman"/>
+                <w:i w:val="false"/>
+                <w:b w:val="false"/>
+                <w:u w:val="none"/>
+                <w:strike w:val="false"/>
+                <w:sz w:val="14"/>
+                <w:szCs w:val="14"/>
+                <w:color w:val="000000"/>
+              </w:rPr>
+              <w:t xml:space="preserve">1.42 (1.22–1.64)</w:t>
             </w:r>
           </w:p>
         </w:tc>
@@ -3376,117 +3376,117 @@
                 <w:szCs w:val="14"/>
                 <w:color w:val="000000"/>
               </w:rPr>
-              <w:t xml:space="preserve">95</w:t>
-            </w:r>
-          </w:p>
-        </w:tc>
-        <w:tc>
-          <w:tcPr>
-            <w:tcBorders>
-              <w:bottom w:val="none" w:sz="0" w:space="0" w:color="000000"/>
-              <w:top w:val="none" w:sz="0" w:space="0" w:color="000000"/>
-              <w:left w:val="none" w:sz="0" w:space="0" w:color="000000"/>
-              <w:right w:val="none" w:sz="0" w:space="0" w:color="000000"/>
-            </w:tcBorders>
-            <w:shd w:val="clear" w:color="auto" w:fill="FFFFFF"/>
-            <w:tcMar>
-              <w:top w:w="0" w:type="dxa"/>
-              <w:bottom w:w="0" w:type="dxa"/>
-              <w:left w:w="0" w:type="dxa"/>
-              <w:right w:w="0" w:type="dxa"/>
-            </w:tcMar>
-            <w:vAlign w:val="center"/>
-          </w:tcPr>
-          <w:p>
-            <w:pPr>
-              <w:pStyle w:val="Normal"/>
-              <w:jc w:val="left"/>
-              <w:pBdr>
-                <w:bottom w:val="none" w:sz="0" w:space="0" w:color="000000"/>
-                <w:top w:val="none" w:sz="0" w:space="0" w:color="000000"/>
-                <w:left w:val="none" w:sz="0" w:space="0" w:color="000000"/>
-                <w:right w:val="none" w:sz="0" w:space="0" w:color="000000"/>
-              </w:pBdr>
-              <w:spacing w:after="100" w:before="100" w:line="240"/>
-              <w:ind w:left="100" w:right="100" w:firstLine="0" w:firstLineChars="0"/>
-              <w:rPr>
-                <w:rFonts w:ascii="Times New Roman" w:hAnsi="Times New Roman" w:eastAsia="Times New Roman" w:cs="Times New Roman"/>
-                <w:i w:val="false"/>
-                <w:b w:val="false"/>
-                <w:u w:val="none"/>
-                <w:strike w:val="false"/>
-                <w:sz w:val="14"/>
-                <w:szCs w:val="14"/>
-                <w:color w:val="000000"/>
-              </w:rPr>
-            </w:pPr>
-            <w:r>
-              <w:rPr>
-                <w:rFonts w:ascii="Times New Roman" w:hAnsi="Times New Roman" w:eastAsia="Times New Roman" w:cs="Times New Roman"/>
-                <w:i w:val="false"/>
-                <w:b w:val="false"/>
-                <w:u w:val="none"/>
-                <w:strike w:val="false"/>
-                <w:sz w:val="14"/>
-                <w:szCs w:val="14"/>
-                <w:color w:val="000000"/>
-              </w:rPr>
-              <w:t xml:space="preserve">1.16 (0.86–1.56)</w:t>
-            </w:r>
-          </w:p>
-        </w:tc>
-        <w:tc>
-          <w:tcPr>
-            <w:tcBorders>
-              <w:bottom w:val="none" w:sz="0" w:space="0" w:color="000000"/>
-              <w:top w:val="none" w:sz="0" w:space="0" w:color="000000"/>
-              <w:left w:val="none" w:sz="0" w:space="0" w:color="000000"/>
-              <w:right w:val="none" w:sz="0" w:space="0" w:color="000000"/>
-            </w:tcBorders>
-            <w:shd w:val="clear" w:color="auto" w:fill="FFFFFF"/>
-            <w:tcMar>
-              <w:top w:w="0" w:type="dxa"/>
-              <w:bottom w:w="0" w:type="dxa"/>
-              <w:left w:w="0" w:type="dxa"/>
-              <w:right w:w="0" w:type="dxa"/>
-            </w:tcMar>
-            <w:vAlign w:val="center"/>
-          </w:tcPr>
-          <w:p>
-            <w:pPr>
-              <w:pStyle w:val="Normal"/>
-              <w:jc w:val="left"/>
-              <w:pBdr>
-                <w:bottom w:val="none" w:sz="0" w:space="0" w:color="000000"/>
-                <w:top w:val="none" w:sz="0" w:space="0" w:color="000000"/>
-                <w:left w:val="none" w:sz="0" w:space="0" w:color="000000"/>
-                <w:right w:val="none" w:sz="0" w:space="0" w:color="000000"/>
-              </w:pBdr>
-              <w:spacing w:after="100" w:before="100" w:line="240"/>
-              <w:ind w:left="100" w:right="100" w:firstLine="0" w:firstLineChars="0"/>
-              <w:rPr>
-                <w:rFonts w:ascii="Times New Roman" w:hAnsi="Times New Roman" w:eastAsia="Times New Roman" w:cs="Times New Roman"/>
-                <w:i w:val="false"/>
-                <w:b w:val="false"/>
-                <w:u w:val="none"/>
-                <w:strike w:val="false"/>
-                <w:sz w:val="14"/>
-                <w:szCs w:val="14"/>
-                <w:color w:val="000000"/>
-              </w:rPr>
-            </w:pPr>
-            <w:r>
-              <w:rPr>
-                <w:rFonts w:ascii="Times New Roman" w:hAnsi="Times New Roman" w:eastAsia="Times New Roman" w:cs="Times New Roman"/>
-                <w:i w:val="false"/>
-                <w:b w:val="false"/>
-                <w:u w:val="none"/>
-                <w:strike w:val="false"/>
-                <w:sz w:val="14"/>
-                <w:szCs w:val="14"/>
-                <w:color w:val="000000"/>
-              </w:rPr>
-              <w:t xml:space="preserve">0.336</w:t>
+              <w:t xml:space="preserve">94</w:t>
+            </w:r>
+          </w:p>
+        </w:tc>
+        <w:tc>
+          <w:tcPr>
+            <w:tcBorders>
+              <w:bottom w:val="none" w:sz="0" w:space="0" w:color="000000"/>
+              <w:top w:val="none" w:sz="0" w:space="0" w:color="000000"/>
+              <w:left w:val="none" w:sz="0" w:space="0" w:color="000000"/>
+              <w:right w:val="none" w:sz="0" w:space="0" w:color="000000"/>
+            </w:tcBorders>
+            <w:shd w:val="clear" w:color="auto" w:fill="FFFFFF"/>
+            <w:tcMar>
+              <w:top w:w="0" w:type="dxa"/>
+              <w:bottom w:w="0" w:type="dxa"/>
+              <w:left w:w="0" w:type="dxa"/>
+              <w:right w:w="0" w:type="dxa"/>
+            </w:tcMar>
+            <w:vAlign w:val="center"/>
+          </w:tcPr>
+          <w:p>
+            <w:pPr>
+              <w:pStyle w:val="Normal"/>
+              <w:jc w:val="left"/>
+              <w:pBdr>
+                <w:bottom w:val="none" w:sz="0" w:space="0" w:color="000000"/>
+                <w:top w:val="none" w:sz="0" w:space="0" w:color="000000"/>
+                <w:left w:val="none" w:sz="0" w:space="0" w:color="000000"/>
+                <w:right w:val="none" w:sz="0" w:space="0" w:color="000000"/>
+              </w:pBdr>
+              <w:spacing w:after="100" w:before="100" w:line="240"/>
+              <w:ind w:left="100" w:right="100" w:firstLine="0" w:firstLineChars="0"/>
+              <w:rPr>
+                <w:rFonts w:ascii="Times New Roman" w:hAnsi="Times New Roman" w:eastAsia="Times New Roman" w:cs="Times New Roman"/>
+                <w:i w:val="false"/>
+                <w:b w:val="false"/>
+                <w:u w:val="none"/>
+                <w:strike w:val="false"/>
+                <w:sz w:val="14"/>
+                <w:szCs w:val="14"/>
+                <w:color w:val="000000"/>
+              </w:rPr>
+            </w:pPr>
+            <w:r>
+              <w:rPr>
+                <w:rFonts w:ascii="Times New Roman" w:hAnsi="Times New Roman" w:eastAsia="Times New Roman" w:cs="Times New Roman"/>
+                <w:i w:val="false"/>
+                <w:b w:val="false"/>
+                <w:u w:val="none"/>
+                <w:strike w:val="false"/>
+                <w:sz w:val="14"/>
+                <w:szCs w:val="14"/>
+                <w:color w:val="000000"/>
+              </w:rPr>
+              <w:t xml:space="preserve">1.14 (0.85–1.53)</w:t>
+            </w:r>
+          </w:p>
+        </w:tc>
+        <w:tc>
+          <w:tcPr>
+            <w:tcBorders>
+              <w:bottom w:val="none" w:sz="0" w:space="0" w:color="000000"/>
+              <w:top w:val="none" w:sz="0" w:space="0" w:color="000000"/>
+              <w:left w:val="none" w:sz="0" w:space="0" w:color="000000"/>
+              <w:right w:val="none" w:sz="0" w:space="0" w:color="000000"/>
+            </w:tcBorders>
+            <w:shd w:val="clear" w:color="auto" w:fill="FFFFFF"/>
+            <w:tcMar>
+              <w:top w:w="0" w:type="dxa"/>
+              <w:bottom w:w="0" w:type="dxa"/>
+              <w:left w:w="0" w:type="dxa"/>
+              <w:right w:w="0" w:type="dxa"/>
+            </w:tcMar>
+            <w:vAlign w:val="center"/>
+          </w:tcPr>
+          <w:p>
+            <w:pPr>
+              <w:pStyle w:val="Normal"/>
+              <w:jc w:val="left"/>
+              <w:pBdr>
+                <w:bottom w:val="none" w:sz="0" w:space="0" w:color="000000"/>
+                <w:top w:val="none" w:sz="0" w:space="0" w:color="000000"/>
+                <w:left w:val="none" w:sz="0" w:space="0" w:color="000000"/>
+                <w:right w:val="none" w:sz="0" w:space="0" w:color="000000"/>
+              </w:pBdr>
+              <w:spacing w:after="100" w:before="100" w:line="240"/>
+              <w:ind w:left="100" w:right="100" w:firstLine="0" w:firstLineChars="0"/>
+              <w:rPr>
+                <w:rFonts w:ascii="Times New Roman" w:hAnsi="Times New Roman" w:eastAsia="Times New Roman" w:cs="Times New Roman"/>
+                <w:i w:val="false"/>
+                <w:b w:val="false"/>
+                <w:u w:val="none"/>
+                <w:strike w:val="false"/>
+                <w:sz w:val="14"/>
+                <w:szCs w:val="14"/>
+                <w:color w:val="000000"/>
+              </w:rPr>
+            </w:pPr>
+            <w:r>
+              <w:rPr>
+                <w:rFonts w:ascii="Times New Roman" w:hAnsi="Times New Roman" w:eastAsia="Times New Roman" w:cs="Times New Roman"/>
+                <w:i w:val="false"/>
+                <w:b w:val="false"/>
+                <w:u w:val="none"/>
+                <w:strike w:val="false"/>
+                <w:sz w:val="14"/>
+                <w:szCs w:val="14"/>
+                <w:color w:val="000000"/>
+              </w:rPr>
+              <w:t xml:space="preserve">0.392</w:t>
             </w:r>
           </w:p>
         </w:tc>
@@ -3876,7 +3876,7 @@
                 <w:szCs w:val="14"/>
                 <w:color w:val="000000"/>
               </w:rPr>
-              <w:t xml:space="preserve">83</w:t>
+              <w:t xml:space="preserve">82</w:t>
             </w:r>
           </w:p>
         </w:tc>
@@ -4431,62 +4431,62 @@
                 <w:szCs w:val="14"/>
                 <w:color w:val="000000"/>
               </w:rPr>
-              <w:t xml:space="preserve">0.96 (0.71–1.29)</w:t>
-            </w:r>
-          </w:p>
-        </w:tc>
-        <w:tc>
-          <w:tcPr>
-            <w:tcBorders>
-              <w:bottom w:val="none" w:sz="0" w:space="0" w:color="000000"/>
-              <w:top w:val="none" w:sz="0" w:space="0" w:color="000000"/>
-              <w:left w:val="none" w:sz="0" w:space="0" w:color="000000"/>
-              <w:right w:val="none" w:sz="0" w:space="0" w:color="000000"/>
-            </w:tcBorders>
-            <w:shd w:val="clear" w:color="auto" w:fill="FFFFFF"/>
-            <w:tcMar>
-              <w:top w:w="0" w:type="dxa"/>
-              <w:bottom w:w="0" w:type="dxa"/>
-              <w:left w:w="0" w:type="dxa"/>
-              <w:right w:w="0" w:type="dxa"/>
-            </w:tcMar>
-            <w:vAlign w:val="center"/>
-          </w:tcPr>
-          <w:p>
-            <w:pPr>
-              <w:pStyle w:val="Normal"/>
-              <w:jc w:val="left"/>
-              <w:pBdr>
-                <w:bottom w:val="none" w:sz="0" w:space="0" w:color="000000"/>
-                <w:top w:val="none" w:sz="0" w:space="0" w:color="000000"/>
-                <w:left w:val="none" w:sz="0" w:space="0" w:color="000000"/>
-                <w:right w:val="none" w:sz="0" w:space="0" w:color="000000"/>
-              </w:pBdr>
-              <w:spacing w:after="100" w:before="100" w:line="240"/>
-              <w:ind w:left="100" w:right="100" w:firstLine="0" w:firstLineChars="0"/>
-              <w:rPr>
-                <w:rFonts w:ascii="Times New Roman" w:hAnsi="Times New Roman" w:eastAsia="Times New Roman" w:cs="Times New Roman"/>
-                <w:i w:val="false"/>
-                <w:b w:val="false"/>
-                <w:u w:val="none"/>
-                <w:strike w:val="false"/>
-                <w:sz w:val="14"/>
-                <w:szCs w:val="14"/>
-                <w:color w:val="000000"/>
-              </w:rPr>
-            </w:pPr>
-            <w:r>
-              <w:rPr>
-                <w:rFonts w:ascii="Times New Roman" w:hAnsi="Times New Roman" w:eastAsia="Times New Roman" w:cs="Times New Roman"/>
-                <w:i w:val="false"/>
-                <w:b w:val="false"/>
-                <w:u w:val="none"/>
-                <w:strike w:val="false"/>
-                <w:sz w:val="14"/>
-                <w:szCs w:val="14"/>
-                <w:color w:val="000000"/>
-              </w:rPr>
-              <w:t xml:space="preserve">0.765</w:t>
+              <w:t xml:space="preserve">0.97 (0.72–1.31)</w:t>
+            </w:r>
+          </w:p>
+        </w:tc>
+        <w:tc>
+          <w:tcPr>
+            <w:tcBorders>
+              <w:bottom w:val="none" w:sz="0" w:space="0" w:color="000000"/>
+              <w:top w:val="none" w:sz="0" w:space="0" w:color="000000"/>
+              <w:left w:val="none" w:sz="0" w:space="0" w:color="000000"/>
+              <w:right w:val="none" w:sz="0" w:space="0" w:color="000000"/>
+            </w:tcBorders>
+            <w:shd w:val="clear" w:color="auto" w:fill="FFFFFF"/>
+            <w:tcMar>
+              <w:top w:w="0" w:type="dxa"/>
+              <w:bottom w:w="0" w:type="dxa"/>
+              <w:left w:w="0" w:type="dxa"/>
+              <w:right w:w="0" w:type="dxa"/>
+            </w:tcMar>
+            <w:vAlign w:val="center"/>
+          </w:tcPr>
+          <w:p>
+            <w:pPr>
+              <w:pStyle w:val="Normal"/>
+              <w:jc w:val="left"/>
+              <w:pBdr>
+                <w:bottom w:val="none" w:sz="0" w:space="0" w:color="000000"/>
+                <w:top w:val="none" w:sz="0" w:space="0" w:color="000000"/>
+                <w:left w:val="none" w:sz="0" w:space="0" w:color="000000"/>
+                <w:right w:val="none" w:sz="0" w:space="0" w:color="000000"/>
+              </w:pBdr>
+              <w:spacing w:after="100" w:before="100" w:line="240"/>
+              <w:ind w:left="100" w:right="100" w:firstLine="0" w:firstLineChars="0"/>
+              <w:rPr>
+                <w:rFonts w:ascii="Times New Roman" w:hAnsi="Times New Roman" w:eastAsia="Times New Roman" w:cs="Times New Roman"/>
+                <w:i w:val="false"/>
+                <w:b w:val="false"/>
+                <w:u w:val="none"/>
+                <w:strike w:val="false"/>
+                <w:sz w:val="14"/>
+                <w:szCs w:val="14"/>
+                <w:color w:val="000000"/>
+              </w:rPr>
+            </w:pPr>
+            <w:r>
+              <w:rPr>
+                <w:rFonts w:ascii="Times New Roman" w:hAnsi="Times New Roman" w:eastAsia="Times New Roman" w:cs="Times New Roman"/>
+                <w:i w:val="false"/>
+                <w:b w:val="false"/>
+                <w:u w:val="none"/>
+                <w:strike w:val="false"/>
+                <w:sz w:val="14"/>
+                <w:szCs w:val="14"/>
+                <w:color w:val="000000"/>
+              </w:rPr>
+              <w:t xml:space="preserve">0.867</w:t>
             </w:r>
           </w:p>
         </w:tc>
@@ -4876,7 +4876,7 @@
                 <w:szCs w:val="14"/>
                 <w:color w:val="000000"/>
               </w:rPr>
-              <w:t xml:space="preserve">117</w:t>
+              <w:t xml:space="preserve">116</w:t>
             </w:r>
           </w:p>
         </w:tc>
@@ -5431,7 +5431,7 @@
                 <w:szCs w:val="14"/>
                 <w:color w:val="000000"/>
               </w:rPr>
-              <w:t xml:space="preserve">2.15 (1.56–2.96)</w:t>
+              <w:t xml:space="preserve">2.17 (1.57–2.99)</w:t>
             </w:r>
           </w:p>
         </w:tc>
@@ -5876,62 +5876,62 @@
                 <w:szCs w:val="14"/>
                 <w:color w:val="000000"/>
               </w:rPr>
-              <w:t xml:space="preserve">176</w:t>
-            </w:r>
-          </w:p>
-        </w:tc>
-        <w:tc>
-          <w:tcPr>
-            <w:tcBorders>
-              <w:bottom w:val="none" w:sz="0" w:space="0" w:color="000000"/>
-              <w:top w:val="none" w:sz="0" w:space="0" w:color="000000"/>
-              <w:left w:val="none" w:sz="0" w:space="0" w:color="000000"/>
-              <w:right w:val="none" w:sz="0" w:space="0" w:color="000000"/>
-            </w:tcBorders>
-            <w:shd w:val="clear" w:color="auto" w:fill="FFFFFF"/>
-            <w:tcMar>
-              <w:top w:w="0" w:type="dxa"/>
-              <w:bottom w:w="0" w:type="dxa"/>
-              <w:left w:w="0" w:type="dxa"/>
-              <w:right w:w="0" w:type="dxa"/>
-            </w:tcMar>
-            <w:vAlign w:val="center"/>
-          </w:tcPr>
-          <w:p>
-            <w:pPr>
-              <w:pStyle w:val="Normal"/>
-              <w:jc w:val="left"/>
-              <w:pBdr>
-                <w:bottom w:val="none" w:sz="0" w:space="0" w:color="000000"/>
-                <w:top w:val="none" w:sz="0" w:space="0" w:color="000000"/>
-                <w:left w:val="none" w:sz="0" w:space="0" w:color="000000"/>
-                <w:right w:val="none" w:sz="0" w:space="0" w:color="000000"/>
-              </w:pBdr>
-              <w:spacing w:after="100" w:before="100" w:line="240"/>
-              <w:ind w:left="100" w:right="100" w:firstLine="0" w:firstLineChars="0"/>
-              <w:rPr>
-                <w:rFonts w:ascii="Times New Roman" w:hAnsi="Times New Roman" w:eastAsia="Times New Roman" w:cs="Times New Roman"/>
-                <w:i w:val="false"/>
-                <w:b w:val="false"/>
-                <w:u w:val="none"/>
-                <w:strike w:val="false"/>
-                <w:sz w:val="14"/>
-                <w:szCs w:val="14"/>
-                <w:color w:val="000000"/>
-              </w:rPr>
-            </w:pPr>
-            <w:r>
-              <w:rPr>
-                <w:rFonts w:ascii="Times New Roman" w:hAnsi="Times New Roman" w:eastAsia="Times New Roman" w:cs="Times New Roman"/>
-                <w:i w:val="false"/>
-                <w:b w:val="false"/>
-                <w:u w:val="none"/>
-                <w:strike w:val="false"/>
-                <w:sz w:val="14"/>
-                <w:szCs w:val="14"/>
-                <w:color w:val="000000"/>
-              </w:rPr>
-              <w:t xml:space="preserve">1.41 (1.21–1.66)</w:t>
+              <w:t xml:space="preserve">175</w:t>
+            </w:r>
+          </w:p>
+        </w:tc>
+        <w:tc>
+          <w:tcPr>
+            <w:tcBorders>
+              <w:bottom w:val="none" w:sz="0" w:space="0" w:color="000000"/>
+              <w:top w:val="none" w:sz="0" w:space="0" w:color="000000"/>
+              <w:left w:val="none" w:sz="0" w:space="0" w:color="000000"/>
+              <w:right w:val="none" w:sz="0" w:space="0" w:color="000000"/>
+            </w:tcBorders>
+            <w:shd w:val="clear" w:color="auto" w:fill="FFFFFF"/>
+            <w:tcMar>
+              <w:top w:w="0" w:type="dxa"/>
+              <w:bottom w:w="0" w:type="dxa"/>
+              <w:left w:w="0" w:type="dxa"/>
+              <w:right w:w="0" w:type="dxa"/>
+            </w:tcMar>
+            <w:vAlign w:val="center"/>
+          </w:tcPr>
+          <w:p>
+            <w:pPr>
+              <w:pStyle w:val="Normal"/>
+              <w:jc w:val="left"/>
+              <w:pBdr>
+                <w:bottom w:val="none" w:sz="0" w:space="0" w:color="000000"/>
+                <w:top w:val="none" w:sz="0" w:space="0" w:color="000000"/>
+                <w:left w:val="none" w:sz="0" w:space="0" w:color="000000"/>
+                <w:right w:val="none" w:sz="0" w:space="0" w:color="000000"/>
+              </w:pBdr>
+              <w:spacing w:after="100" w:before="100" w:line="240"/>
+              <w:ind w:left="100" w:right="100" w:firstLine="0" w:firstLineChars="0"/>
+              <w:rPr>
+                <w:rFonts w:ascii="Times New Roman" w:hAnsi="Times New Roman" w:eastAsia="Times New Roman" w:cs="Times New Roman"/>
+                <w:i w:val="false"/>
+                <w:b w:val="false"/>
+                <w:u w:val="none"/>
+                <w:strike w:val="false"/>
+                <w:sz w:val="14"/>
+                <w:szCs w:val="14"/>
+                <w:color w:val="000000"/>
+              </w:rPr>
+            </w:pPr>
+            <w:r>
+              <w:rPr>
+                <w:rFonts w:ascii="Times New Roman" w:hAnsi="Times New Roman" w:eastAsia="Times New Roman" w:cs="Times New Roman"/>
+                <w:i w:val="false"/>
+                <w:b w:val="false"/>
+                <w:u w:val="none"/>
+                <w:strike w:val="false"/>
+                <w:sz w:val="14"/>
+                <w:szCs w:val="14"/>
+                <w:color w:val="000000"/>
+              </w:rPr>
+              <w:t xml:space="preserve">1.43 (1.21–1.67)</w:t>
             </w:r>
           </w:p>
         </w:tc>
@@ -6876,117 +6876,117 @@
                 <w:szCs w:val="14"/>
                 <w:color w:val="000000"/>
               </w:rPr>
-              <w:t xml:space="preserve">95</w:t>
-            </w:r>
-          </w:p>
-        </w:tc>
-        <w:tc>
-          <w:tcPr>
-            <w:tcBorders>
-              <w:bottom w:val="none" w:sz="0" w:space="0" w:color="000000"/>
-              <w:top w:val="none" w:sz="0" w:space="0" w:color="000000"/>
-              <w:left w:val="none" w:sz="0" w:space="0" w:color="000000"/>
-              <w:right w:val="none" w:sz="0" w:space="0" w:color="000000"/>
-            </w:tcBorders>
-            <w:shd w:val="clear" w:color="auto" w:fill="FFFFFF"/>
-            <w:tcMar>
-              <w:top w:w="0" w:type="dxa"/>
-              <w:bottom w:w="0" w:type="dxa"/>
-              <w:left w:w="0" w:type="dxa"/>
-              <w:right w:w="0" w:type="dxa"/>
-            </w:tcMar>
-            <w:vAlign w:val="center"/>
-          </w:tcPr>
-          <w:p>
-            <w:pPr>
-              <w:pStyle w:val="Normal"/>
-              <w:jc w:val="left"/>
-              <w:pBdr>
-                <w:bottom w:val="none" w:sz="0" w:space="0" w:color="000000"/>
-                <w:top w:val="none" w:sz="0" w:space="0" w:color="000000"/>
-                <w:left w:val="none" w:sz="0" w:space="0" w:color="000000"/>
-                <w:right w:val="none" w:sz="0" w:space="0" w:color="000000"/>
-              </w:pBdr>
-              <w:spacing w:after="100" w:before="100" w:line="240"/>
-              <w:ind w:left="100" w:right="100" w:firstLine="0" w:firstLineChars="0"/>
-              <w:rPr>
-                <w:rFonts w:ascii="Times New Roman" w:hAnsi="Times New Roman" w:eastAsia="Times New Roman" w:cs="Times New Roman"/>
-                <w:i w:val="false"/>
-                <w:b w:val="false"/>
-                <w:u w:val="none"/>
-                <w:strike w:val="false"/>
-                <w:sz w:val="14"/>
-                <w:szCs w:val="14"/>
-                <w:color w:val="000000"/>
-              </w:rPr>
-            </w:pPr>
-            <w:r>
-              <w:rPr>
-                <w:rFonts w:ascii="Times New Roman" w:hAnsi="Times New Roman" w:eastAsia="Times New Roman" w:cs="Times New Roman"/>
-                <w:i w:val="false"/>
-                <w:b w:val="false"/>
-                <w:u w:val="none"/>
-                <w:strike w:val="false"/>
-                <w:sz w:val="14"/>
-                <w:szCs w:val="14"/>
-                <w:color w:val="000000"/>
-              </w:rPr>
-              <w:t xml:space="preserve">1.03 (0.75–1.41)</w:t>
-            </w:r>
-          </w:p>
-        </w:tc>
-        <w:tc>
-          <w:tcPr>
-            <w:tcBorders>
-              <w:bottom w:val="none" w:sz="0" w:space="0" w:color="000000"/>
-              <w:top w:val="none" w:sz="0" w:space="0" w:color="000000"/>
-              <w:left w:val="none" w:sz="0" w:space="0" w:color="000000"/>
-              <w:right w:val="none" w:sz="0" w:space="0" w:color="000000"/>
-            </w:tcBorders>
-            <w:shd w:val="clear" w:color="auto" w:fill="FFFFFF"/>
-            <w:tcMar>
-              <w:top w:w="0" w:type="dxa"/>
-              <w:bottom w:w="0" w:type="dxa"/>
-              <w:left w:w="0" w:type="dxa"/>
-              <w:right w:w="0" w:type="dxa"/>
-            </w:tcMar>
-            <w:vAlign w:val="center"/>
-          </w:tcPr>
-          <w:p>
-            <w:pPr>
-              <w:pStyle w:val="Normal"/>
-              <w:jc w:val="left"/>
-              <w:pBdr>
-                <w:bottom w:val="none" w:sz="0" w:space="0" w:color="000000"/>
-                <w:top w:val="none" w:sz="0" w:space="0" w:color="000000"/>
-                <w:left w:val="none" w:sz="0" w:space="0" w:color="000000"/>
-                <w:right w:val="none" w:sz="0" w:space="0" w:color="000000"/>
-              </w:pBdr>
-              <w:spacing w:after="100" w:before="100" w:line="240"/>
-              <w:ind w:left="100" w:right="100" w:firstLine="0" w:firstLineChars="0"/>
-              <w:rPr>
-                <w:rFonts w:ascii="Times New Roman" w:hAnsi="Times New Roman" w:eastAsia="Times New Roman" w:cs="Times New Roman"/>
-                <w:i w:val="false"/>
-                <w:b w:val="false"/>
-                <w:u w:val="none"/>
-                <w:strike w:val="false"/>
-                <w:sz w:val="14"/>
-                <w:szCs w:val="14"/>
-                <w:color w:val="000000"/>
-              </w:rPr>
-            </w:pPr>
-            <w:r>
-              <w:rPr>
-                <w:rFonts w:ascii="Times New Roman" w:hAnsi="Times New Roman" w:eastAsia="Times New Roman" w:cs="Times New Roman"/>
-                <w:i w:val="false"/>
-                <w:b w:val="false"/>
-                <w:u w:val="none"/>
-                <w:strike w:val="false"/>
-                <w:sz w:val="14"/>
-                <w:szCs w:val="14"/>
-                <w:color w:val="000000"/>
-              </w:rPr>
-              <w:t xml:space="preserve">0.851</w:t>
+              <w:t xml:space="preserve">94</w:t>
+            </w:r>
+          </w:p>
+        </w:tc>
+        <w:tc>
+          <w:tcPr>
+            <w:tcBorders>
+              <w:bottom w:val="none" w:sz="0" w:space="0" w:color="000000"/>
+              <w:top w:val="none" w:sz="0" w:space="0" w:color="000000"/>
+              <w:left w:val="none" w:sz="0" w:space="0" w:color="000000"/>
+              <w:right w:val="none" w:sz="0" w:space="0" w:color="000000"/>
+            </w:tcBorders>
+            <w:shd w:val="clear" w:color="auto" w:fill="FFFFFF"/>
+            <w:tcMar>
+              <w:top w:w="0" w:type="dxa"/>
+              <w:bottom w:w="0" w:type="dxa"/>
+              <w:left w:w="0" w:type="dxa"/>
+              <w:right w:w="0" w:type="dxa"/>
+            </w:tcMar>
+            <w:vAlign w:val="center"/>
+          </w:tcPr>
+          <w:p>
+            <w:pPr>
+              <w:pStyle w:val="Normal"/>
+              <w:jc w:val="left"/>
+              <w:pBdr>
+                <w:bottom w:val="none" w:sz="0" w:space="0" w:color="000000"/>
+                <w:top w:val="none" w:sz="0" w:space="0" w:color="000000"/>
+                <w:left w:val="none" w:sz="0" w:space="0" w:color="000000"/>
+                <w:right w:val="none" w:sz="0" w:space="0" w:color="000000"/>
+              </w:pBdr>
+              <w:spacing w:after="100" w:before="100" w:line="240"/>
+              <w:ind w:left="100" w:right="100" w:firstLine="0" w:firstLineChars="0"/>
+              <w:rPr>
+                <w:rFonts w:ascii="Times New Roman" w:hAnsi="Times New Roman" w:eastAsia="Times New Roman" w:cs="Times New Roman"/>
+                <w:i w:val="false"/>
+                <w:b w:val="false"/>
+                <w:u w:val="none"/>
+                <w:strike w:val="false"/>
+                <w:sz w:val="14"/>
+                <w:szCs w:val="14"/>
+                <w:color w:val="000000"/>
+              </w:rPr>
+            </w:pPr>
+            <w:r>
+              <w:rPr>
+                <w:rFonts w:ascii="Times New Roman" w:hAnsi="Times New Roman" w:eastAsia="Times New Roman" w:cs="Times New Roman"/>
+                <w:i w:val="false"/>
+                <w:b w:val="false"/>
+                <w:u w:val="none"/>
+                <w:strike w:val="false"/>
+                <w:sz w:val="14"/>
+                <w:szCs w:val="14"/>
+                <w:color w:val="000000"/>
+              </w:rPr>
+              <w:t xml:space="preserve">1.01 (0.74–1.39)</w:t>
+            </w:r>
+          </w:p>
+        </w:tc>
+        <w:tc>
+          <w:tcPr>
+            <w:tcBorders>
+              <w:bottom w:val="none" w:sz="0" w:space="0" w:color="000000"/>
+              <w:top w:val="none" w:sz="0" w:space="0" w:color="000000"/>
+              <w:left w:val="none" w:sz="0" w:space="0" w:color="000000"/>
+              <w:right w:val="none" w:sz="0" w:space="0" w:color="000000"/>
+            </w:tcBorders>
+            <w:shd w:val="clear" w:color="auto" w:fill="FFFFFF"/>
+            <w:tcMar>
+              <w:top w:w="0" w:type="dxa"/>
+              <w:bottom w:w="0" w:type="dxa"/>
+              <w:left w:w="0" w:type="dxa"/>
+              <w:right w:w="0" w:type="dxa"/>
+            </w:tcMar>
+            <w:vAlign w:val="center"/>
+          </w:tcPr>
+          <w:p>
+            <w:pPr>
+              <w:pStyle w:val="Normal"/>
+              <w:jc w:val="left"/>
+              <w:pBdr>
+                <w:bottom w:val="none" w:sz="0" w:space="0" w:color="000000"/>
+                <w:top w:val="none" w:sz="0" w:space="0" w:color="000000"/>
+                <w:left w:val="none" w:sz="0" w:space="0" w:color="000000"/>
+                <w:right w:val="none" w:sz="0" w:space="0" w:color="000000"/>
+              </w:pBdr>
+              <w:spacing w:after="100" w:before="100" w:line="240"/>
+              <w:ind w:left="100" w:right="100" w:firstLine="0" w:firstLineChars="0"/>
+              <w:rPr>
+                <w:rFonts w:ascii="Times New Roman" w:hAnsi="Times New Roman" w:eastAsia="Times New Roman" w:cs="Times New Roman"/>
+                <w:i w:val="false"/>
+                <w:b w:val="false"/>
+                <w:u w:val="none"/>
+                <w:strike w:val="false"/>
+                <w:sz w:val="14"/>
+                <w:szCs w:val="14"/>
+                <w:color w:val="000000"/>
+              </w:rPr>
+            </w:pPr>
+            <w:r>
+              <w:rPr>
+                <w:rFonts w:ascii="Times New Roman" w:hAnsi="Times New Roman" w:eastAsia="Times New Roman" w:cs="Times New Roman"/>
+                <w:i w:val="false"/>
+                <w:b w:val="false"/>
+                <w:u w:val="none"/>
+                <w:strike w:val="false"/>
+                <w:sz w:val="14"/>
+                <w:szCs w:val="14"/>
+                <w:color w:val="000000"/>
+              </w:rPr>
+              <w:t xml:space="preserve">0.928</w:t>
             </w:r>
           </w:p>
         </w:tc>
@@ -7376,7 +7376,7 @@
                 <w:szCs w:val="14"/>
                 <w:color w:val="000000"/>
               </w:rPr>
-              <w:t xml:space="preserve">83</w:t>
+              <w:t xml:space="preserve">82</w:t>
             </w:r>
           </w:p>
         </w:tc>
@@ -7931,62 +7931,62 @@
                 <w:szCs w:val="14"/>
                 <w:color w:val="000000"/>
               </w:rPr>
-              <w:t xml:space="preserve">0.99 (0.73–1.36)</w:t>
-            </w:r>
-          </w:p>
-        </w:tc>
-        <w:tc>
-          <w:tcPr>
-            <w:tcBorders>
-              <w:bottom w:val="none" w:sz="0" w:space="0" w:color="000000"/>
-              <w:top w:val="none" w:sz="0" w:space="0" w:color="000000"/>
-              <w:left w:val="none" w:sz="0" w:space="0" w:color="000000"/>
-              <w:right w:val="none" w:sz="0" w:space="0" w:color="000000"/>
-            </w:tcBorders>
-            <w:shd w:val="clear" w:color="auto" w:fill="FFFFFF"/>
-            <w:tcMar>
-              <w:top w:w="0" w:type="dxa"/>
-              <w:bottom w:w="0" w:type="dxa"/>
-              <w:left w:w="0" w:type="dxa"/>
-              <w:right w:w="0" w:type="dxa"/>
-            </w:tcMar>
-            <w:vAlign w:val="center"/>
-          </w:tcPr>
-          <w:p>
-            <w:pPr>
-              <w:pStyle w:val="Normal"/>
-              <w:jc w:val="left"/>
-              <w:pBdr>
-                <w:bottom w:val="none" w:sz="0" w:space="0" w:color="000000"/>
-                <w:top w:val="none" w:sz="0" w:space="0" w:color="000000"/>
-                <w:left w:val="none" w:sz="0" w:space="0" w:color="000000"/>
-                <w:right w:val="none" w:sz="0" w:space="0" w:color="000000"/>
-              </w:pBdr>
-              <w:spacing w:after="100" w:before="100" w:line="240"/>
-              <w:ind w:left="100" w:right="100" w:firstLine="0" w:firstLineChars="0"/>
-              <w:rPr>
-                <w:rFonts w:ascii="Times New Roman" w:hAnsi="Times New Roman" w:eastAsia="Times New Roman" w:cs="Times New Roman"/>
-                <w:i w:val="false"/>
-                <w:b w:val="false"/>
-                <w:u w:val="none"/>
-                <w:strike w:val="false"/>
-                <w:sz w:val="14"/>
-                <w:szCs w:val="14"/>
-                <w:color w:val="000000"/>
-              </w:rPr>
-            </w:pPr>
-            <w:r>
-              <w:rPr>
-                <w:rFonts w:ascii="Times New Roman" w:hAnsi="Times New Roman" w:eastAsia="Times New Roman" w:cs="Times New Roman"/>
-                <w:i w:val="false"/>
-                <w:b w:val="false"/>
-                <w:u w:val="none"/>
-                <w:strike w:val="false"/>
-                <w:sz w:val="14"/>
-                <w:szCs w:val="14"/>
-                <w:color w:val="000000"/>
-              </w:rPr>
-              <w:t xml:space="preserve">0.969</w:t>
+              <w:t xml:space="preserve">1.02 (0.75–1.40)</w:t>
+            </w:r>
+          </w:p>
+        </w:tc>
+        <w:tc>
+          <w:tcPr>
+            <w:tcBorders>
+              <w:bottom w:val="none" w:sz="0" w:space="0" w:color="000000"/>
+              <w:top w:val="none" w:sz="0" w:space="0" w:color="000000"/>
+              <w:left w:val="none" w:sz="0" w:space="0" w:color="000000"/>
+              <w:right w:val="none" w:sz="0" w:space="0" w:color="000000"/>
+            </w:tcBorders>
+            <w:shd w:val="clear" w:color="auto" w:fill="FFFFFF"/>
+            <w:tcMar>
+              <w:top w:w="0" w:type="dxa"/>
+              <w:bottom w:w="0" w:type="dxa"/>
+              <w:left w:w="0" w:type="dxa"/>
+              <w:right w:w="0" w:type="dxa"/>
+            </w:tcMar>
+            <w:vAlign w:val="center"/>
+          </w:tcPr>
+          <w:p>
+            <w:pPr>
+              <w:pStyle w:val="Normal"/>
+              <w:jc w:val="left"/>
+              <w:pBdr>
+                <w:bottom w:val="none" w:sz="0" w:space="0" w:color="000000"/>
+                <w:top w:val="none" w:sz="0" w:space="0" w:color="000000"/>
+                <w:left w:val="none" w:sz="0" w:space="0" w:color="000000"/>
+                <w:right w:val="none" w:sz="0" w:space="0" w:color="000000"/>
+              </w:pBdr>
+              <w:spacing w:after="100" w:before="100" w:line="240"/>
+              <w:ind w:left="100" w:right="100" w:firstLine="0" w:firstLineChars="0"/>
+              <w:rPr>
+                <w:rFonts w:ascii="Times New Roman" w:hAnsi="Times New Roman" w:eastAsia="Times New Roman" w:cs="Times New Roman"/>
+                <w:i w:val="false"/>
+                <w:b w:val="false"/>
+                <w:u w:val="none"/>
+                <w:strike w:val="false"/>
+                <w:sz w:val="14"/>
+                <w:szCs w:val="14"/>
+                <w:color w:val="000000"/>
+              </w:rPr>
+            </w:pPr>
+            <w:r>
+              <w:rPr>
+                <w:rFonts w:ascii="Times New Roman" w:hAnsi="Times New Roman" w:eastAsia="Times New Roman" w:cs="Times New Roman"/>
+                <w:i w:val="false"/>
+                <w:b w:val="false"/>
+                <w:u w:val="none"/>
+                <w:strike w:val="false"/>
+                <w:sz w:val="14"/>
+                <w:szCs w:val="14"/>
+                <w:color w:val="000000"/>
+              </w:rPr>
+              <w:t xml:space="preserve">0.896</w:t>
             </w:r>
           </w:p>
         </w:tc>
@@ -8376,7 +8376,7 @@
                 <w:szCs w:val="14"/>
                 <w:color w:val="000000"/>
               </w:rPr>
-              <w:t xml:space="preserve">117</w:t>
+              <w:t xml:space="preserve">116</w:t>
             </w:r>
           </w:p>
         </w:tc>
@@ -8931,7 +8931,7 @@
                 <w:szCs w:val="14"/>
                 <w:color w:val="000000"/>
               </w:rPr>
-              <w:t xml:space="preserve">2.03 (1.46–2.84)</w:t>
+              <w:t xml:space="preserve">2.07 (1.48–2.89)</w:t>
             </w:r>
           </w:p>
         </w:tc>
@@ -9376,7 +9376,7 @@
                 <w:szCs w:val="14"/>
                 <w:color w:val="000000"/>
               </w:rPr>
-              <w:t xml:space="preserve">83</w:t>
+              <w:t xml:space="preserve">82</w:t>
             </w:r>
           </w:p>
         </w:tc>
@@ -9931,62 +9931,62 @@
                 <w:szCs w:val="14"/>
                 <w:color w:val="000000"/>
               </w:rPr>
-              <w:t xml:space="preserve">1.37 (1.02–1.84)</w:t>
-            </w:r>
-          </w:p>
-        </w:tc>
-        <w:tc>
-          <w:tcPr>
-            <w:tcBorders>
-              <w:bottom w:val="none" w:sz="0" w:space="0" w:color="000000"/>
-              <w:top w:val="none" w:sz="0" w:space="0" w:color="000000"/>
-              <w:left w:val="none" w:sz="0" w:space="0" w:color="000000"/>
-              <w:right w:val="none" w:sz="0" w:space="0" w:color="000000"/>
-            </w:tcBorders>
-            <w:shd w:val="clear" w:color="auto" w:fill="FFFFFF"/>
-            <w:tcMar>
-              <w:top w:w="0" w:type="dxa"/>
-              <w:bottom w:w="0" w:type="dxa"/>
-              <w:left w:w="0" w:type="dxa"/>
-              <w:right w:w="0" w:type="dxa"/>
-            </w:tcMar>
-            <w:vAlign w:val="center"/>
-          </w:tcPr>
-          <w:p>
-            <w:pPr>
-              <w:pStyle w:val="Normal"/>
-              <w:jc w:val="left"/>
-              <w:pBdr>
-                <w:bottom w:val="none" w:sz="0" w:space="0" w:color="000000"/>
-                <w:top w:val="none" w:sz="0" w:space="0" w:color="000000"/>
-                <w:left w:val="none" w:sz="0" w:space="0" w:color="000000"/>
-                <w:right w:val="none" w:sz="0" w:space="0" w:color="000000"/>
-              </w:pBdr>
-              <w:spacing w:after="100" w:before="100" w:line="240"/>
-              <w:ind w:left="100" w:right="100" w:firstLine="0" w:firstLineChars="0"/>
-              <w:rPr>
-                <w:rFonts w:ascii="Times New Roman" w:hAnsi="Times New Roman" w:eastAsia="Times New Roman" w:cs="Times New Roman"/>
-                <w:i w:val="false"/>
-                <w:b w:val="false"/>
-                <w:u w:val="none"/>
-                <w:strike w:val="false"/>
-                <w:sz w:val="14"/>
-                <w:szCs w:val="14"/>
-                <w:color w:val="000000"/>
-              </w:rPr>
-            </w:pPr>
-            <w:r>
-              <w:rPr>
-                <w:rFonts w:ascii="Times New Roman" w:hAnsi="Times New Roman" w:eastAsia="Times New Roman" w:cs="Times New Roman"/>
-                <w:i w:val="false"/>
-                <w:b w:val="false"/>
-                <w:u w:val="none"/>
-                <w:strike w:val="false"/>
-                <w:sz w:val="14"/>
-                <w:szCs w:val="14"/>
-                <w:color w:val="000000"/>
-              </w:rPr>
-              <w:t xml:space="preserve">0.037</w:t>
+              <w:t xml:space="preserve">1.40 (1.04–1.88)</w:t>
+            </w:r>
+          </w:p>
+        </w:tc>
+        <w:tc>
+          <w:tcPr>
+            <w:tcBorders>
+              <w:bottom w:val="none" w:sz="0" w:space="0" w:color="000000"/>
+              <w:top w:val="none" w:sz="0" w:space="0" w:color="000000"/>
+              <w:left w:val="none" w:sz="0" w:space="0" w:color="000000"/>
+              <w:right w:val="none" w:sz="0" w:space="0" w:color="000000"/>
+            </w:tcBorders>
+            <w:shd w:val="clear" w:color="auto" w:fill="FFFFFF"/>
+            <w:tcMar>
+              <w:top w:w="0" w:type="dxa"/>
+              <w:bottom w:w="0" w:type="dxa"/>
+              <w:left w:w="0" w:type="dxa"/>
+              <w:right w:w="0" w:type="dxa"/>
+            </w:tcMar>
+            <w:vAlign w:val="center"/>
+          </w:tcPr>
+          <w:p>
+            <w:pPr>
+              <w:pStyle w:val="Normal"/>
+              <w:jc w:val="left"/>
+              <w:pBdr>
+                <w:bottom w:val="none" w:sz="0" w:space="0" w:color="000000"/>
+                <w:top w:val="none" w:sz="0" w:space="0" w:color="000000"/>
+                <w:left w:val="none" w:sz="0" w:space="0" w:color="000000"/>
+                <w:right w:val="none" w:sz="0" w:space="0" w:color="000000"/>
+              </w:pBdr>
+              <w:spacing w:after="100" w:before="100" w:line="240"/>
+              <w:ind w:left="100" w:right="100" w:firstLine="0" w:firstLineChars="0"/>
+              <w:rPr>
+                <w:rFonts w:ascii="Times New Roman" w:hAnsi="Times New Roman" w:eastAsia="Times New Roman" w:cs="Times New Roman"/>
+                <w:i w:val="false"/>
+                <w:b w:val="false"/>
+                <w:u w:val="none"/>
+                <w:strike w:val="false"/>
+                <w:sz w:val="14"/>
+                <w:szCs w:val="14"/>
+                <w:color w:val="000000"/>
+              </w:rPr>
+            </w:pPr>
+            <w:r>
+              <w:rPr>
+                <w:rFonts w:ascii="Times New Roman" w:hAnsi="Times New Roman" w:eastAsia="Times New Roman" w:cs="Times New Roman"/>
+                <w:i w:val="false"/>
+                <w:b w:val="false"/>
+                <w:u w:val="none"/>
+                <w:strike w:val="false"/>
+                <w:sz w:val="14"/>
+                <w:szCs w:val="14"/>
+                <w:color w:val="000000"/>
+              </w:rPr>
+              <w:t xml:space="preserve">0.028</w:t>
             </w:r>
           </w:p>
         </w:tc>
@@ -10376,62 +10376,62 @@
                 <w:szCs w:val="14"/>
                 <w:color w:val="000000"/>
               </w:rPr>
-              <w:t xml:space="preserve">178</w:t>
-            </w:r>
-          </w:p>
-        </w:tc>
-        <w:tc>
-          <w:tcPr>
-            <w:tcBorders>
-              <w:bottom w:val="none" w:sz="0" w:space="0" w:color="000000"/>
-              <w:top w:val="none" w:sz="0" w:space="0" w:color="000000"/>
-              <w:left w:val="none" w:sz="0" w:space="0" w:color="000000"/>
-              <w:right w:val="none" w:sz="0" w:space="0" w:color="000000"/>
-            </w:tcBorders>
-            <w:shd w:val="clear" w:color="auto" w:fill="FFFFFF"/>
-            <w:tcMar>
-              <w:top w:w="0" w:type="dxa"/>
-              <w:bottom w:w="0" w:type="dxa"/>
-              <w:left w:w="0" w:type="dxa"/>
-              <w:right w:w="0" w:type="dxa"/>
-            </w:tcMar>
-            <w:vAlign w:val="center"/>
-          </w:tcPr>
-          <w:p>
-            <w:pPr>
-              <w:pStyle w:val="Normal"/>
-              <w:jc w:val="left"/>
-              <w:pBdr>
-                <w:bottom w:val="none" w:sz="0" w:space="0" w:color="000000"/>
-                <w:top w:val="none" w:sz="0" w:space="0" w:color="000000"/>
-                <w:left w:val="none" w:sz="0" w:space="0" w:color="000000"/>
-                <w:right w:val="none" w:sz="0" w:space="0" w:color="000000"/>
-              </w:pBdr>
-              <w:spacing w:after="100" w:before="100" w:line="240"/>
-              <w:ind w:left="100" w:right="100" w:firstLine="0" w:firstLineChars="0"/>
-              <w:rPr>
-                <w:rFonts w:ascii="Times New Roman" w:hAnsi="Times New Roman" w:eastAsia="Times New Roman" w:cs="Times New Roman"/>
-                <w:i w:val="false"/>
-                <w:b w:val="false"/>
-                <w:u w:val="none"/>
-                <w:strike w:val="false"/>
-                <w:sz w:val="14"/>
-                <w:szCs w:val="14"/>
-                <w:color w:val="000000"/>
-              </w:rPr>
-            </w:pPr>
-            <w:r>
-              <w:rPr>
-                <w:rFonts w:ascii="Times New Roman" w:hAnsi="Times New Roman" w:eastAsia="Times New Roman" w:cs="Times New Roman"/>
-                <w:i w:val="false"/>
-                <w:b w:val="false"/>
-                <w:u w:val="none"/>
-                <w:strike w:val="false"/>
-                <w:sz w:val="14"/>
-                <w:szCs w:val="14"/>
-                <w:color w:val="000000"/>
-              </w:rPr>
-              <w:t xml:space="preserve">1.49 (1.28–1.73)</w:t>
+              <w:t xml:space="preserve">177</w:t>
+            </w:r>
+          </w:p>
+        </w:tc>
+        <w:tc>
+          <w:tcPr>
+            <w:tcBorders>
+              <w:bottom w:val="none" w:sz="0" w:space="0" w:color="000000"/>
+              <w:top w:val="none" w:sz="0" w:space="0" w:color="000000"/>
+              <w:left w:val="none" w:sz="0" w:space="0" w:color="000000"/>
+              <w:right w:val="none" w:sz="0" w:space="0" w:color="000000"/>
+            </w:tcBorders>
+            <w:shd w:val="clear" w:color="auto" w:fill="FFFFFF"/>
+            <w:tcMar>
+              <w:top w:w="0" w:type="dxa"/>
+              <w:bottom w:w="0" w:type="dxa"/>
+              <w:left w:w="0" w:type="dxa"/>
+              <w:right w:w="0" w:type="dxa"/>
+            </w:tcMar>
+            <w:vAlign w:val="center"/>
+          </w:tcPr>
+          <w:p>
+            <w:pPr>
+              <w:pStyle w:val="Normal"/>
+              <w:jc w:val="left"/>
+              <w:pBdr>
+                <w:bottom w:val="none" w:sz="0" w:space="0" w:color="000000"/>
+                <w:top w:val="none" w:sz="0" w:space="0" w:color="000000"/>
+                <w:left w:val="none" w:sz="0" w:space="0" w:color="000000"/>
+                <w:right w:val="none" w:sz="0" w:space="0" w:color="000000"/>
+              </w:pBdr>
+              <w:spacing w:after="100" w:before="100" w:line="240"/>
+              <w:ind w:left="100" w:right="100" w:firstLine="0" w:firstLineChars="0"/>
+              <w:rPr>
+                <w:rFonts w:ascii="Times New Roman" w:hAnsi="Times New Roman" w:eastAsia="Times New Roman" w:cs="Times New Roman"/>
+                <w:i w:val="false"/>
+                <w:b w:val="false"/>
+                <w:u w:val="none"/>
+                <w:strike w:val="false"/>
+                <w:sz w:val="14"/>
+                <w:szCs w:val="14"/>
+                <w:color w:val="000000"/>
+              </w:rPr>
+            </w:pPr>
+            <w:r>
+              <w:rPr>
+                <w:rFonts w:ascii="Times New Roman" w:hAnsi="Times New Roman" w:eastAsia="Times New Roman" w:cs="Times New Roman"/>
+                <w:i w:val="false"/>
+                <w:b w:val="false"/>
+                <w:u w:val="none"/>
+                <w:strike w:val="false"/>
+                <w:sz w:val="14"/>
+                <w:szCs w:val="14"/>
+                <w:color w:val="000000"/>
+              </w:rPr>
+              <w:t xml:space="preserve">1.50 (1.29–1.74)</w:t>
             </w:r>
           </w:p>
         </w:tc>
@@ -10876,62 +10876,62 @@
                 <w:szCs w:val="14"/>
                 <w:color w:val="000000"/>
               </w:rPr>
-              <w:t xml:space="preserve">176</w:t>
-            </w:r>
-          </w:p>
-        </w:tc>
-        <w:tc>
-          <w:tcPr>
-            <w:tcBorders>
-              <w:bottom w:val="none" w:sz="0" w:space="0" w:color="000000"/>
-              <w:top w:val="none" w:sz="0" w:space="0" w:color="000000"/>
-              <w:left w:val="none" w:sz="0" w:space="0" w:color="000000"/>
-              <w:right w:val="none" w:sz="0" w:space="0" w:color="000000"/>
-            </w:tcBorders>
-            <w:shd w:val="clear" w:color="auto" w:fill="FFFFFF"/>
-            <w:tcMar>
-              <w:top w:w="0" w:type="dxa"/>
-              <w:bottom w:w="0" w:type="dxa"/>
-              <w:left w:w="0" w:type="dxa"/>
-              <w:right w:w="0" w:type="dxa"/>
-            </w:tcMar>
-            <w:vAlign w:val="center"/>
-          </w:tcPr>
-          <w:p>
-            <w:pPr>
-              <w:pStyle w:val="Normal"/>
-              <w:jc w:val="left"/>
-              <w:pBdr>
-                <w:bottom w:val="none" w:sz="0" w:space="0" w:color="000000"/>
-                <w:top w:val="none" w:sz="0" w:space="0" w:color="000000"/>
-                <w:left w:val="none" w:sz="0" w:space="0" w:color="000000"/>
-                <w:right w:val="none" w:sz="0" w:space="0" w:color="000000"/>
-              </w:pBdr>
-              <w:spacing w:after="100" w:before="100" w:line="240"/>
-              <w:ind w:left="100" w:right="100" w:firstLine="0" w:firstLineChars="0"/>
-              <w:rPr>
-                <w:rFonts w:ascii="Times New Roman" w:hAnsi="Times New Roman" w:eastAsia="Times New Roman" w:cs="Times New Roman"/>
-                <w:i w:val="false"/>
-                <w:b w:val="false"/>
-                <w:u w:val="none"/>
-                <w:strike w:val="false"/>
-                <w:sz w:val="14"/>
-                <w:szCs w:val="14"/>
-                <w:color w:val="000000"/>
-              </w:rPr>
-            </w:pPr>
-            <w:r>
-              <w:rPr>
-                <w:rFonts w:ascii="Times New Roman" w:hAnsi="Times New Roman" w:eastAsia="Times New Roman" w:cs="Times New Roman"/>
-                <w:i w:val="false"/>
-                <w:b w:val="false"/>
-                <w:u w:val="none"/>
-                <w:strike w:val="false"/>
-                <w:sz w:val="14"/>
-                <w:szCs w:val="14"/>
-                <w:color w:val="000000"/>
-              </w:rPr>
-              <w:t xml:space="preserve">1.41 (1.22–1.63)</w:t>
+              <w:t xml:space="preserve">175</w:t>
+            </w:r>
+          </w:p>
+        </w:tc>
+        <w:tc>
+          <w:tcPr>
+            <w:tcBorders>
+              <w:bottom w:val="none" w:sz="0" w:space="0" w:color="000000"/>
+              <w:top w:val="none" w:sz="0" w:space="0" w:color="000000"/>
+              <w:left w:val="none" w:sz="0" w:space="0" w:color="000000"/>
+              <w:right w:val="none" w:sz="0" w:space="0" w:color="000000"/>
+            </w:tcBorders>
+            <w:shd w:val="clear" w:color="auto" w:fill="FFFFFF"/>
+            <w:tcMar>
+              <w:top w:w="0" w:type="dxa"/>
+              <w:bottom w:w="0" w:type="dxa"/>
+              <w:left w:w="0" w:type="dxa"/>
+              <w:right w:w="0" w:type="dxa"/>
+            </w:tcMar>
+            <w:vAlign w:val="center"/>
+          </w:tcPr>
+          <w:p>
+            <w:pPr>
+              <w:pStyle w:val="Normal"/>
+              <w:jc w:val="left"/>
+              <w:pBdr>
+                <w:bottom w:val="none" w:sz="0" w:space="0" w:color="000000"/>
+                <w:top w:val="none" w:sz="0" w:space="0" w:color="000000"/>
+                <w:left w:val="none" w:sz="0" w:space="0" w:color="000000"/>
+                <w:right w:val="none" w:sz="0" w:space="0" w:color="000000"/>
+              </w:pBdr>
+              <w:spacing w:after="100" w:before="100" w:line="240"/>
+              <w:ind w:left="100" w:right="100" w:firstLine="0" w:firstLineChars="0"/>
+              <w:rPr>
+                <w:rFonts w:ascii="Times New Roman" w:hAnsi="Times New Roman" w:eastAsia="Times New Roman" w:cs="Times New Roman"/>
+                <w:i w:val="false"/>
+                <w:b w:val="false"/>
+                <w:u w:val="none"/>
+                <w:strike w:val="false"/>
+                <w:sz w:val="14"/>
+                <w:szCs w:val="14"/>
+                <w:color w:val="000000"/>
+              </w:rPr>
+            </w:pPr>
+            <w:r>
+              <w:rPr>
+                <w:rFonts w:ascii="Times New Roman" w:hAnsi="Times New Roman" w:eastAsia="Times New Roman" w:cs="Times New Roman"/>
+                <w:i w:val="false"/>
+                <w:b w:val="false"/>
+                <w:u w:val="none"/>
+                <w:strike w:val="false"/>
+                <w:sz w:val="14"/>
+                <w:szCs w:val="14"/>
+                <w:color w:val="000000"/>
+              </w:rPr>
+              <w:t xml:space="preserve">1.42 (1.22–1.64)</w:t>
             </w:r>
           </w:p>
         </w:tc>
@@ -11876,117 +11876,117 @@
                 <w:szCs w:val="14"/>
                 <w:color w:val="000000"/>
               </w:rPr>
-              <w:t xml:space="preserve">95</w:t>
-            </w:r>
-          </w:p>
-        </w:tc>
-        <w:tc>
-          <w:tcPr>
-            <w:tcBorders>
-              <w:bottom w:val="none" w:sz="0" w:space="0" w:color="000000"/>
-              <w:top w:val="none" w:sz="0" w:space="0" w:color="000000"/>
-              <w:left w:val="none" w:sz="0" w:space="0" w:color="000000"/>
-              <w:right w:val="none" w:sz="0" w:space="0" w:color="000000"/>
-            </w:tcBorders>
-            <w:shd w:val="clear" w:color="auto" w:fill="FFFFFF"/>
-            <w:tcMar>
-              <w:top w:w="0" w:type="dxa"/>
-              <w:bottom w:w="0" w:type="dxa"/>
-              <w:left w:w="0" w:type="dxa"/>
-              <w:right w:w="0" w:type="dxa"/>
-            </w:tcMar>
-            <w:vAlign w:val="center"/>
-          </w:tcPr>
-          <w:p>
-            <w:pPr>
-              <w:pStyle w:val="Normal"/>
-              <w:jc w:val="left"/>
-              <w:pBdr>
-                <w:bottom w:val="none" w:sz="0" w:space="0" w:color="000000"/>
-                <w:top w:val="none" w:sz="0" w:space="0" w:color="000000"/>
-                <w:left w:val="none" w:sz="0" w:space="0" w:color="000000"/>
-                <w:right w:val="none" w:sz="0" w:space="0" w:color="000000"/>
-              </w:pBdr>
-              <w:spacing w:after="100" w:before="100" w:line="240"/>
-              <w:ind w:left="100" w:right="100" w:firstLine="0" w:firstLineChars="0"/>
-              <w:rPr>
-                <w:rFonts w:ascii="Times New Roman" w:hAnsi="Times New Roman" w:eastAsia="Times New Roman" w:cs="Times New Roman"/>
-                <w:i w:val="false"/>
-                <w:b w:val="false"/>
-                <w:u w:val="none"/>
-                <w:strike w:val="false"/>
-                <w:sz w:val="14"/>
-                <w:szCs w:val="14"/>
-                <w:color w:val="000000"/>
-              </w:rPr>
-            </w:pPr>
-            <w:r>
-              <w:rPr>
-                <w:rFonts w:ascii="Times New Roman" w:hAnsi="Times New Roman" w:eastAsia="Times New Roman" w:cs="Times New Roman"/>
-                <w:i w:val="false"/>
-                <w:b w:val="false"/>
-                <w:u w:val="none"/>
-                <w:strike w:val="false"/>
-                <w:sz w:val="14"/>
-                <w:szCs w:val="14"/>
-                <w:color w:val="000000"/>
-              </w:rPr>
-              <w:t xml:space="preserve">1.16 (0.86–1.56)</w:t>
-            </w:r>
-          </w:p>
-        </w:tc>
-        <w:tc>
-          <w:tcPr>
-            <w:tcBorders>
-              <w:bottom w:val="none" w:sz="0" w:space="0" w:color="000000"/>
-              <w:top w:val="none" w:sz="0" w:space="0" w:color="000000"/>
-              <w:left w:val="none" w:sz="0" w:space="0" w:color="000000"/>
-              <w:right w:val="none" w:sz="0" w:space="0" w:color="000000"/>
-            </w:tcBorders>
-            <w:shd w:val="clear" w:color="auto" w:fill="FFFFFF"/>
-            <w:tcMar>
-              <w:top w:w="0" w:type="dxa"/>
-              <w:bottom w:w="0" w:type="dxa"/>
-              <w:left w:w="0" w:type="dxa"/>
-              <w:right w:w="0" w:type="dxa"/>
-            </w:tcMar>
-            <w:vAlign w:val="center"/>
-          </w:tcPr>
-          <w:p>
-            <w:pPr>
-              <w:pStyle w:val="Normal"/>
-              <w:jc w:val="left"/>
-              <w:pBdr>
-                <w:bottom w:val="none" w:sz="0" w:space="0" w:color="000000"/>
-                <w:top w:val="none" w:sz="0" w:space="0" w:color="000000"/>
-                <w:left w:val="none" w:sz="0" w:space="0" w:color="000000"/>
-                <w:right w:val="none" w:sz="0" w:space="0" w:color="000000"/>
-              </w:pBdr>
-              <w:spacing w:after="100" w:before="100" w:line="240"/>
-              <w:ind w:left="100" w:right="100" w:firstLine="0" w:firstLineChars="0"/>
-              <w:rPr>
-                <w:rFonts w:ascii="Times New Roman" w:hAnsi="Times New Roman" w:eastAsia="Times New Roman" w:cs="Times New Roman"/>
-                <w:i w:val="false"/>
-                <w:b w:val="false"/>
-                <w:u w:val="none"/>
-                <w:strike w:val="false"/>
-                <w:sz w:val="14"/>
-                <w:szCs w:val="14"/>
-                <w:color w:val="000000"/>
-              </w:rPr>
-            </w:pPr>
-            <w:r>
-              <w:rPr>
-                <w:rFonts w:ascii="Times New Roman" w:hAnsi="Times New Roman" w:eastAsia="Times New Roman" w:cs="Times New Roman"/>
-                <w:i w:val="false"/>
-                <w:b w:val="false"/>
-                <w:u w:val="none"/>
-                <w:strike w:val="false"/>
-                <w:sz w:val="14"/>
-                <w:szCs w:val="14"/>
-                <w:color w:val="000000"/>
-              </w:rPr>
-              <w:t xml:space="preserve">0.330</w:t>
+              <w:t xml:space="preserve">94</w:t>
+            </w:r>
+          </w:p>
+        </w:tc>
+        <w:tc>
+          <w:tcPr>
+            <w:tcBorders>
+              <w:bottom w:val="none" w:sz="0" w:space="0" w:color="000000"/>
+              <w:top w:val="none" w:sz="0" w:space="0" w:color="000000"/>
+              <w:left w:val="none" w:sz="0" w:space="0" w:color="000000"/>
+              <w:right w:val="none" w:sz="0" w:space="0" w:color="000000"/>
+            </w:tcBorders>
+            <w:shd w:val="clear" w:color="auto" w:fill="FFFFFF"/>
+            <w:tcMar>
+              <w:top w:w="0" w:type="dxa"/>
+              <w:bottom w:w="0" w:type="dxa"/>
+              <w:left w:w="0" w:type="dxa"/>
+              <w:right w:w="0" w:type="dxa"/>
+            </w:tcMar>
+            <w:vAlign w:val="center"/>
+          </w:tcPr>
+          <w:p>
+            <w:pPr>
+              <w:pStyle w:val="Normal"/>
+              <w:jc w:val="left"/>
+              <w:pBdr>
+                <w:bottom w:val="none" w:sz="0" w:space="0" w:color="000000"/>
+                <w:top w:val="none" w:sz="0" w:space="0" w:color="000000"/>
+                <w:left w:val="none" w:sz="0" w:space="0" w:color="000000"/>
+                <w:right w:val="none" w:sz="0" w:space="0" w:color="000000"/>
+              </w:pBdr>
+              <w:spacing w:after="100" w:before="100" w:line="240"/>
+              <w:ind w:left="100" w:right="100" w:firstLine="0" w:firstLineChars="0"/>
+              <w:rPr>
+                <w:rFonts w:ascii="Times New Roman" w:hAnsi="Times New Roman" w:eastAsia="Times New Roman" w:cs="Times New Roman"/>
+                <w:i w:val="false"/>
+                <w:b w:val="false"/>
+                <w:u w:val="none"/>
+                <w:strike w:val="false"/>
+                <w:sz w:val="14"/>
+                <w:szCs w:val="14"/>
+                <w:color w:val="000000"/>
+              </w:rPr>
+            </w:pPr>
+            <w:r>
+              <w:rPr>
+                <w:rFonts w:ascii="Times New Roman" w:hAnsi="Times New Roman" w:eastAsia="Times New Roman" w:cs="Times New Roman"/>
+                <w:i w:val="false"/>
+                <w:b w:val="false"/>
+                <w:u w:val="none"/>
+                <w:strike w:val="false"/>
+                <w:sz w:val="14"/>
+                <w:szCs w:val="14"/>
+                <w:color w:val="000000"/>
+              </w:rPr>
+              <w:t xml:space="preserve">1.14 (0.85–1.54)</w:t>
+            </w:r>
+          </w:p>
+        </w:tc>
+        <w:tc>
+          <w:tcPr>
+            <w:tcBorders>
+              <w:bottom w:val="none" w:sz="0" w:space="0" w:color="000000"/>
+              <w:top w:val="none" w:sz="0" w:space="0" w:color="000000"/>
+              <w:left w:val="none" w:sz="0" w:space="0" w:color="000000"/>
+              <w:right w:val="none" w:sz="0" w:space="0" w:color="000000"/>
+            </w:tcBorders>
+            <w:shd w:val="clear" w:color="auto" w:fill="FFFFFF"/>
+            <w:tcMar>
+              <w:top w:w="0" w:type="dxa"/>
+              <w:bottom w:w="0" w:type="dxa"/>
+              <w:left w:w="0" w:type="dxa"/>
+              <w:right w:w="0" w:type="dxa"/>
+            </w:tcMar>
+            <w:vAlign w:val="center"/>
+          </w:tcPr>
+          <w:p>
+            <w:pPr>
+              <w:pStyle w:val="Normal"/>
+              <w:jc w:val="left"/>
+              <w:pBdr>
+                <w:bottom w:val="none" w:sz="0" w:space="0" w:color="000000"/>
+                <w:top w:val="none" w:sz="0" w:space="0" w:color="000000"/>
+                <w:left w:val="none" w:sz="0" w:space="0" w:color="000000"/>
+                <w:right w:val="none" w:sz="0" w:space="0" w:color="000000"/>
+              </w:pBdr>
+              <w:spacing w:after="100" w:before="100" w:line="240"/>
+              <w:ind w:left="100" w:right="100" w:firstLine="0" w:firstLineChars="0"/>
+              <w:rPr>
+                <w:rFonts w:ascii="Times New Roman" w:hAnsi="Times New Roman" w:eastAsia="Times New Roman" w:cs="Times New Roman"/>
+                <w:i w:val="false"/>
+                <w:b w:val="false"/>
+                <w:u w:val="none"/>
+                <w:strike w:val="false"/>
+                <w:sz w:val="14"/>
+                <w:szCs w:val="14"/>
+                <w:color w:val="000000"/>
+              </w:rPr>
+            </w:pPr>
+            <w:r>
+              <w:rPr>
+                <w:rFonts w:ascii="Times New Roman" w:hAnsi="Times New Roman" w:eastAsia="Times New Roman" w:cs="Times New Roman"/>
+                <w:i w:val="false"/>
+                <w:b w:val="false"/>
+                <w:u w:val="none"/>
+                <w:strike w:val="false"/>
+                <w:sz w:val="14"/>
+                <w:szCs w:val="14"/>
+                <w:color w:val="000000"/>
+              </w:rPr>
+              <w:t xml:space="preserve">0.386</w:t>
             </w:r>
           </w:p>
         </w:tc>
@@ -12376,7 +12376,7 @@
                 <w:szCs w:val="14"/>
                 <w:color w:val="000000"/>
               </w:rPr>
-              <w:t xml:space="preserve">83</w:t>
+              <w:t xml:space="preserve">82</w:t>
             </w:r>
           </w:p>
         </w:tc>
@@ -12931,62 +12931,62 @@
                 <w:szCs w:val="14"/>
                 <w:color w:val="000000"/>
               </w:rPr>
-              <w:t xml:space="preserve">0.95 (0.71–1.29)</w:t>
-            </w:r>
-          </w:p>
-        </w:tc>
-        <w:tc>
-          <w:tcPr>
-            <w:tcBorders>
-              <w:bottom w:val="none" w:sz="0" w:space="0" w:color="000000"/>
-              <w:top w:val="none" w:sz="0" w:space="0" w:color="000000"/>
-              <w:left w:val="none" w:sz="0" w:space="0" w:color="000000"/>
-              <w:right w:val="none" w:sz="0" w:space="0" w:color="000000"/>
-            </w:tcBorders>
-            <w:shd w:val="clear" w:color="auto" w:fill="FFFFFF"/>
-            <w:tcMar>
-              <w:top w:w="0" w:type="dxa"/>
-              <w:bottom w:w="0" w:type="dxa"/>
-              <w:left w:w="0" w:type="dxa"/>
-              <w:right w:w="0" w:type="dxa"/>
-            </w:tcMar>
-            <w:vAlign w:val="center"/>
-          </w:tcPr>
-          <w:p>
-            <w:pPr>
-              <w:pStyle w:val="Normal"/>
-              <w:jc w:val="left"/>
-              <w:pBdr>
-                <w:bottom w:val="none" w:sz="0" w:space="0" w:color="000000"/>
-                <w:top w:val="none" w:sz="0" w:space="0" w:color="000000"/>
-                <w:left w:val="none" w:sz="0" w:space="0" w:color="000000"/>
-                <w:right w:val="none" w:sz="0" w:space="0" w:color="000000"/>
-              </w:pBdr>
-              <w:spacing w:after="100" w:before="100" w:line="240"/>
-              <w:ind w:left="100" w:right="100" w:firstLine="0" w:firstLineChars="0"/>
-              <w:rPr>
-                <w:rFonts w:ascii="Times New Roman" w:hAnsi="Times New Roman" w:eastAsia="Times New Roman" w:cs="Times New Roman"/>
-                <w:i w:val="false"/>
-                <w:b w:val="false"/>
-                <w:u w:val="none"/>
-                <w:strike w:val="false"/>
-                <w:sz w:val="14"/>
-                <w:szCs w:val="14"/>
-                <w:color w:val="000000"/>
-              </w:rPr>
-            </w:pPr>
-            <w:r>
-              <w:rPr>
-                <w:rFonts w:ascii="Times New Roman" w:hAnsi="Times New Roman" w:eastAsia="Times New Roman" w:cs="Times New Roman"/>
-                <w:i w:val="false"/>
-                <w:b w:val="false"/>
-                <w:u w:val="none"/>
-                <w:strike w:val="false"/>
-                <w:sz w:val="14"/>
-                <w:szCs w:val="14"/>
-                <w:color w:val="000000"/>
-              </w:rPr>
-              <w:t xml:space="preserve">0.759</w:t>
+              <w:t xml:space="preserve">0.97 (0.72–1.31)</w:t>
+            </w:r>
+          </w:p>
+        </w:tc>
+        <w:tc>
+          <w:tcPr>
+            <w:tcBorders>
+              <w:bottom w:val="none" w:sz="0" w:space="0" w:color="000000"/>
+              <w:top w:val="none" w:sz="0" w:space="0" w:color="000000"/>
+              <w:left w:val="none" w:sz="0" w:space="0" w:color="000000"/>
+              <w:right w:val="none" w:sz="0" w:space="0" w:color="000000"/>
+            </w:tcBorders>
+            <w:shd w:val="clear" w:color="auto" w:fill="FFFFFF"/>
+            <w:tcMar>
+              <w:top w:w="0" w:type="dxa"/>
+              <w:bottom w:w="0" w:type="dxa"/>
+              <w:left w:w="0" w:type="dxa"/>
+              <w:right w:w="0" w:type="dxa"/>
+            </w:tcMar>
+            <w:vAlign w:val="center"/>
+          </w:tcPr>
+          <w:p>
+            <w:pPr>
+              <w:pStyle w:val="Normal"/>
+              <w:jc w:val="left"/>
+              <w:pBdr>
+                <w:bottom w:val="none" w:sz="0" w:space="0" w:color="000000"/>
+                <w:top w:val="none" w:sz="0" w:space="0" w:color="000000"/>
+                <w:left w:val="none" w:sz="0" w:space="0" w:color="000000"/>
+                <w:right w:val="none" w:sz="0" w:space="0" w:color="000000"/>
+              </w:pBdr>
+              <w:spacing w:after="100" w:before="100" w:line="240"/>
+              <w:ind w:left="100" w:right="100" w:firstLine="0" w:firstLineChars="0"/>
+              <w:rPr>
+                <w:rFonts w:ascii="Times New Roman" w:hAnsi="Times New Roman" w:eastAsia="Times New Roman" w:cs="Times New Roman"/>
+                <w:i w:val="false"/>
+                <w:b w:val="false"/>
+                <w:u w:val="none"/>
+                <w:strike w:val="false"/>
+                <w:sz w:val="14"/>
+                <w:szCs w:val="14"/>
+                <w:color w:val="000000"/>
+              </w:rPr>
+            </w:pPr>
+            <w:r>
+              <w:rPr>
+                <w:rFonts w:ascii="Times New Roman" w:hAnsi="Times New Roman" w:eastAsia="Times New Roman" w:cs="Times New Roman"/>
+                <w:i w:val="false"/>
+                <w:b w:val="false"/>
+                <w:u w:val="none"/>
+                <w:strike w:val="false"/>
+                <w:sz w:val="14"/>
+                <w:szCs w:val="14"/>
+                <w:color w:val="000000"/>
+              </w:rPr>
+              <w:t xml:space="preserve">0.861</w:t>
             </w:r>
           </w:p>
         </w:tc>
@@ -13376,7 +13376,7 @@
                 <w:szCs w:val="14"/>
                 <w:color w:val="000000"/>
               </w:rPr>
-              <w:t xml:space="preserve">117</w:t>
+              <w:t xml:space="preserve">116</w:t>
             </w:r>
           </w:p>
         </w:tc>
@@ -13931,7 +13931,7 @@
                 <w:szCs w:val="14"/>
                 <w:color w:val="000000"/>
               </w:rPr>
-              <w:t xml:space="preserve">2.15 (1.56–2.96)</w:t>
+              <w:t xml:space="preserve">2.17 (1.57–2.99)</w:t>
             </w:r>
           </w:p>
         </w:tc>
@@ -14376,62 +14376,62 @@
                 <w:szCs w:val="14"/>
                 <w:color w:val="000000"/>
               </w:rPr>
-              <w:t xml:space="preserve">176</w:t>
-            </w:r>
-          </w:p>
-        </w:tc>
-        <w:tc>
-          <w:tcPr>
-            <w:tcBorders>
-              <w:bottom w:val="none" w:sz="0" w:space="0" w:color="000000"/>
-              <w:top w:val="none" w:sz="0" w:space="0" w:color="000000"/>
-              <w:left w:val="none" w:sz="0" w:space="0" w:color="000000"/>
-              <w:right w:val="none" w:sz="0" w:space="0" w:color="000000"/>
-            </w:tcBorders>
-            <w:shd w:val="clear" w:color="auto" w:fill="FFFFFF"/>
-            <w:tcMar>
-              <w:top w:w="0" w:type="dxa"/>
-              <w:bottom w:w="0" w:type="dxa"/>
-              <w:left w:w="0" w:type="dxa"/>
-              <w:right w:w="0" w:type="dxa"/>
-            </w:tcMar>
-            <w:vAlign w:val="center"/>
-          </w:tcPr>
-          <w:p>
-            <w:pPr>
-              <w:pStyle w:val="Normal"/>
-              <w:jc w:val="left"/>
-              <w:pBdr>
-                <w:bottom w:val="none" w:sz="0" w:space="0" w:color="000000"/>
-                <w:top w:val="none" w:sz="0" w:space="0" w:color="000000"/>
-                <w:left w:val="none" w:sz="0" w:space="0" w:color="000000"/>
-                <w:right w:val="none" w:sz="0" w:space="0" w:color="000000"/>
-              </w:pBdr>
-              <w:spacing w:after="100" w:before="100" w:line="240"/>
-              <w:ind w:left="100" w:right="100" w:firstLine="0" w:firstLineChars="0"/>
-              <w:rPr>
-                <w:rFonts w:ascii="Times New Roman" w:hAnsi="Times New Roman" w:eastAsia="Times New Roman" w:cs="Times New Roman"/>
-                <w:i w:val="false"/>
-                <w:b w:val="false"/>
-                <w:u w:val="none"/>
-                <w:strike w:val="false"/>
-                <w:sz w:val="14"/>
-                <w:szCs w:val="14"/>
-                <w:color w:val="000000"/>
-              </w:rPr>
-            </w:pPr>
-            <w:r>
-              <w:rPr>
-                <w:rFonts w:ascii="Times New Roman" w:hAnsi="Times New Roman" w:eastAsia="Times New Roman" w:cs="Times New Roman"/>
-                <w:i w:val="false"/>
-                <w:b w:val="false"/>
-                <w:u w:val="none"/>
-                <w:strike w:val="false"/>
-                <w:sz w:val="14"/>
-                <w:szCs w:val="14"/>
-                <w:color w:val="000000"/>
-              </w:rPr>
-              <w:t xml:space="preserve">1.42 (1.21–1.66)</w:t>
+              <w:t xml:space="preserve">175</w:t>
+            </w:r>
+          </w:p>
+        </w:tc>
+        <w:tc>
+          <w:tcPr>
+            <w:tcBorders>
+              <w:bottom w:val="none" w:sz="0" w:space="0" w:color="000000"/>
+              <w:top w:val="none" w:sz="0" w:space="0" w:color="000000"/>
+              <w:left w:val="none" w:sz="0" w:space="0" w:color="000000"/>
+              <w:right w:val="none" w:sz="0" w:space="0" w:color="000000"/>
+            </w:tcBorders>
+            <w:shd w:val="clear" w:color="auto" w:fill="FFFFFF"/>
+            <w:tcMar>
+              <w:top w:w="0" w:type="dxa"/>
+              <w:bottom w:w="0" w:type="dxa"/>
+              <w:left w:w="0" w:type="dxa"/>
+              <w:right w:w="0" w:type="dxa"/>
+            </w:tcMar>
+            <w:vAlign w:val="center"/>
+          </w:tcPr>
+          <w:p>
+            <w:pPr>
+              <w:pStyle w:val="Normal"/>
+              <w:jc w:val="left"/>
+              <w:pBdr>
+                <w:bottom w:val="none" w:sz="0" w:space="0" w:color="000000"/>
+                <w:top w:val="none" w:sz="0" w:space="0" w:color="000000"/>
+                <w:left w:val="none" w:sz="0" w:space="0" w:color="000000"/>
+                <w:right w:val="none" w:sz="0" w:space="0" w:color="000000"/>
+              </w:pBdr>
+              <w:spacing w:after="100" w:before="100" w:line="240"/>
+              <w:ind w:left="100" w:right="100" w:firstLine="0" w:firstLineChars="0"/>
+              <w:rPr>
+                <w:rFonts w:ascii="Times New Roman" w:hAnsi="Times New Roman" w:eastAsia="Times New Roman" w:cs="Times New Roman"/>
+                <w:i w:val="false"/>
+                <w:b w:val="false"/>
+                <w:u w:val="none"/>
+                <w:strike w:val="false"/>
+                <w:sz w:val="14"/>
+                <w:szCs w:val="14"/>
+                <w:color w:val="000000"/>
+              </w:rPr>
+            </w:pPr>
+            <w:r>
+              <w:rPr>
+                <w:rFonts w:ascii="Times New Roman" w:hAnsi="Times New Roman" w:eastAsia="Times New Roman" w:cs="Times New Roman"/>
+                <w:i w:val="false"/>
+                <w:b w:val="false"/>
+                <w:u w:val="none"/>
+                <w:strike w:val="false"/>
+                <w:sz w:val="14"/>
+                <w:szCs w:val="14"/>
+                <w:color w:val="000000"/>
+              </w:rPr>
+              <w:t xml:space="preserve">1.43 (1.22–1.68)</w:t>
             </w:r>
           </w:p>
         </w:tc>
@@ -15376,117 +15376,117 @@
                 <w:szCs w:val="14"/>
                 <w:color w:val="000000"/>
               </w:rPr>
-              <w:t xml:space="preserve">95</w:t>
-            </w:r>
-          </w:p>
-        </w:tc>
-        <w:tc>
-          <w:tcPr>
-            <w:tcBorders>
-              <w:bottom w:val="none" w:sz="0" w:space="0" w:color="000000"/>
-              <w:top w:val="none" w:sz="0" w:space="0" w:color="000000"/>
-              <w:left w:val="none" w:sz="0" w:space="0" w:color="000000"/>
-              <w:right w:val="none" w:sz="0" w:space="0" w:color="000000"/>
-            </w:tcBorders>
-            <w:shd w:val="clear" w:color="auto" w:fill="FFFFFF"/>
-            <w:tcMar>
-              <w:top w:w="0" w:type="dxa"/>
-              <w:bottom w:w="0" w:type="dxa"/>
-              <w:left w:w="0" w:type="dxa"/>
-              <w:right w:w="0" w:type="dxa"/>
-            </w:tcMar>
-            <w:vAlign w:val="center"/>
-          </w:tcPr>
-          <w:p>
-            <w:pPr>
-              <w:pStyle w:val="Normal"/>
-              <w:jc w:val="left"/>
-              <w:pBdr>
-                <w:bottom w:val="none" w:sz="0" w:space="0" w:color="000000"/>
-                <w:top w:val="none" w:sz="0" w:space="0" w:color="000000"/>
-                <w:left w:val="none" w:sz="0" w:space="0" w:color="000000"/>
-                <w:right w:val="none" w:sz="0" w:space="0" w:color="000000"/>
-              </w:pBdr>
-              <w:spacing w:after="100" w:before="100" w:line="240"/>
-              <w:ind w:left="100" w:right="100" w:firstLine="0" w:firstLineChars="0"/>
-              <w:rPr>
-                <w:rFonts w:ascii="Times New Roman" w:hAnsi="Times New Roman" w:eastAsia="Times New Roman" w:cs="Times New Roman"/>
-                <w:i w:val="false"/>
-                <w:b w:val="false"/>
-                <w:u w:val="none"/>
-                <w:strike w:val="false"/>
-                <w:sz w:val="14"/>
-                <w:szCs w:val="14"/>
-                <w:color w:val="000000"/>
-              </w:rPr>
-            </w:pPr>
-            <w:r>
-              <w:rPr>
-                <w:rFonts w:ascii="Times New Roman" w:hAnsi="Times New Roman" w:eastAsia="Times New Roman" w:cs="Times New Roman"/>
-                <w:i w:val="false"/>
-                <w:b w:val="false"/>
-                <w:u w:val="none"/>
-                <w:strike w:val="false"/>
-                <w:sz w:val="14"/>
-                <w:szCs w:val="14"/>
-                <w:color w:val="000000"/>
-              </w:rPr>
-              <w:t xml:space="preserve">1.03 (0.75–1.41)</w:t>
-            </w:r>
-          </w:p>
-        </w:tc>
-        <w:tc>
-          <w:tcPr>
-            <w:tcBorders>
-              <w:bottom w:val="none" w:sz="0" w:space="0" w:color="000000"/>
-              <w:top w:val="none" w:sz="0" w:space="0" w:color="000000"/>
-              <w:left w:val="none" w:sz="0" w:space="0" w:color="000000"/>
-              <w:right w:val="none" w:sz="0" w:space="0" w:color="000000"/>
-            </w:tcBorders>
-            <w:shd w:val="clear" w:color="auto" w:fill="FFFFFF"/>
-            <w:tcMar>
-              <w:top w:w="0" w:type="dxa"/>
-              <w:bottom w:w="0" w:type="dxa"/>
-              <w:left w:w="0" w:type="dxa"/>
-              <w:right w:w="0" w:type="dxa"/>
-            </w:tcMar>
-            <w:vAlign w:val="center"/>
-          </w:tcPr>
-          <w:p>
-            <w:pPr>
-              <w:pStyle w:val="Normal"/>
-              <w:jc w:val="left"/>
-              <w:pBdr>
-                <w:bottom w:val="none" w:sz="0" w:space="0" w:color="000000"/>
-                <w:top w:val="none" w:sz="0" w:space="0" w:color="000000"/>
-                <w:left w:val="none" w:sz="0" w:space="0" w:color="000000"/>
-                <w:right w:val="none" w:sz="0" w:space="0" w:color="000000"/>
-              </w:pBdr>
-              <w:spacing w:after="100" w:before="100" w:line="240"/>
-              <w:ind w:left="100" w:right="100" w:firstLine="0" w:firstLineChars="0"/>
-              <w:rPr>
-                <w:rFonts w:ascii="Times New Roman" w:hAnsi="Times New Roman" w:eastAsia="Times New Roman" w:cs="Times New Roman"/>
-                <w:i w:val="false"/>
-                <w:b w:val="false"/>
-                <w:u w:val="none"/>
-                <w:strike w:val="false"/>
-                <w:sz w:val="14"/>
-                <w:szCs w:val="14"/>
-                <w:color w:val="000000"/>
-              </w:rPr>
-            </w:pPr>
-            <w:r>
-              <w:rPr>
-                <w:rFonts w:ascii="Times New Roman" w:hAnsi="Times New Roman" w:eastAsia="Times New Roman" w:cs="Times New Roman"/>
-                <w:i w:val="false"/>
-                <w:b w:val="false"/>
-                <w:u w:val="none"/>
-                <w:strike w:val="false"/>
-                <w:sz w:val="14"/>
-                <w:szCs w:val="14"/>
-                <w:color w:val="000000"/>
-              </w:rPr>
-              <w:t xml:space="preserve">0.843</w:t>
+              <w:t xml:space="preserve">94</w:t>
+            </w:r>
+          </w:p>
+        </w:tc>
+        <w:tc>
+          <w:tcPr>
+            <w:tcBorders>
+              <w:bottom w:val="none" w:sz="0" w:space="0" w:color="000000"/>
+              <w:top w:val="none" w:sz="0" w:space="0" w:color="000000"/>
+              <w:left w:val="none" w:sz="0" w:space="0" w:color="000000"/>
+              <w:right w:val="none" w:sz="0" w:space="0" w:color="000000"/>
+            </w:tcBorders>
+            <w:shd w:val="clear" w:color="auto" w:fill="FFFFFF"/>
+            <w:tcMar>
+              <w:top w:w="0" w:type="dxa"/>
+              <w:bottom w:w="0" w:type="dxa"/>
+              <w:left w:w="0" w:type="dxa"/>
+              <w:right w:w="0" w:type="dxa"/>
+            </w:tcMar>
+            <w:vAlign w:val="center"/>
+          </w:tcPr>
+          <w:p>
+            <w:pPr>
+              <w:pStyle w:val="Normal"/>
+              <w:jc w:val="left"/>
+              <w:pBdr>
+                <w:bottom w:val="none" w:sz="0" w:space="0" w:color="000000"/>
+                <w:top w:val="none" w:sz="0" w:space="0" w:color="000000"/>
+                <w:left w:val="none" w:sz="0" w:space="0" w:color="000000"/>
+                <w:right w:val="none" w:sz="0" w:space="0" w:color="000000"/>
+              </w:pBdr>
+              <w:spacing w:after="100" w:before="100" w:line="240"/>
+              <w:ind w:left="100" w:right="100" w:firstLine="0" w:firstLineChars="0"/>
+              <w:rPr>
+                <w:rFonts w:ascii="Times New Roman" w:hAnsi="Times New Roman" w:eastAsia="Times New Roman" w:cs="Times New Roman"/>
+                <w:i w:val="false"/>
+                <w:b w:val="false"/>
+                <w:u w:val="none"/>
+                <w:strike w:val="false"/>
+                <w:sz w:val="14"/>
+                <w:szCs w:val="14"/>
+                <w:color w:val="000000"/>
+              </w:rPr>
+            </w:pPr>
+            <w:r>
+              <w:rPr>
+                <w:rFonts w:ascii="Times New Roman" w:hAnsi="Times New Roman" w:eastAsia="Times New Roman" w:cs="Times New Roman"/>
+                <w:i w:val="false"/>
+                <w:b w:val="false"/>
+                <w:u w:val="none"/>
+                <w:strike w:val="false"/>
+                <w:sz w:val="14"/>
+                <w:szCs w:val="14"/>
+                <w:color w:val="000000"/>
+              </w:rPr>
+              <w:t xml:space="preserve">1.02 (0.74–1.39)</w:t>
+            </w:r>
+          </w:p>
+        </w:tc>
+        <w:tc>
+          <w:tcPr>
+            <w:tcBorders>
+              <w:bottom w:val="none" w:sz="0" w:space="0" w:color="000000"/>
+              <w:top w:val="none" w:sz="0" w:space="0" w:color="000000"/>
+              <w:left w:val="none" w:sz="0" w:space="0" w:color="000000"/>
+              <w:right w:val="none" w:sz="0" w:space="0" w:color="000000"/>
+            </w:tcBorders>
+            <w:shd w:val="clear" w:color="auto" w:fill="FFFFFF"/>
+            <w:tcMar>
+              <w:top w:w="0" w:type="dxa"/>
+              <w:bottom w:w="0" w:type="dxa"/>
+              <w:left w:w="0" w:type="dxa"/>
+              <w:right w:w="0" w:type="dxa"/>
+            </w:tcMar>
+            <w:vAlign w:val="center"/>
+          </w:tcPr>
+          <w:p>
+            <w:pPr>
+              <w:pStyle w:val="Normal"/>
+              <w:jc w:val="left"/>
+              <w:pBdr>
+                <w:bottom w:val="none" w:sz="0" w:space="0" w:color="000000"/>
+                <w:top w:val="none" w:sz="0" w:space="0" w:color="000000"/>
+                <w:left w:val="none" w:sz="0" w:space="0" w:color="000000"/>
+                <w:right w:val="none" w:sz="0" w:space="0" w:color="000000"/>
+              </w:pBdr>
+              <w:spacing w:after="100" w:before="100" w:line="240"/>
+              <w:ind w:left="100" w:right="100" w:firstLine="0" w:firstLineChars="0"/>
+              <w:rPr>
+                <w:rFonts w:ascii="Times New Roman" w:hAnsi="Times New Roman" w:eastAsia="Times New Roman" w:cs="Times New Roman"/>
+                <w:i w:val="false"/>
+                <w:b w:val="false"/>
+                <w:u w:val="none"/>
+                <w:strike w:val="false"/>
+                <w:sz w:val="14"/>
+                <w:szCs w:val="14"/>
+                <w:color w:val="000000"/>
+              </w:rPr>
+            </w:pPr>
+            <w:r>
+              <w:rPr>
+                <w:rFonts w:ascii="Times New Roman" w:hAnsi="Times New Roman" w:eastAsia="Times New Roman" w:cs="Times New Roman"/>
+                <w:i w:val="false"/>
+                <w:b w:val="false"/>
+                <w:u w:val="none"/>
+                <w:strike w:val="false"/>
+                <w:sz w:val="14"/>
+                <w:szCs w:val="14"/>
+                <w:color w:val="000000"/>
+              </w:rPr>
+              <w:t xml:space="preserve">0.920</w:t>
             </w:r>
           </w:p>
         </w:tc>
@@ -15876,7 +15876,7 @@
                 <w:szCs w:val="14"/>
                 <w:color w:val="000000"/>
               </w:rPr>
-              <w:t xml:space="preserve">83</w:t>
+              <w:t xml:space="preserve">82</w:t>
             </w:r>
           </w:p>
         </w:tc>
@@ -16431,62 +16431,62 @@
                 <w:szCs w:val="14"/>
                 <w:color w:val="000000"/>
               </w:rPr>
-              <w:t xml:space="preserve">0.99 (0.73–1.36)</w:t>
-            </w:r>
-          </w:p>
-        </w:tc>
-        <w:tc>
-          <w:tcPr>
-            <w:tcBorders>
-              <w:bottom w:val="none" w:sz="0" w:space="0" w:color="000000"/>
-              <w:top w:val="none" w:sz="0" w:space="0" w:color="000000"/>
-              <w:left w:val="none" w:sz="0" w:space="0" w:color="000000"/>
-              <w:right w:val="none" w:sz="0" w:space="0" w:color="000000"/>
-            </w:tcBorders>
-            <w:shd w:val="clear" w:color="auto" w:fill="FFFFFF"/>
-            <w:tcMar>
-              <w:top w:w="0" w:type="dxa"/>
-              <w:bottom w:w="0" w:type="dxa"/>
-              <w:left w:w="0" w:type="dxa"/>
-              <w:right w:w="0" w:type="dxa"/>
-            </w:tcMar>
-            <w:vAlign w:val="center"/>
-          </w:tcPr>
-          <w:p>
-            <w:pPr>
-              <w:pStyle w:val="Normal"/>
-              <w:jc w:val="left"/>
-              <w:pBdr>
-                <w:bottom w:val="none" w:sz="0" w:space="0" w:color="000000"/>
-                <w:top w:val="none" w:sz="0" w:space="0" w:color="000000"/>
-                <w:left w:val="none" w:sz="0" w:space="0" w:color="000000"/>
-                <w:right w:val="none" w:sz="0" w:space="0" w:color="000000"/>
-              </w:pBdr>
-              <w:spacing w:after="100" w:before="100" w:line="240"/>
-              <w:ind w:left="100" w:right="100" w:firstLine="0" w:firstLineChars="0"/>
-              <w:rPr>
-                <w:rFonts w:ascii="Times New Roman" w:hAnsi="Times New Roman" w:eastAsia="Times New Roman" w:cs="Times New Roman"/>
-                <w:i w:val="false"/>
-                <w:b w:val="false"/>
-                <w:u w:val="none"/>
-                <w:strike w:val="false"/>
-                <w:sz w:val="14"/>
-                <w:szCs w:val="14"/>
-                <w:color w:val="000000"/>
-              </w:rPr>
-            </w:pPr>
-            <w:r>
-              <w:rPr>
-                <w:rFonts w:ascii="Times New Roman" w:hAnsi="Times New Roman" w:eastAsia="Times New Roman" w:cs="Times New Roman"/>
-                <w:i w:val="false"/>
-                <w:b w:val="false"/>
-                <w:u w:val="none"/>
-                <w:strike w:val="false"/>
-                <w:sz w:val="14"/>
-                <w:szCs w:val="14"/>
-                <w:color w:val="000000"/>
-              </w:rPr>
-              <w:t xml:space="preserve">0.965</w:t>
+              <w:t xml:space="preserve">1.02 (0.75–1.40)</w:t>
+            </w:r>
+          </w:p>
+        </w:tc>
+        <w:tc>
+          <w:tcPr>
+            <w:tcBorders>
+              <w:bottom w:val="none" w:sz="0" w:space="0" w:color="000000"/>
+              <w:top w:val="none" w:sz="0" w:space="0" w:color="000000"/>
+              <w:left w:val="none" w:sz="0" w:space="0" w:color="000000"/>
+              <w:right w:val="none" w:sz="0" w:space="0" w:color="000000"/>
+            </w:tcBorders>
+            <w:shd w:val="clear" w:color="auto" w:fill="FFFFFF"/>
+            <w:tcMar>
+              <w:top w:w="0" w:type="dxa"/>
+              <w:bottom w:w="0" w:type="dxa"/>
+              <w:left w:w="0" w:type="dxa"/>
+              <w:right w:w="0" w:type="dxa"/>
+            </w:tcMar>
+            <w:vAlign w:val="center"/>
+          </w:tcPr>
+          <w:p>
+            <w:pPr>
+              <w:pStyle w:val="Normal"/>
+              <w:jc w:val="left"/>
+              <w:pBdr>
+                <w:bottom w:val="none" w:sz="0" w:space="0" w:color="000000"/>
+                <w:top w:val="none" w:sz="0" w:space="0" w:color="000000"/>
+                <w:left w:val="none" w:sz="0" w:space="0" w:color="000000"/>
+                <w:right w:val="none" w:sz="0" w:space="0" w:color="000000"/>
+              </w:pBdr>
+              <w:spacing w:after="100" w:before="100" w:line="240"/>
+              <w:ind w:left="100" w:right="100" w:firstLine="0" w:firstLineChars="0"/>
+              <w:rPr>
+                <w:rFonts w:ascii="Times New Roman" w:hAnsi="Times New Roman" w:eastAsia="Times New Roman" w:cs="Times New Roman"/>
+                <w:i w:val="false"/>
+                <w:b w:val="false"/>
+                <w:u w:val="none"/>
+                <w:strike w:val="false"/>
+                <w:sz w:val="14"/>
+                <w:szCs w:val="14"/>
+                <w:color w:val="000000"/>
+              </w:rPr>
+            </w:pPr>
+            <w:r>
+              <w:rPr>
+                <w:rFonts w:ascii="Times New Roman" w:hAnsi="Times New Roman" w:eastAsia="Times New Roman" w:cs="Times New Roman"/>
+                <w:i w:val="false"/>
+                <w:b w:val="false"/>
+                <w:u w:val="none"/>
+                <w:strike w:val="false"/>
+                <w:sz w:val="14"/>
+                <w:szCs w:val="14"/>
+                <w:color w:val="000000"/>
+              </w:rPr>
+              <w:t xml:space="preserve">0.900</w:t>
             </w:r>
           </w:p>
         </w:tc>
@@ -16876,7 +16876,7 @@
                 <w:szCs w:val="14"/>
                 <w:color w:val="000000"/>
               </w:rPr>
-              <w:t xml:space="preserve">117</w:t>
+              <w:t xml:space="preserve">116</w:t>
             </w:r>
           </w:p>
         </w:tc>
@@ -17431,7 +17431,7 @@
                 <w:szCs w:val="14"/>
                 <w:color w:val="000000"/>
               </w:rPr>
-              <w:t xml:space="preserve">2.04 (1.46–2.84)</w:t>
+              <w:t xml:space="preserve">2.07 (1.48–2.89)</w:t>
             </w:r>
           </w:p>
         </w:tc>
@@ -17876,7 +17876,7 @@
                 <w:szCs w:val="14"/>
                 <w:color w:val="000000"/>
               </w:rPr>
-              <w:t xml:space="preserve">76</w:t>
+              <w:t xml:space="preserve">75</w:t>
             </w:r>
           </w:p>
         </w:tc>
@@ -18431,62 +18431,62 @@
                 <w:szCs w:val="14"/>
                 <w:color w:val="000000"/>
               </w:rPr>
-              <w:t xml:space="preserve">1.52 (1.13–2.05)</w:t>
-            </w:r>
-          </w:p>
-        </w:tc>
-        <w:tc>
-          <w:tcPr>
-            <w:tcBorders>
-              <w:bottom w:val="none" w:sz="0" w:space="0" w:color="000000"/>
-              <w:top w:val="none" w:sz="0" w:space="0" w:color="000000"/>
-              <w:left w:val="none" w:sz="0" w:space="0" w:color="000000"/>
-              <w:right w:val="none" w:sz="0" w:space="0" w:color="000000"/>
-            </w:tcBorders>
-            <w:shd w:val="clear" w:color="auto" w:fill="FFFFFF"/>
-            <w:tcMar>
-              <w:top w:w="0" w:type="dxa"/>
-              <w:bottom w:w="0" w:type="dxa"/>
-              <w:left w:w="0" w:type="dxa"/>
-              <w:right w:w="0" w:type="dxa"/>
-            </w:tcMar>
-            <w:vAlign w:val="center"/>
-          </w:tcPr>
-          <w:p>
-            <w:pPr>
-              <w:pStyle w:val="Normal"/>
-              <w:jc w:val="left"/>
-              <w:pBdr>
-                <w:bottom w:val="none" w:sz="0" w:space="0" w:color="000000"/>
-                <w:top w:val="none" w:sz="0" w:space="0" w:color="000000"/>
-                <w:left w:val="none" w:sz="0" w:space="0" w:color="000000"/>
-                <w:right w:val="none" w:sz="0" w:space="0" w:color="000000"/>
-              </w:pBdr>
-              <w:spacing w:after="100" w:before="100" w:line="240"/>
-              <w:ind w:left="100" w:right="100" w:firstLine="0" w:firstLineChars="0"/>
-              <w:rPr>
-                <w:rFonts w:ascii="Times New Roman" w:hAnsi="Times New Roman" w:eastAsia="Times New Roman" w:cs="Times New Roman"/>
-                <w:i w:val="false"/>
-                <w:b w:val="false"/>
-                <w:u w:val="none"/>
-                <w:strike w:val="false"/>
-                <w:sz w:val="14"/>
-                <w:szCs w:val="14"/>
-                <w:color w:val="000000"/>
-              </w:rPr>
-            </w:pPr>
-            <w:r>
-              <w:rPr>
-                <w:rFonts w:ascii="Times New Roman" w:hAnsi="Times New Roman" w:eastAsia="Times New Roman" w:cs="Times New Roman"/>
-                <w:i w:val="false"/>
-                <w:b w:val="false"/>
-                <w:u w:val="none"/>
-                <w:strike w:val="false"/>
-                <w:sz w:val="14"/>
-                <w:szCs w:val="14"/>
-                <w:color w:val="000000"/>
-              </w:rPr>
-              <w:t xml:space="preserve">0.006</w:t>
+              <w:t xml:space="preserve">1.56 (1.15–2.10)</w:t>
+            </w:r>
+          </w:p>
+        </w:tc>
+        <w:tc>
+          <w:tcPr>
+            <w:tcBorders>
+              <w:bottom w:val="none" w:sz="0" w:space="0" w:color="000000"/>
+              <w:top w:val="none" w:sz="0" w:space="0" w:color="000000"/>
+              <w:left w:val="none" w:sz="0" w:space="0" w:color="000000"/>
+              <w:right w:val="none" w:sz="0" w:space="0" w:color="000000"/>
+            </w:tcBorders>
+            <w:shd w:val="clear" w:color="auto" w:fill="FFFFFF"/>
+            <w:tcMar>
+              <w:top w:w="0" w:type="dxa"/>
+              <w:bottom w:w="0" w:type="dxa"/>
+              <w:left w:w="0" w:type="dxa"/>
+              <w:right w:w="0" w:type="dxa"/>
+            </w:tcMar>
+            <w:vAlign w:val="center"/>
+          </w:tcPr>
+          <w:p>
+            <w:pPr>
+              <w:pStyle w:val="Normal"/>
+              <w:jc w:val="left"/>
+              <w:pBdr>
+                <w:bottom w:val="none" w:sz="0" w:space="0" w:color="000000"/>
+                <w:top w:val="none" w:sz="0" w:space="0" w:color="000000"/>
+                <w:left w:val="none" w:sz="0" w:space="0" w:color="000000"/>
+                <w:right w:val="none" w:sz="0" w:space="0" w:color="000000"/>
+              </w:pBdr>
+              <w:spacing w:after="100" w:before="100" w:line="240"/>
+              <w:ind w:left="100" w:right="100" w:firstLine="0" w:firstLineChars="0"/>
+              <w:rPr>
+                <w:rFonts w:ascii="Times New Roman" w:hAnsi="Times New Roman" w:eastAsia="Times New Roman" w:cs="Times New Roman"/>
+                <w:i w:val="false"/>
+                <w:b w:val="false"/>
+                <w:u w:val="none"/>
+                <w:strike w:val="false"/>
+                <w:sz w:val="14"/>
+                <w:szCs w:val="14"/>
+                <w:color w:val="000000"/>
+              </w:rPr>
+            </w:pPr>
+            <w:r>
+              <w:rPr>
+                <w:rFonts w:ascii="Times New Roman" w:hAnsi="Times New Roman" w:eastAsia="Times New Roman" w:cs="Times New Roman"/>
+                <w:i w:val="false"/>
+                <w:b w:val="false"/>
+                <w:u w:val="none"/>
+                <w:strike w:val="false"/>
+                <w:sz w:val="14"/>
+                <w:szCs w:val="14"/>
+                <w:color w:val="000000"/>
+              </w:rPr>
+              <w:t xml:space="preserve">0.004</w:t>
             </w:r>
           </w:p>
         </w:tc>
@@ -18876,62 +18876,62 @@
                 <w:szCs w:val="14"/>
                 <w:color w:val="000000"/>
               </w:rPr>
-              <w:t xml:space="preserve">178</w:t>
-            </w:r>
-          </w:p>
-        </w:tc>
-        <w:tc>
-          <w:tcPr>
-            <w:tcBorders>
-              <w:bottom w:val="none" w:sz="0" w:space="0" w:color="000000"/>
-              <w:top w:val="none" w:sz="0" w:space="0" w:color="000000"/>
-              <w:left w:val="none" w:sz="0" w:space="0" w:color="000000"/>
-              <w:right w:val="none" w:sz="0" w:space="0" w:color="000000"/>
-            </w:tcBorders>
-            <w:shd w:val="clear" w:color="auto" w:fill="FFFFFF"/>
-            <w:tcMar>
-              <w:top w:w="0" w:type="dxa"/>
-              <w:bottom w:w="0" w:type="dxa"/>
-              <w:left w:w="0" w:type="dxa"/>
-              <w:right w:w="0" w:type="dxa"/>
-            </w:tcMar>
-            <w:vAlign w:val="center"/>
-          </w:tcPr>
-          <w:p>
-            <w:pPr>
-              <w:pStyle w:val="Normal"/>
-              <w:jc w:val="left"/>
-              <w:pBdr>
-                <w:bottom w:val="none" w:sz="0" w:space="0" w:color="000000"/>
-                <w:top w:val="none" w:sz="0" w:space="0" w:color="000000"/>
-                <w:left w:val="none" w:sz="0" w:space="0" w:color="000000"/>
-                <w:right w:val="none" w:sz="0" w:space="0" w:color="000000"/>
-              </w:pBdr>
-              <w:spacing w:after="100" w:before="100" w:line="240"/>
-              <w:ind w:left="100" w:right="100" w:firstLine="0" w:firstLineChars="0"/>
-              <w:rPr>
-                <w:rFonts w:ascii="Times New Roman" w:hAnsi="Times New Roman" w:eastAsia="Times New Roman" w:cs="Times New Roman"/>
-                <w:i w:val="false"/>
-                <w:b w:val="false"/>
-                <w:u w:val="none"/>
-                <w:strike w:val="false"/>
-                <w:sz w:val="14"/>
-                <w:szCs w:val="14"/>
-                <w:color w:val="000000"/>
-              </w:rPr>
-            </w:pPr>
-            <w:r>
-              <w:rPr>
-                <w:rFonts w:ascii="Times New Roman" w:hAnsi="Times New Roman" w:eastAsia="Times New Roman" w:cs="Times New Roman"/>
-                <w:i w:val="false"/>
-                <w:b w:val="false"/>
-                <w:u w:val="none"/>
-                <w:strike w:val="false"/>
-                <w:sz w:val="14"/>
-                <w:szCs w:val="14"/>
-                <w:color w:val="000000"/>
-              </w:rPr>
-              <w:t xml:space="preserve">1.42 (1.22–1.65)</w:t>
+              <w:t xml:space="preserve">177</w:t>
+            </w:r>
+          </w:p>
+        </w:tc>
+        <w:tc>
+          <w:tcPr>
+            <w:tcBorders>
+              <w:bottom w:val="none" w:sz="0" w:space="0" w:color="000000"/>
+              <w:top w:val="none" w:sz="0" w:space="0" w:color="000000"/>
+              <w:left w:val="none" w:sz="0" w:space="0" w:color="000000"/>
+              <w:right w:val="none" w:sz="0" w:space="0" w:color="000000"/>
+            </w:tcBorders>
+            <w:shd w:val="clear" w:color="auto" w:fill="FFFFFF"/>
+            <w:tcMar>
+              <w:top w:w="0" w:type="dxa"/>
+              <w:bottom w:w="0" w:type="dxa"/>
+              <w:left w:w="0" w:type="dxa"/>
+              <w:right w:w="0" w:type="dxa"/>
+            </w:tcMar>
+            <w:vAlign w:val="center"/>
+          </w:tcPr>
+          <w:p>
+            <w:pPr>
+              <w:pStyle w:val="Normal"/>
+              <w:jc w:val="left"/>
+              <w:pBdr>
+                <w:bottom w:val="none" w:sz="0" w:space="0" w:color="000000"/>
+                <w:top w:val="none" w:sz="0" w:space="0" w:color="000000"/>
+                <w:left w:val="none" w:sz="0" w:space="0" w:color="000000"/>
+                <w:right w:val="none" w:sz="0" w:space="0" w:color="000000"/>
+              </w:pBdr>
+              <w:spacing w:after="100" w:before="100" w:line="240"/>
+              <w:ind w:left="100" w:right="100" w:firstLine="0" w:firstLineChars="0"/>
+              <w:rPr>
+                <w:rFonts w:ascii="Times New Roman" w:hAnsi="Times New Roman" w:eastAsia="Times New Roman" w:cs="Times New Roman"/>
+                <w:i w:val="false"/>
+                <w:b w:val="false"/>
+                <w:u w:val="none"/>
+                <w:strike w:val="false"/>
+                <w:sz w:val="14"/>
+                <w:szCs w:val="14"/>
+                <w:color w:val="000000"/>
+              </w:rPr>
+            </w:pPr>
+            <w:r>
+              <w:rPr>
+                <w:rFonts w:ascii="Times New Roman" w:hAnsi="Times New Roman" w:eastAsia="Times New Roman" w:cs="Times New Roman"/>
+                <w:i w:val="false"/>
+                <w:b w:val="false"/>
+                <w:u w:val="none"/>
+                <w:strike w:val="false"/>
+                <w:sz w:val="14"/>
+                <w:szCs w:val="14"/>
+                <w:color w:val="000000"/>
+              </w:rPr>
+              <w:t xml:space="preserve">1.43 (1.23–1.66)</w:t>
             </w:r>
           </w:p>
         </w:tc>
@@ -19376,62 +19376,62 @@
                 <w:szCs w:val="14"/>
                 <w:color w:val="000000"/>
               </w:rPr>
-              <w:t xml:space="preserve">176</w:t>
-            </w:r>
-          </w:p>
-        </w:tc>
-        <w:tc>
-          <w:tcPr>
-            <w:tcBorders>
-              <w:bottom w:val="none" w:sz="0" w:space="0" w:color="000000"/>
-              <w:top w:val="none" w:sz="0" w:space="0" w:color="000000"/>
-              <w:left w:val="none" w:sz="0" w:space="0" w:color="000000"/>
-              <w:right w:val="none" w:sz="0" w:space="0" w:color="000000"/>
-            </w:tcBorders>
-            <w:shd w:val="clear" w:color="auto" w:fill="FFFFFF"/>
-            <w:tcMar>
-              <w:top w:w="0" w:type="dxa"/>
-              <w:bottom w:w="0" w:type="dxa"/>
-              <w:left w:w="0" w:type="dxa"/>
-              <w:right w:w="0" w:type="dxa"/>
-            </w:tcMar>
-            <w:vAlign w:val="center"/>
-          </w:tcPr>
-          <w:p>
-            <w:pPr>
-              <w:pStyle w:val="Normal"/>
-              <w:jc w:val="left"/>
-              <w:pBdr>
-                <w:bottom w:val="none" w:sz="0" w:space="0" w:color="000000"/>
-                <w:top w:val="none" w:sz="0" w:space="0" w:color="000000"/>
-                <w:left w:val="none" w:sz="0" w:space="0" w:color="000000"/>
-                <w:right w:val="none" w:sz="0" w:space="0" w:color="000000"/>
-              </w:pBdr>
-              <w:spacing w:after="100" w:before="100" w:line="240"/>
-              <w:ind w:left="100" w:right="100" w:firstLine="0" w:firstLineChars="0"/>
-              <w:rPr>
-                <w:rFonts w:ascii="Times New Roman" w:hAnsi="Times New Roman" w:eastAsia="Times New Roman" w:cs="Times New Roman"/>
-                <w:i w:val="false"/>
-                <w:b w:val="false"/>
-                <w:u w:val="none"/>
-                <w:strike w:val="false"/>
-                <w:sz w:val="14"/>
-                <w:szCs w:val="14"/>
-                <w:color w:val="000000"/>
-              </w:rPr>
-            </w:pPr>
-            <w:r>
-              <w:rPr>
-                <w:rFonts w:ascii="Times New Roman" w:hAnsi="Times New Roman" w:eastAsia="Times New Roman" w:cs="Times New Roman"/>
-                <w:i w:val="false"/>
-                <w:b w:val="false"/>
-                <w:u w:val="none"/>
-                <w:strike w:val="false"/>
-                <w:sz w:val="14"/>
-                <w:szCs w:val="14"/>
-                <w:color w:val="000000"/>
-              </w:rPr>
-              <w:t xml:space="preserve">1.39 (1.19–1.61)</w:t>
+              <w:t xml:space="preserve">175</w:t>
+            </w:r>
+          </w:p>
+        </w:tc>
+        <w:tc>
+          <w:tcPr>
+            <w:tcBorders>
+              <w:bottom w:val="none" w:sz="0" w:space="0" w:color="000000"/>
+              <w:top w:val="none" w:sz="0" w:space="0" w:color="000000"/>
+              <w:left w:val="none" w:sz="0" w:space="0" w:color="000000"/>
+              <w:right w:val="none" w:sz="0" w:space="0" w:color="000000"/>
+            </w:tcBorders>
+            <w:shd w:val="clear" w:color="auto" w:fill="FFFFFF"/>
+            <w:tcMar>
+              <w:top w:w="0" w:type="dxa"/>
+              <w:bottom w:w="0" w:type="dxa"/>
+              <w:left w:w="0" w:type="dxa"/>
+              <w:right w:w="0" w:type="dxa"/>
+            </w:tcMar>
+            <w:vAlign w:val="center"/>
+          </w:tcPr>
+          <w:p>
+            <w:pPr>
+              <w:pStyle w:val="Normal"/>
+              <w:jc w:val="left"/>
+              <w:pBdr>
+                <w:bottom w:val="none" w:sz="0" w:space="0" w:color="000000"/>
+                <w:top w:val="none" w:sz="0" w:space="0" w:color="000000"/>
+                <w:left w:val="none" w:sz="0" w:space="0" w:color="000000"/>
+                <w:right w:val="none" w:sz="0" w:space="0" w:color="000000"/>
+              </w:pBdr>
+              <w:spacing w:after="100" w:before="100" w:line="240"/>
+              <w:ind w:left="100" w:right="100" w:firstLine="0" w:firstLineChars="0"/>
+              <w:rPr>
+                <w:rFonts w:ascii="Times New Roman" w:hAnsi="Times New Roman" w:eastAsia="Times New Roman" w:cs="Times New Roman"/>
+                <w:i w:val="false"/>
+                <w:b w:val="false"/>
+                <w:u w:val="none"/>
+                <w:strike w:val="false"/>
+                <w:sz w:val="14"/>
+                <w:szCs w:val="14"/>
+                <w:color w:val="000000"/>
+              </w:rPr>
+            </w:pPr>
+            <w:r>
+              <w:rPr>
+                <w:rFonts w:ascii="Times New Roman" w:hAnsi="Times New Roman" w:eastAsia="Times New Roman" w:cs="Times New Roman"/>
+                <w:i w:val="false"/>
+                <w:b w:val="false"/>
+                <w:u w:val="none"/>
+                <w:strike w:val="false"/>
+                <w:sz w:val="14"/>
+                <w:szCs w:val="14"/>
+                <w:color w:val="000000"/>
+              </w:rPr>
+              <w:t xml:space="preserve">1.39 (1.19–1.62)</w:t>
             </w:r>
           </w:p>
         </w:tc>
@@ -20376,117 +20376,117 @@
                 <w:szCs w:val="14"/>
                 <w:color w:val="000000"/>
               </w:rPr>
-              <w:t xml:space="preserve">95</w:t>
-            </w:r>
-          </w:p>
-        </w:tc>
-        <w:tc>
-          <w:tcPr>
-            <w:tcBorders>
-              <w:bottom w:val="none" w:sz="0" w:space="0" w:color="000000"/>
-              <w:top w:val="none" w:sz="0" w:space="0" w:color="000000"/>
-              <w:left w:val="none" w:sz="0" w:space="0" w:color="000000"/>
-              <w:right w:val="none" w:sz="0" w:space="0" w:color="000000"/>
-            </w:tcBorders>
-            <w:shd w:val="clear" w:color="auto" w:fill="FFFFFF"/>
-            <w:tcMar>
-              <w:top w:w="0" w:type="dxa"/>
-              <w:bottom w:w="0" w:type="dxa"/>
-              <w:left w:w="0" w:type="dxa"/>
-              <w:right w:w="0" w:type="dxa"/>
-            </w:tcMar>
-            <w:vAlign w:val="center"/>
-          </w:tcPr>
-          <w:p>
-            <w:pPr>
-              <w:pStyle w:val="Normal"/>
-              <w:jc w:val="left"/>
-              <w:pBdr>
-                <w:bottom w:val="none" w:sz="0" w:space="0" w:color="000000"/>
-                <w:top w:val="none" w:sz="0" w:space="0" w:color="000000"/>
-                <w:left w:val="none" w:sz="0" w:space="0" w:color="000000"/>
-                <w:right w:val="none" w:sz="0" w:space="0" w:color="000000"/>
-              </w:pBdr>
-              <w:spacing w:after="100" w:before="100" w:line="240"/>
-              <w:ind w:left="100" w:right="100" w:firstLine="0" w:firstLineChars="0"/>
-              <w:rPr>
-                <w:rFonts w:ascii="Times New Roman" w:hAnsi="Times New Roman" w:eastAsia="Times New Roman" w:cs="Times New Roman"/>
-                <w:i w:val="false"/>
-                <w:b w:val="false"/>
-                <w:u w:val="none"/>
-                <w:strike w:val="false"/>
-                <w:sz w:val="14"/>
-                <w:szCs w:val="14"/>
-                <w:color w:val="000000"/>
-              </w:rPr>
-            </w:pPr>
-            <w:r>
-              <w:rPr>
-                <w:rFonts w:ascii="Times New Roman" w:hAnsi="Times New Roman" w:eastAsia="Times New Roman" w:cs="Times New Roman"/>
-                <w:i w:val="false"/>
-                <w:b w:val="false"/>
-                <w:u w:val="none"/>
-                <w:strike w:val="false"/>
-                <w:sz w:val="14"/>
-                <w:szCs w:val="14"/>
-                <w:color w:val="000000"/>
-              </w:rPr>
-              <w:t xml:space="preserve">1.16 (0.86–1.56)</w:t>
-            </w:r>
-          </w:p>
-        </w:tc>
-        <w:tc>
-          <w:tcPr>
-            <w:tcBorders>
-              <w:bottom w:val="none" w:sz="0" w:space="0" w:color="000000"/>
-              <w:top w:val="none" w:sz="0" w:space="0" w:color="000000"/>
-              <w:left w:val="none" w:sz="0" w:space="0" w:color="000000"/>
-              <w:right w:val="none" w:sz="0" w:space="0" w:color="000000"/>
-            </w:tcBorders>
-            <w:shd w:val="clear" w:color="auto" w:fill="FFFFFF"/>
-            <w:tcMar>
-              <w:top w:w="0" w:type="dxa"/>
-              <w:bottom w:w="0" w:type="dxa"/>
-              <w:left w:w="0" w:type="dxa"/>
-              <w:right w:w="0" w:type="dxa"/>
-            </w:tcMar>
-            <w:vAlign w:val="center"/>
-          </w:tcPr>
-          <w:p>
-            <w:pPr>
-              <w:pStyle w:val="Normal"/>
-              <w:jc w:val="left"/>
-              <w:pBdr>
-                <w:bottom w:val="none" w:sz="0" w:space="0" w:color="000000"/>
-                <w:top w:val="none" w:sz="0" w:space="0" w:color="000000"/>
-                <w:left w:val="none" w:sz="0" w:space="0" w:color="000000"/>
-                <w:right w:val="none" w:sz="0" w:space="0" w:color="000000"/>
-              </w:pBdr>
-              <w:spacing w:after="100" w:before="100" w:line="240"/>
-              <w:ind w:left="100" w:right="100" w:firstLine="0" w:firstLineChars="0"/>
-              <w:rPr>
-                <w:rFonts w:ascii="Times New Roman" w:hAnsi="Times New Roman" w:eastAsia="Times New Roman" w:cs="Times New Roman"/>
-                <w:i w:val="false"/>
-                <w:b w:val="false"/>
-                <w:u w:val="none"/>
-                <w:strike w:val="false"/>
-                <w:sz w:val="14"/>
-                <w:szCs w:val="14"/>
-                <w:color w:val="000000"/>
-              </w:rPr>
-            </w:pPr>
-            <w:r>
-              <w:rPr>
-                <w:rFonts w:ascii="Times New Roman" w:hAnsi="Times New Roman" w:eastAsia="Times New Roman" w:cs="Times New Roman"/>
-                <w:i w:val="false"/>
-                <w:b w:val="false"/>
-                <w:u w:val="none"/>
-                <w:strike w:val="false"/>
-                <w:sz w:val="14"/>
-                <w:szCs w:val="14"/>
-                <w:color w:val="000000"/>
-              </w:rPr>
-              <w:t xml:space="preserve">0.321</w:t>
+              <w:t xml:space="preserve">94</w:t>
+            </w:r>
+          </w:p>
+        </w:tc>
+        <w:tc>
+          <w:tcPr>
+            <w:tcBorders>
+              <w:bottom w:val="none" w:sz="0" w:space="0" w:color="000000"/>
+              <w:top w:val="none" w:sz="0" w:space="0" w:color="000000"/>
+              <w:left w:val="none" w:sz="0" w:space="0" w:color="000000"/>
+              <w:right w:val="none" w:sz="0" w:space="0" w:color="000000"/>
+            </w:tcBorders>
+            <w:shd w:val="clear" w:color="auto" w:fill="FFFFFF"/>
+            <w:tcMar>
+              <w:top w:w="0" w:type="dxa"/>
+              <w:bottom w:w="0" w:type="dxa"/>
+              <w:left w:w="0" w:type="dxa"/>
+              <w:right w:w="0" w:type="dxa"/>
+            </w:tcMar>
+            <w:vAlign w:val="center"/>
+          </w:tcPr>
+          <w:p>
+            <w:pPr>
+              <w:pStyle w:val="Normal"/>
+              <w:jc w:val="left"/>
+              <w:pBdr>
+                <w:bottom w:val="none" w:sz="0" w:space="0" w:color="000000"/>
+                <w:top w:val="none" w:sz="0" w:space="0" w:color="000000"/>
+                <w:left w:val="none" w:sz="0" w:space="0" w:color="000000"/>
+                <w:right w:val="none" w:sz="0" w:space="0" w:color="000000"/>
+              </w:pBdr>
+              <w:spacing w:after="100" w:before="100" w:line="240"/>
+              <w:ind w:left="100" w:right="100" w:firstLine="0" w:firstLineChars="0"/>
+              <w:rPr>
+                <w:rFonts w:ascii="Times New Roman" w:hAnsi="Times New Roman" w:eastAsia="Times New Roman" w:cs="Times New Roman"/>
+                <w:i w:val="false"/>
+                <w:b w:val="false"/>
+                <w:u w:val="none"/>
+                <w:strike w:val="false"/>
+                <w:sz w:val="14"/>
+                <w:szCs w:val="14"/>
+                <w:color w:val="000000"/>
+              </w:rPr>
+            </w:pPr>
+            <w:r>
+              <w:rPr>
+                <w:rFonts w:ascii="Times New Roman" w:hAnsi="Times New Roman" w:eastAsia="Times New Roman" w:cs="Times New Roman"/>
+                <w:i w:val="false"/>
+                <w:b w:val="false"/>
+                <w:u w:val="none"/>
+                <w:strike w:val="false"/>
+                <w:sz w:val="14"/>
+                <w:szCs w:val="14"/>
+                <w:color w:val="000000"/>
+              </w:rPr>
+              <w:t xml:space="preserve">1.14 (0.85–1.54)</w:t>
+            </w:r>
+          </w:p>
+        </w:tc>
+        <w:tc>
+          <w:tcPr>
+            <w:tcBorders>
+              <w:bottom w:val="none" w:sz="0" w:space="0" w:color="000000"/>
+              <w:top w:val="none" w:sz="0" w:space="0" w:color="000000"/>
+              <w:left w:val="none" w:sz="0" w:space="0" w:color="000000"/>
+              <w:right w:val="none" w:sz="0" w:space="0" w:color="000000"/>
+            </w:tcBorders>
+            <w:shd w:val="clear" w:color="auto" w:fill="FFFFFF"/>
+            <w:tcMar>
+              <w:top w:w="0" w:type="dxa"/>
+              <w:bottom w:w="0" w:type="dxa"/>
+              <w:left w:w="0" w:type="dxa"/>
+              <w:right w:w="0" w:type="dxa"/>
+            </w:tcMar>
+            <w:vAlign w:val="center"/>
+          </w:tcPr>
+          <w:p>
+            <w:pPr>
+              <w:pStyle w:val="Normal"/>
+              <w:jc w:val="left"/>
+              <w:pBdr>
+                <w:bottom w:val="none" w:sz="0" w:space="0" w:color="000000"/>
+                <w:top w:val="none" w:sz="0" w:space="0" w:color="000000"/>
+                <w:left w:val="none" w:sz="0" w:space="0" w:color="000000"/>
+                <w:right w:val="none" w:sz="0" w:space="0" w:color="000000"/>
+              </w:pBdr>
+              <w:spacing w:after="100" w:before="100" w:line="240"/>
+              <w:ind w:left="100" w:right="100" w:firstLine="0" w:firstLineChars="0"/>
+              <w:rPr>
+                <w:rFonts w:ascii="Times New Roman" w:hAnsi="Times New Roman" w:eastAsia="Times New Roman" w:cs="Times New Roman"/>
+                <w:i w:val="false"/>
+                <w:b w:val="false"/>
+                <w:u w:val="none"/>
+                <w:strike w:val="false"/>
+                <w:sz w:val="14"/>
+                <w:szCs w:val="14"/>
+                <w:color w:val="000000"/>
+              </w:rPr>
+            </w:pPr>
+            <w:r>
+              <w:rPr>
+                <w:rFonts w:ascii="Times New Roman" w:hAnsi="Times New Roman" w:eastAsia="Times New Roman" w:cs="Times New Roman"/>
+                <w:i w:val="false"/>
+                <w:b w:val="false"/>
+                <w:u w:val="none"/>
+                <w:strike w:val="false"/>
+                <w:sz w:val="14"/>
+                <w:szCs w:val="14"/>
+                <w:color w:val="000000"/>
+              </w:rPr>
+              <w:t xml:space="preserve">0.377</w:t>
             </w:r>
           </w:p>
         </w:tc>
@@ -20876,7 +20876,7 @@
                 <w:szCs w:val="14"/>
                 <w:color w:val="000000"/>
               </w:rPr>
-              <w:t xml:space="preserve">83</w:t>
+              <w:t xml:space="preserve">82</w:t>
             </w:r>
           </w:p>
         </w:tc>
@@ -21431,62 +21431,62 @@
                 <w:szCs w:val="14"/>
                 <w:color w:val="000000"/>
               </w:rPr>
-              <w:t xml:space="preserve">0.95 (0.71–1.28)</w:t>
-            </w:r>
-          </w:p>
-        </w:tc>
-        <w:tc>
-          <w:tcPr>
-            <w:tcBorders>
-              <w:bottom w:val="none" w:sz="0" w:space="0" w:color="000000"/>
-              <w:top w:val="none" w:sz="0" w:space="0" w:color="000000"/>
-              <w:left w:val="none" w:sz="0" w:space="0" w:color="000000"/>
-              <w:right w:val="none" w:sz="0" w:space="0" w:color="000000"/>
-            </w:tcBorders>
-            <w:shd w:val="clear" w:color="auto" w:fill="FFFFFF"/>
-            <w:tcMar>
-              <w:top w:w="0" w:type="dxa"/>
-              <w:bottom w:w="0" w:type="dxa"/>
-              <w:left w:w="0" w:type="dxa"/>
-              <w:right w:w="0" w:type="dxa"/>
-            </w:tcMar>
-            <w:vAlign w:val="center"/>
-          </w:tcPr>
-          <w:p>
-            <w:pPr>
-              <w:pStyle w:val="Normal"/>
-              <w:jc w:val="left"/>
-              <w:pBdr>
-                <w:bottom w:val="none" w:sz="0" w:space="0" w:color="000000"/>
-                <w:top w:val="none" w:sz="0" w:space="0" w:color="000000"/>
-                <w:left w:val="none" w:sz="0" w:space="0" w:color="000000"/>
-                <w:right w:val="none" w:sz="0" w:space="0" w:color="000000"/>
-              </w:pBdr>
-              <w:spacing w:after="100" w:before="100" w:line="240"/>
-              <w:ind w:left="100" w:right="100" w:firstLine="0" w:firstLineChars="0"/>
-              <w:rPr>
-                <w:rFonts w:ascii="Times New Roman" w:hAnsi="Times New Roman" w:eastAsia="Times New Roman" w:cs="Times New Roman"/>
-                <w:i w:val="false"/>
-                <w:b w:val="false"/>
-                <w:u w:val="none"/>
-                <w:strike w:val="false"/>
-                <w:sz w:val="14"/>
-                <w:szCs w:val="14"/>
-                <w:color w:val="000000"/>
-              </w:rPr>
-            </w:pPr>
-            <w:r>
-              <w:rPr>
-                <w:rFonts w:ascii="Times New Roman" w:hAnsi="Times New Roman" w:eastAsia="Times New Roman" w:cs="Times New Roman"/>
-                <w:i w:val="false"/>
-                <w:b w:val="false"/>
-                <w:u w:val="none"/>
-                <w:strike w:val="false"/>
-                <w:sz w:val="14"/>
-                <w:szCs w:val="14"/>
-                <w:color w:val="000000"/>
-              </w:rPr>
-              <w:t xml:space="preserve">0.746</w:t>
+              <w:t xml:space="preserve">0.97 (0.72–1.31)</w:t>
+            </w:r>
+          </w:p>
+        </w:tc>
+        <w:tc>
+          <w:tcPr>
+            <w:tcBorders>
+              <w:bottom w:val="none" w:sz="0" w:space="0" w:color="000000"/>
+              <w:top w:val="none" w:sz="0" w:space="0" w:color="000000"/>
+              <w:left w:val="none" w:sz="0" w:space="0" w:color="000000"/>
+              <w:right w:val="none" w:sz="0" w:space="0" w:color="000000"/>
+            </w:tcBorders>
+            <w:shd w:val="clear" w:color="auto" w:fill="FFFFFF"/>
+            <w:tcMar>
+              <w:top w:w="0" w:type="dxa"/>
+              <w:bottom w:w="0" w:type="dxa"/>
+              <w:left w:w="0" w:type="dxa"/>
+              <w:right w:w="0" w:type="dxa"/>
+            </w:tcMar>
+            <w:vAlign w:val="center"/>
+          </w:tcPr>
+          <w:p>
+            <w:pPr>
+              <w:pStyle w:val="Normal"/>
+              <w:jc w:val="left"/>
+              <w:pBdr>
+                <w:bottom w:val="none" w:sz="0" w:space="0" w:color="000000"/>
+                <w:top w:val="none" w:sz="0" w:space="0" w:color="000000"/>
+                <w:left w:val="none" w:sz="0" w:space="0" w:color="000000"/>
+                <w:right w:val="none" w:sz="0" w:space="0" w:color="000000"/>
+              </w:pBdr>
+              <w:spacing w:after="100" w:before="100" w:line="240"/>
+              <w:ind w:left="100" w:right="100" w:firstLine="0" w:firstLineChars="0"/>
+              <w:rPr>
+                <w:rFonts w:ascii="Times New Roman" w:hAnsi="Times New Roman" w:eastAsia="Times New Roman" w:cs="Times New Roman"/>
+                <w:i w:val="false"/>
+                <w:b w:val="false"/>
+                <w:u w:val="none"/>
+                <w:strike w:val="false"/>
+                <w:sz w:val="14"/>
+                <w:szCs w:val="14"/>
+                <w:color w:val="000000"/>
+              </w:rPr>
+            </w:pPr>
+            <w:r>
+              <w:rPr>
+                <w:rFonts w:ascii="Times New Roman" w:hAnsi="Times New Roman" w:eastAsia="Times New Roman" w:cs="Times New Roman"/>
+                <w:i w:val="false"/>
+                <w:b w:val="false"/>
+                <w:u w:val="none"/>
+                <w:strike w:val="false"/>
+                <w:sz w:val="14"/>
+                <w:szCs w:val="14"/>
+                <w:color w:val="000000"/>
+              </w:rPr>
+              <w:t xml:space="preserve">0.850</w:t>
             </w:r>
           </w:p>
         </w:tc>
@@ -21876,7 +21876,7 @@
                 <w:szCs w:val="14"/>
                 <w:color w:val="000000"/>
               </w:rPr>
-              <w:t xml:space="preserve">117</w:t>
+              <w:t xml:space="preserve">116</w:t>
             </w:r>
           </w:p>
         </w:tc>
@@ -22431,7 +22431,7 @@
                 <w:szCs w:val="14"/>
                 <w:color w:val="000000"/>
               </w:rPr>
-              <w:t xml:space="preserve">2.26 (1.65–3.11)</w:t>
+              <w:t xml:space="preserve">2.29 (1.67–3.15)</w:t>
             </w:r>
           </w:p>
         </w:tc>
@@ -22876,62 +22876,62 @@
                 <w:szCs w:val="14"/>
                 <w:color w:val="000000"/>
               </w:rPr>
-              <w:t xml:space="preserve">176</w:t>
-            </w:r>
-          </w:p>
-        </w:tc>
-        <w:tc>
-          <w:tcPr>
-            <w:tcBorders>
-              <w:bottom w:val="none" w:sz="0" w:space="0" w:color="000000"/>
-              <w:top w:val="none" w:sz="0" w:space="0" w:color="000000"/>
-              <w:left w:val="none" w:sz="0" w:space="0" w:color="000000"/>
-              <w:right w:val="none" w:sz="0" w:space="0" w:color="000000"/>
-            </w:tcBorders>
-            <w:shd w:val="clear" w:color="auto" w:fill="FFFFFF"/>
-            <w:tcMar>
-              <w:top w:w="0" w:type="dxa"/>
-              <w:bottom w:w="0" w:type="dxa"/>
-              <w:left w:w="0" w:type="dxa"/>
-              <w:right w:w="0" w:type="dxa"/>
-            </w:tcMar>
-            <w:vAlign w:val="center"/>
-          </w:tcPr>
-          <w:p>
-            <w:pPr>
-              <w:pStyle w:val="Normal"/>
-              <w:jc w:val="left"/>
-              <w:pBdr>
-                <w:bottom w:val="none" w:sz="0" w:space="0" w:color="000000"/>
-                <w:top w:val="none" w:sz="0" w:space="0" w:color="000000"/>
-                <w:left w:val="none" w:sz="0" w:space="0" w:color="000000"/>
-                <w:right w:val="none" w:sz="0" w:space="0" w:color="000000"/>
-              </w:pBdr>
-              <w:spacing w:after="100" w:before="100" w:line="240"/>
-              <w:ind w:left="100" w:right="100" w:firstLine="0" w:firstLineChars="0"/>
-              <w:rPr>
-                <w:rFonts w:ascii="Times New Roman" w:hAnsi="Times New Roman" w:eastAsia="Times New Roman" w:cs="Times New Roman"/>
-                <w:i w:val="false"/>
-                <w:b w:val="false"/>
-                <w:u w:val="none"/>
-                <w:strike w:val="false"/>
-                <w:sz w:val="14"/>
-                <w:szCs w:val="14"/>
-                <w:color w:val="000000"/>
-              </w:rPr>
-            </w:pPr>
-            <w:r>
-              <w:rPr>
-                <w:rFonts w:ascii="Times New Roman" w:hAnsi="Times New Roman" w:eastAsia="Times New Roman" w:cs="Times New Roman"/>
-                <w:i w:val="false"/>
-                <w:b w:val="false"/>
-                <w:u w:val="none"/>
-                <w:strike w:val="false"/>
-                <w:sz w:val="14"/>
-                <w:szCs w:val="14"/>
-                <w:color w:val="000000"/>
-              </w:rPr>
-              <w:t xml:space="preserve">1.38 (1.17–1.62)</w:t>
+              <w:t xml:space="preserve">175</w:t>
+            </w:r>
+          </w:p>
+        </w:tc>
+        <w:tc>
+          <w:tcPr>
+            <w:tcBorders>
+              <w:bottom w:val="none" w:sz="0" w:space="0" w:color="000000"/>
+              <w:top w:val="none" w:sz="0" w:space="0" w:color="000000"/>
+              <w:left w:val="none" w:sz="0" w:space="0" w:color="000000"/>
+              <w:right w:val="none" w:sz="0" w:space="0" w:color="000000"/>
+            </w:tcBorders>
+            <w:shd w:val="clear" w:color="auto" w:fill="FFFFFF"/>
+            <w:tcMar>
+              <w:top w:w="0" w:type="dxa"/>
+              <w:bottom w:w="0" w:type="dxa"/>
+              <w:left w:w="0" w:type="dxa"/>
+              <w:right w:w="0" w:type="dxa"/>
+            </w:tcMar>
+            <w:vAlign w:val="center"/>
+          </w:tcPr>
+          <w:p>
+            <w:pPr>
+              <w:pStyle w:val="Normal"/>
+              <w:jc w:val="left"/>
+              <w:pBdr>
+                <w:bottom w:val="none" w:sz="0" w:space="0" w:color="000000"/>
+                <w:top w:val="none" w:sz="0" w:space="0" w:color="000000"/>
+                <w:left w:val="none" w:sz="0" w:space="0" w:color="000000"/>
+                <w:right w:val="none" w:sz="0" w:space="0" w:color="000000"/>
+              </w:pBdr>
+              <w:spacing w:after="100" w:before="100" w:line="240"/>
+              <w:ind w:left="100" w:right="100" w:firstLine="0" w:firstLineChars="0"/>
+              <w:rPr>
+                <w:rFonts w:ascii="Times New Roman" w:hAnsi="Times New Roman" w:eastAsia="Times New Roman" w:cs="Times New Roman"/>
+                <w:i w:val="false"/>
+                <w:b w:val="false"/>
+                <w:u w:val="none"/>
+                <w:strike w:val="false"/>
+                <w:sz w:val="14"/>
+                <w:szCs w:val="14"/>
+                <w:color w:val="000000"/>
+              </w:rPr>
+            </w:pPr>
+            <w:r>
+              <w:rPr>
+                <w:rFonts w:ascii="Times New Roman" w:hAnsi="Times New Roman" w:eastAsia="Times New Roman" w:cs="Times New Roman"/>
+                <w:i w:val="false"/>
+                <w:b w:val="false"/>
+                <w:u w:val="none"/>
+                <w:strike w:val="false"/>
+                <w:sz w:val="14"/>
+                <w:szCs w:val="14"/>
+                <w:color w:val="000000"/>
+              </w:rPr>
+              <w:t xml:space="preserve">1.39 (1.18–1.63)</w:t>
             </w:r>
           </w:p>
         </w:tc>
@@ -23876,117 +23876,117 @@
                 <w:szCs w:val="14"/>
                 <w:color w:val="000000"/>
               </w:rPr>
-              <w:t xml:space="preserve">95</w:t>
-            </w:r>
-          </w:p>
-        </w:tc>
-        <w:tc>
-          <w:tcPr>
-            <w:tcBorders>
-              <w:bottom w:val="none" w:sz="0" w:space="0" w:color="000000"/>
-              <w:top w:val="none" w:sz="0" w:space="0" w:color="000000"/>
-              <w:left w:val="none" w:sz="0" w:space="0" w:color="000000"/>
-              <w:right w:val="none" w:sz="0" w:space="0" w:color="000000"/>
-            </w:tcBorders>
-            <w:shd w:val="clear" w:color="auto" w:fill="FFFFFF"/>
-            <w:tcMar>
-              <w:top w:w="0" w:type="dxa"/>
-              <w:bottom w:w="0" w:type="dxa"/>
-              <w:left w:w="0" w:type="dxa"/>
-              <w:right w:w="0" w:type="dxa"/>
-            </w:tcMar>
-            <w:vAlign w:val="center"/>
-          </w:tcPr>
-          <w:p>
-            <w:pPr>
-              <w:pStyle w:val="Normal"/>
-              <w:jc w:val="left"/>
-              <w:pBdr>
-                <w:bottom w:val="none" w:sz="0" w:space="0" w:color="000000"/>
-                <w:top w:val="none" w:sz="0" w:space="0" w:color="000000"/>
-                <w:left w:val="none" w:sz="0" w:space="0" w:color="000000"/>
-                <w:right w:val="none" w:sz="0" w:space="0" w:color="000000"/>
-              </w:pBdr>
-              <w:spacing w:after="100" w:before="100" w:line="240"/>
-              <w:ind w:left="100" w:right="100" w:firstLine="0" w:firstLineChars="0"/>
-              <w:rPr>
-                <w:rFonts w:ascii="Times New Roman" w:hAnsi="Times New Roman" w:eastAsia="Times New Roman" w:cs="Times New Roman"/>
-                <w:i w:val="false"/>
-                <w:b w:val="false"/>
-                <w:u w:val="none"/>
-                <w:strike w:val="false"/>
-                <w:sz w:val="14"/>
-                <w:szCs w:val="14"/>
-                <w:color w:val="000000"/>
-              </w:rPr>
-            </w:pPr>
-            <w:r>
-              <w:rPr>
-                <w:rFonts w:ascii="Times New Roman" w:hAnsi="Times New Roman" w:eastAsia="Times New Roman" w:cs="Times New Roman"/>
-                <w:i w:val="false"/>
-                <w:b w:val="false"/>
-                <w:u w:val="none"/>
-                <w:strike w:val="false"/>
-                <w:sz w:val="14"/>
-                <w:szCs w:val="14"/>
-                <w:color w:val="000000"/>
-              </w:rPr>
-              <w:t xml:space="preserve">1.04 (0.76–1.43)</w:t>
-            </w:r>
-          </w:p>
-        </w:tc>
-        <w:tc>
-          <w:tcPr>
-            <w:tcBorders>
-              <w:bottom w:val="none" w:sz="0" w:space="0" w:color="000000"/>
-              <w:top w:val="none" w:sz="0" w:space="0" w:color="000000"/>
-              <w:left w:val="none" w:sz="0" w:space="0" w:color="000000"/>
-              <w:right w:val="none" w:sz="0" w:space="0" w:color="000000"/>
-            </w:tcBorders>
-            <w:shd w:val="clear" w:color="auto" w:fill="FFFFFF"/>
-            <w:tcMar>
-              <w:top w:w="0" w:type="dxa"/>
-              <w:bottom w:w="0" w:type="dxa"/>
-              <w:left w:w="0" w:type="dxa"/>
-              <w:right w:w="0" w:type="dxa"/>
-            </w:tcMar>
-            <w:vAlign w:val="center"/>
-          </w:tcPr>
-          <w:p>
-            <w:pPr>
-              <w:pStyle w:val="Normal"/>
-              <w:jc w:val="left"/>
-              <w:pBdr>
-                <w:bottom w:val="none" w:sz="0" w:space="0" w:color="000000"/>
-                <w:top w:val="none" w:sz="0" w:space="0" w:color="000000"/>
-                <w:left w:val="none" w:sz="0" w:space="0" w:color="000000"/>
-                <w:right w:val="none" w:sz="0" w:space="0" w:color="000000"/>
-              </w:pBdr>
-              <w:spacing w:after="100" w:before="100" w:line="240"/>
-              <w:ind w:left="100" w:right="100" w:firstLine="0" w:firstLineChars="0"/>
-              <w:rPr>
-                <w:rFonts w:ascii="Times New Roman" w:hAnsi="Times New Roman" w:eastAsia="Times New Roman" w:cs="Times New Roman"/>
-                <w:i w:val="false"/>
-                <w:b w:val="false"/>
-                <w:u w:val="none"/>
-                <w:strike w:val="false"/>
-                <w:sz w:val="14"/>
-                <w:szCs w:val="14"/>
-                <w:color w:val="000000"/>
-              </w:rPr>
-            </w:pPr>
-            <w:r>
-              <w:rPr>
-                <w:rFonts w:ascii="Times New Roman" w:hAnsi="Times New Roman" w:eastAsia="Times New Roman" w:cs="Times New Roman"/>
-                <w:i w:val="false"/>
-                <w:b w:val="false"/>
-                <w:u w:val="none"/>
-                <w:strike w:val="false"/>
-                <w:sz w:val="14"/>
-                <w:szCs w:val="14"/>
-                <w:color w:val="000000"/>
-              </w:rPr>
-              <w:t xml:space="preserve">0.792</w:t>
+              <w:t xml:space="preserve">94</w:t>
+            </w:r>
+          </w:p>
+        </w:tc>
+        <w:tc>
+          <w:tcPr>
+            <w:tcBorders>
+              <w:bottom w:val="none" w:sz="0" w:space="0" w:color="000000"/>
+              <w:top w:val="none" w:sz="0" w:space="0" w:color="000000"/>
+              <w:left w:val="none" w:sz="0" w:space="0" w:color="000000"/>
+              <w:right w:val="none" w:sz="0" w:space="0" w:color="000000"/>
+            </w:tcBorders>
+            <w:shd w:val="clear" w:color="auto" w:fill="FFFFFF"/>
+            <w:tcMar>
+              <w:top w:w="0" w:type="dxa"/>
+              <w:bottom w:w="0" w:type="dxa"/>
+              <w:left w:w="0" w:type="dxa"/>
+              <w:right w:w="0" w:type="dxa"/>
+            </w:tcMar>
+            <w:vAlign w:val="center"/>
+          </w:tcPr>
+          <w:p>
+            <w:pPr>
+              <w:pStyle w:val="Normal"/>
+              <w:jc w:val="left"/>
+              <w:pBdr>
+                <w:bottom w:val="none" w:sz="0" w:space="0" w:color="000000"/>
+                <w:top w:val="none" w:sz="0" w:space="0" w:color="000000"/>
+                <w:left w:val="none" w:sz="0" w:space="0" w:color="000000"/>
+                <w:right w:val="none" w:sz="0" w:space="0" w:color="000000"/>
+              </w:pBdr>
+              <w:spacing w:after="100" w:before="100" w:line="240"/>
+              <w:ind w:left="100" w:right="100" w:firstLine="0" w:firstLineChars="0"/>
+              <w:rPr>
+                <w:rFonts w:ascii="Times New Roman" w:hAnsi="Times New Roman" w:eastAsia="Times New Roman" w:cs="Times New Roman"/>
+                <w:i w:val="false"/>
+                <w:b w:val="false"/>
+                <w:u w:val="none"/>
+                <w:strike w:val="false"/>
+                <w:sz w:val="14"/>
+                <w:szCs w:val="14"/>
+                <w:color w:val="000000"/>
+              </w:rPr>
+            </w:pPr>
+            <w:r>
+              <w:rPr>
+                <w:rFonts w:ascii="Times New Roman" w:hAnsi="Times New Roman" w:eastAsia="Times New Roman" w:cs="Times New Roman"/>
+                <w:i w:val="false"/>
+                <w:b w:val="false"/>
+                <w:u w:val="none"/>
+                <w:strike w:val="false"/>
+                <w:sz w:val="14"/>
+                <w:szCs w:val="14"/>
+                <w:color w:val="000000"/>
+              </w:rPr>
+              <w:t xml:space="preserve">1.03 (0.75–1.41)</w:t>
+            </w:r>
+          </w:p>
+        </w:tc>
+        <w:tc>
+          <w:tcPr>
+            <w:tcBorders>
+              <w:bottom w:val="none" w:sz="0" w:space="0" w:color="000000"/>
+              <w:top w:val="none" w:sz="0" w:space="0" w:color="000000"/>
+              <w:left w:val="none" w:sz="0" w:space="0" w:color="000000"/>
+              <w:right w:val="none" w:sz="0" w:space="0" w:color="000000"/>
+            </w:tcBorders>
+            <w:shd w:val="clear" w:color="auto" w:fill="FFFFFF"/>
+            <w:tcMar>
+              <w:top w:w="0" w:type="dxa"/>
+              <w:bottom w:w="0" w:type="dxa"/>
+              <w:left w:w="0" w:type="dxa"/>
+              <w:right w:w="0" w:type="dxa"/>
+            </w:tcMar>
+            <w:vAlign w:val="center"/>
+          </w:tcPr>
+          <w:p>
+            <w:pPr>
+              <w:pStyle w:val="Normal"/>
+              <w:jc w:val="left"/>
+              <w:pBdr>
+                <w:bottom w:val="none" w:sz="0" w:space="0" w:color="000000"/>
+                <w:top w:val="none" w:sz="0" w:space="0" w:color="000000"/>
+                <w:left w:val="none" w:sz="0" w:space="0" w:color="000000"/>
+                <w:right w:val="none" w:sz="0" w:space="0" w:color="000000"/>
+              </w:pBdr>
+              <w:spacing w:after="100" w:before="100" w:line="240"/>
+              <w:ind w:left="100" w:right="100" w:firstLine="0" w:firstLineChars="0"/>
+              <w:rPr>
+                <w:rFonts w:ascii="Times New Roman" w:hAnsi="Times New Roman" w:eastAsia="Times New Roman" w:cs="Times New Roman"/>
+                <w:i w:val="false"/>
+                <w:b w:val="false"/>
+                <w:u w:val="none"/>
+                <w:strike w:val="false"/>
+                <w:sz w:val="14"/>
+                <w:szCs w:val="14"/>
+                <w:color w:val="000000"/>
+              </w:rPr>
+            </w:pPr>
+            <w:r>
+              <w:rPr>
+                <w:rFonts w:ascii="Times New Roman" w:hAnsi="Times New Roman" w:eastAsia="Times New Roman" w:cs="Times New Roman"/>
+                <w:i w:val="false"/>
+                <w:b w:val="false"/>
+                <w:u w:val="none"/>
+                <w:strike w:val="false"/>
+                <w:sz w:val="14"/>
+                <w:szCs w:val="14"/>
+                <w:color w:val="000000"/>
+              </w:rPr>
+              <w:t xml:space="preserve">0.867</w:t>
             </w:r>
           </w:p>
         </w:tc>
@@ -24376,7 +24376,7 @@
                 <w:szCs w:val="14"/>
                 <w:color w:val="000000"/>
               </w:rPr>
-              <w:t xml:space="preserve">83</w:t>
+              <w:t xml:space="preserve">82</w:t>
             </w:r>
           </w:p>
         </w:tc>
@@ -24931,62 +24931,62 @@
                 <w:szCs w:val="14"/>
                 <w:color w:val="000000"/>
               </w:rPr>
-              <w:t xml:space="preserve">0.99 (0.73–1.36)</w:t>
-            </w:r>
-          </w:p>
-        </w:tc>
-        <w:tc>
-          <w:tcPr>
-            <w:tcBorders>
-              <w:bottom w:val="none" w:sz="0" w:space="0" w:color="000000"/>
-              <w:top w:val="none" w:sz="0" w:space="0" w:color="000000"/>
-              <w:left w:val="none" w:sz="0" w:space="0" w:color="000000"/>
-              <w:right w:val="none" w:sz="0" w:space="0" w:color="000000"/>
-            </w:tcBorders>
-            <w:shd w:val="clear" w:color="auto" w:fill="FFFFFF"/>
-            <w:tcMar>
-              <w:top w:w="0" w:type="dxa"/>
-              <w:bottom w:w="0" w:type="dxa"/>
-              <w:left w:w="0" w:type="dxa"/>
-              <w:right w:w="0" w:type="dxa"/>
-            </w:tcMar>
-            <w:vAlign w:val="center"/>
-          </w:tcPr>
-          <w:p>
-            <w:pPr>
-              <w:pStyle w:val="Normal"/>
-              <w:jc w:val="left"/>
-              <w:pBdr>
-                <w:bottom w:val="none" w:sz="0" w:space="0" w:color="000000"/>
-                <w:top w:val="none" w:sz="0" w:space="0" w:color="000000"/>
-                <w:left w:val="none" w:sz="0" w:space="0" w:color="000000"/>
-                <w:right w:val="none" w:sz="0" w:space="0" w:color="000000"/>
-              </w:pBdr>
-              <w:spacing w:after="100" w:before="100" w:line="240"/>
-              <w:ind w:left="100" w:right="100" w:firstLine="0" w:firstLineChars="0"/>
-              <w:rPr>
-                <w:rFonts w:ascii="Times New Roman" w:hAnsi="Times New Roman" w:eastAsia="Times New Roman" w:cs="Times New Roman"/>
-                <w:i w:val="false"/>
-                <w:b w:val="false"/>
-                <w:u w:val="none"/>
-                <w:strike w:val="false"/>
-                <w:sz w:val="14"/>
-                <w:szCs w:val="14"/>
-                <w:color w:val="000000"/>
-              </w:rPr>
-            </w:pPr>
-            <w:r>
-              <w:rPr>
-                <w:rFonts w:ascii="Times New Roman" w:hAnsi="Times New Roman" w:eastAsia="Times New Roman" w:cs="Times New Roman"/>
-                <w:i w:val="false"/>
-                <w:b w:val="false"/>
-                <w:u w:val="none"/>
-                <w:strike w:val="false"/>
-                <w:sz w:val="14"/>
-                <w:szCs w:val="14"/>
-                <w:color w:val="000000"/>
-              </w:rPr>
-              <w:t xml:space="preserve">0.970</w:t>
+              <w:t xml:space="preserve">1.02 (0.75–1.40)</w:t>
+            </w:r>
+          </w:p>
+        </w:tc>
+        <w:tc>
+          <w:tcPr>
+            <w:tcBorders>
+              <w:bottom w:val="none" w:sz="0" w:space="0" w:color="000000"/>
+              <w:top w:val="none" w:sz="0" w:space="0" w:color="000000"/>
+              <w:left w:val="none" w:sz="0" w:space="0" w:color="000000"/>
+              <w:right w:val="none" w:sz="0" w:space="0" w:color="000000"/>
+            </w:tcBorders>
+            <w:shd w:val="clear" w:color="auto" w:fill="FFFFFF"/>
+            <w:tcMar>
+              <w:top w:w="0" w:type="dxa"/>
+              <w:bottom w:w="0" w:type="dxa"/>
+              <w:left w:w="0" w:type="dxa"/>
+              <w:right w:w="0" w:type="dxa"/>
+            </w:tcMar>
+            <w:vAlign w:val="center"/>
+          </w:tcPr>
+          <w:p>
+            <w:pPr>
+              <w:pStyle w:val="Normal"/>
+              <w:jc w:val="left"/>
+              <w:pBdr>
+                <w:bottom w:val="none" w:sz="0" w:space="0" w:color="000000"/>
+                <w:top w:val="none" w:sz="0" w:space="0" w:color="000000"/>
+                <w:left w:val="none" w:sz="0" w:space="0" w:color="000000"/>
+                <w:right w:val="none" w:sz="0" w:space="0" w:color="000000"/>
+              </w:pBdr>
+              <w:spacing w:after="100" w:before="100" w:line="240"/>
+              <w:ind w:left="100" w:right="100" w:firstLine="0" w:firstLineChars="0"/>
+              <w:rPr>
+                <w:rFonts w:ascii="Times New Roman" w:hAnsi="Times New Roman" w:eastAsia="Times New Roman" w:cs="Times New Roman"/>
+                <w:i w:val="false"/>
+                <w:b w:val="false"/>
+                <w:u w:val="none"/>
+                <w:strike w:val="false"/>
+                <w:sz w:val="14"/>
+                <w:szCs w:val="14"/>
+                <w:color w:val="000000"/>
+              </w:rPr>
+            </w:pPr>
+            <w:r>
+              <w:rPr>
+                <w:rFonts w:ascii="Times New Roman" w:hAnsi="Times New Roman" w:eastAsia="Times New Roman" w:cs="Times New Roman"/>
+                <w:i w:val="false"/>
+                <w:b w:val="false"/>
+                <w:u w:val="none"/>
+                <w:strike w:val="false"/>
+                <w:sz w:val="14"/>
+                <w:szCs w:val="14"/>
+                <w:color w:val="000000"/>
+              </w:rPr>
+              <w:t xml:space="preserve">0.897</w:t>
             </w:r>
           </w:p>
         </w:tc>
@@ -25376,7 +25376,7 @@
                 <w:szCs w:val="14"/>
                 <w:color w:val="000000"/>
               </w:rPr>
-              <w:t xml:space="preserve">117</w:t>
+              <w:t xml:space="preserve">116</w:t>
             </w:r>
           </w:p>
         </w:tc>
@@ -25931,7 +25931,7 @@
                 <w:szCs w:val="14"/>
                 <w:color w:val="000000"/>
               </w:rPr>
-              <w:t xml:space="preserve">2.15 (1.54–2.99)</w:t>
+              <w:t xml:space="preserve">2.18 (1.57–3.04)</w:t>
             </w:r>
           </w:p>
         </w:tc>
@@ -26376,7 +26376,7 @@
                 <w:szCs w:val="14"/>
                 <w:color w:val="000000"/>
               </w:rPr>
-              <w:t xml:space="preserve">77</w:t>
+              <w:t xml:space="preserve">76</w:t>
             </w:r>
           </w:p>
         </w:tc>
@@ -26931,62 +26931,62 @@
                 <w:szCs w:val="14"/>
                 <w:color w:val="000000"/>
               </w:rPr>
-              <w:t xml:space="preserve">1.49 (1.10–2.00)</w:t>
-            </w:r>
-          </w:p>
-        </w:tc>
-        <w:tc>
-          <w:tcPr>
-            <w:tcBorders>
-              <w:bottom w:val="none" w:sz="0" w:space="0" w:color="000000"/>
-              <w:top w:val="none" w:sz="0" w:space="0" w:color="000000"/>
-              <w:left w:val="none" w:sz="0" w:space="0" w:color="000000"/>
-              <w:right w:val="none" w:sz="0" w:space="0" w:color="000000"/>
-            </w:tcBorders>
-            <w:shd w:val="clear" w:color="auto" w:fill="FFFFFF"/>
-            <w:tcMar>
-              <w:top w:w="0" w:type="dxa"/>
-              <w:bottom w:w="0" w:type="dxa"/>
-              <w:left w:w="0" w:type="dxa"/>
-              <w:right w:w="0" w:type="dxa"/>
-            </w:tcMar>
-            <w:vAlign w:val="center"/>
-          </w:tcPr>
-          <w:p>
-            <w:pPr>
-              <w:pStyle w:val="Normal"/>
-              <w:jc w:val="left"/>
-              <w:pBdr>
-                <w:bottom w:val="none" w:sz="0" w:space="0" w:color="000000"/>
-                <w:top w:val="none" w:sz="0" w:space="0" w:color="000000"/>
-                <w:left w:val="none" w:sz="0" w:space="0" w:color="000000"/>
-                <w:right w:val="none" w:sz="0" w:space="0" w:color="000000"/>
-              </w:pBdr>
-              <w:spacing w:after="100" w:before="100" w:line="240"/>
-              <w:ind w:left="100" w:right="100" w:firstLine="0" w:firstLineChars="0"/>
-              <w:rPr>
-                <w:rFonts w:ascii="Times New Roman" w:hAnsi="Times New Roman" w:eastAsia="Times New Roman" w:cs="Times New Roman"/>
-                <w:i w:val="false"/>
-                <w:b w:val="false"/>
-                <w:u w:val="none"/>
-                <w:strike w:val="false"/>
-                <w:sz w:val="14"/>
-                <w:szCs w:val="14"/>
-                <w:color w:val="000000"/>
-              </w:rPr>
-            </w:pPr>
-            <w:r>
-              <w:rPr>
-                <w:rFonts w:ascii="Times New Roman" w:hAnsi="Times New Roman" w:eastAsia="Times New Roman" w:cs="Times New Roman"/>
-                <w:i w:val="false"/>
-                <w:b w:val="false"/>
-                <w:u w:val="none"/>
-                <w:strike w:val="false"/>
-                <w:sz w:val="14"/>
-                <w:szCs w:val="14"/>
-                <w:color w:val="000000"/>
-              </w:rPr>
-              <w:t xml:space="preserve">0.009</w:t>
+              <w:t xml:space="preserve">1.52 (1.12–2.05)</w:t>
+            </w:r>
+          </w:p>
+        </w:tc>
+        <w:tc>
+          <w:tcPr>
+            <w:tcBorders>
+              <w:bottom w:val="none" w:sz="0" w:space="0" w:color="000000"/>
+              <w:top w:val="none" w:sz="0" w:space="0" w:color="000000"/>
+              <w:left w:val="none" w:sz="0" w:space="0" w:color="000000"/>
+              <w:right w:val="none" w:sz="0" w:space="0" w:color="000000"/>
+            </w:tcBorders>
+            <w:shd w:val="clear" w:color="auto" w:fill="FFFFFF"/>
+            <w:tcMar>
+              <w:top w:w="0" w:type="dxa"/>
+              <w:bottom w:w="0" w:type="dxa"/>
+              <w:left w:w="0" w:type="dxa"/>
+              <w:right w:w="0" w:type="dxa"/>
+            </w:tcMar>
+            <w:vAlign w:val="center"/>
+          </w:tcPr>
+          <w:p>
+            <w:pPr>
+              <w:pStyle w:val="Normal"/>
+              <w:jc w:val="left"/>
+              <w:pBdr>
+                <w:bottom w:val="none" w:sz="0" w:space="0" w:color="000000"/>
+                <w:top w:val="none" w:sz="0" w:space="0" w:color="000000"/>
+                <w:left w:val="none" w:sz="0" w:space="0" w:color="000000"/>
+                <w:right w:val="none" w:sz="0" w:space="0" w:color="000000"/>
+              </w:pBdr>
+              <w:spacing w:after="100" w:before="100" w:line="240"/>
+              <w:ind w:left="100" w:right="100" w:firstLine="0" w:firstLineChars="0"/>
+              <w:rPr>
+                <w:rFonts w:ascii="Times New Roman" w:hAnsi="Times New Roman" w:eastAsia="Times New Roman" w:cs="Times New Roman"/>
+                <w:i w:val="false"/>
+                <w:b w:val="false"/>
+                <w:u w:val="none"/>
+                <w:strike w:val="false"/>
+                <w:sz w:val="14"/>
+                <w:szCs w:val="14"/>
+                <w:color w:val="000000"/>
+              </w:rPr>
+            </w:pPr>
+            <w:r>
+              <w:rPr>
+                <w:rFonts w:ascii="Times New Roman" w:hAnsi="Times New Roman" w:eastAsia="Times New Roman" w:cs="Times New Roman"/>
+                <w:i w:val="false"/>
+                <w:b w:val="false"/>
+                <w:u w:val="none"/>
+                <w:strike w:val="false"/>
+                <w:sz w:val="14"/>
+                <w:szCs w:val="14"/>
+                <w:color w:val="000000"/>
+              </w:rPr>
+              <w:t xml:space="preserve">0.006</w:t>
             </w:r>
           </w:p>
         </w:tc>
@@ -27376,62 +27376,62 @@
                 <w:szCs w:val="14"/>
                 <w:color w:val="000000"/>
               </w:rPr>
-              <w:t xml:space="preserve">178</w:t>
-            </w:r>
-          </w:p>
-        </w:tc>
-        <w:tc>
-          <w:tcPr>
-            <w:tcBorders>
-              <w:bottom w:val="none" w:sz="0" w:space="0" w:color="000000"/>
-              <w:top w:val="none" w:sz="0" w:space="0" w:color="000000"/>
-              <w:left w:val="none" w:sz="0" w:space="0" w:color="000000"/>
-              <w:right w:val="none" w:sz="0" w:space="0" w:color="000000"/>
-            </w:tcBorders>
-            <w:shd w:val="clear" w:color="auto" w:fill="FFFFFF"/>
-            <w:tcMar>
-              <w:top w:w="0" w:type="dxa"/>
-              <w:bottom w:w="0" w:type="dxa"/>
-              <w:left w:w="0" w:type="dxa"/>
-              <w:right w:w="0" w:type="dxa"/>
-            </w:tcMar>
-            <w:vAlign w:val="center"/>
-          </w:tcPr>
-          <w:p>
-            <w:pPr>
-              <w:pStyle w:val="Normal"/>
-              <w:jc w:val="left"/>
-              <w:pBdr>
-                <w:bottom w:val="none" w:sz="0" w:space="0" w:color="000000"/>
-                <w:top w:val="none" w:sz="0" w:space="0" w:color="000000"/>
-                <w:left w:val="none" w:sz="0" w:space="0" w:color="000000"/>
-                <w:right w:val="none" w:sz="0" w:space="0" w:color="000000"/>
-              </w:pBdr>
-              <w:spacing w:after="100" w:before="100" w:line="240"/>
-              <w:ind w:left="100" w:right="100" w:firstLine="0" w:firstLineChars="0"/>
-              <w:rPr>
-                <w:rFonts w:ascii="Times New Roman" w:hAnsi="Times New Roman" w:eastAsia="Times New Roman" w:cs="Times New Roman"/>
-                <w:i w:val="false"/>
-                <w:b w:val="false"/>
-                <w:u w:val="none"/>
-                <w:strike w:val="false"/>
-                <w:sz w:val="14"/>
-                <w:szCs w:val="14"/>
-                <w:color w:val="000000"/>
-              </w:rPr>
-            </w:pPr>
-            <w:r>
-              <w:rPr>
-                <w:rFonts w:ascii="Times New Roman" w:hAnsi="Times New Roman" w:eastAsia="Times New Roman" w:cs="Times New Roman"/>
-                <w:i w:val="false"/>
-                <w:b w:val="false"/>
-                <w:u w:val="none"/>
-                <w:strike w:val="false"/>
-                <w:sz w:val="14"/>
-                <w:szCs w:val="14"/>
-                <w:color w:val="000000"/>
-              </w:rPr>
-              <w:t xml:space="preserve">1.41 (1.21–1.64)</w:t>
+              <w:t xml:space="preserve">177</w:t>
+            </w:r>
+          </w:p>
+        </w:tc>
+        <w:tc>
+          <w:tcPr>
+            <w:tcBorders>
+              <w:bottom w:val="none" w:sz="0" w:space="0" w:color="000000"/>
+              <w:top w:val="none" w:sz="0" w:space="0" w:color="000000"/>
+              <w:left w:val="none" w:sz="0" w:space="0" w:color="000000"/>
+              <w:right w:val="none" w:sz="0" w:space="0" w:color="000000"/>
+            </w:tcBorders>
+            <w:shd w:val="clear" w:color="auto" w:fill="FFFFFF"/>
+            <w:tcMar>
+              <w:top w:w="0" w:type="dxa"/>
+              <w:bottom w:w="0" w:type="dxa"/>
+              <w:left w:w="0" w:type="dxa"/>
+              <w:right w:w="0" w:type="dxa"/>
+            </w:tcMar>
+            <w:vAlign w:val="center"/>
+          </w:tcPr>
+          <w:p>
+            <w:pPr>
+              <w:pStyle w:val="Normal"/>
+              <w:jc w:val="left"/>
+              <w:pBdr>
+                <w:bottom w:val="none" w:sz="0" w:space="0" w:color="000000"/>
+                <w:top w:val="none" w:sz="0" w:space="0" w:color="000000"/>
+                <w:left w:val="none" w:sz="0" w:space="0" w:color="000000"/>
+                <w:right w:val="none" w:sz="0" w:space="0" w:color="000000"/>
+              </w:pBdr>
+              <w:spacing w:after="100" w:before="100" w:line="240"/>
+              <w:ind w:left="100" w:right="100" w:firstLine="0" w:firstLineChars="0"/>
+              <w:rPr>
+                <w:rFonts w:ascii="Times New Roman" w:hAnsi="Times New Roman" w:eastAsia="Times New Roman" w:cs="Times New Roman"/>
+                <w:i w:val="false"/>
+                <w:b w:val="false"/>
+                <w:u w:val="none"/>
+                <w:strike w:val="false"/>
+                <w:sz w:val="14"/>
+                <w:szCs w:val="14"/>
+                <w:color w:val="000000"/>
+              </w:rPr>
+            </w:pPr>
+            <w:r>
+              <w:rPr>
+                <w:rFonts w:ascii="Times New Roman" w:hAnsi="Times New Roman" w:eastAsia="Times New Roman" w:cs="Times New Roman"/>
+                <w:i w:val="false"/>
+                <w:b w:val="false"/>
+                <w:u w:val="none"/>
+                <w:strike w:val="false"/>
+                <w:sz w:val="14"/>
+                <w:szCs w:val="14"/>
+                <w:color w:val="000000"/>
+              </w:rPr>
+              <w:t xml:space="preserve">1.42 (1.22–1.65)</w:t>
             </w:r>
           </w:p>
         </w:tc>
@@ -27876,62 +27876,62 @@
                 <w:szCs w:val="14"/>
                 <w:color w:val="000000"/>
               </w:rPr>
-              <w:t xml:space="preserve">176</w:t>
-            </w:r>
-          </w:p>
-        </w:tc>
-        <w:tc>
-          <w:tcPr>
-            <w:tcBorders>
-              <w:bottom w:val="none" w:sz="0" w:space="0" w:color="000000"/>
-              <w:top w:val="none" w:sz="0" w:space="0" w:color="000000"/>
-              <w:left w:val="none" w:sz="0" w:space="0" w:color="000000"/>
-              <w:right w:val="none" w:sz="0" w:space="0" w:color="000000"/>
-            </w:tcBorders>
-            <w:shd w:val="clear" w:color="auto" w:fill="FFFFFF"/>
-            <w:tcMar>
-              <w:top w:w="0" w:type="dxa"/>
-              <w:bottom w:w="0" w:type="dxa"/>
-              <w:left w:w="0" w:type="dxa"/>
-              <w:right w:w="0" w:type="dxa"/>
-            </w:tcMar>
-            <w:vAlign w:val="center"/>
-          </w:tcPr>
-          <w:p>
-            <w:pPr>
-              <w:pStyle w:val="Normal"/>
-              <w:jc w:val="left"/>
-              <w:pBdr>
-                <w:bottom w:val="none" w:sz="0" w:space="0" w:color="000000"/>
-                <w:top w:val="none" w:sz="0" w:space="0" w:color="000000"/>
-                <w:left w:val="none" w:sz="0" w:space="0" w:color="000000"/>
-                <w:right w:val="none" w:sz="0" w:space="0" w:color="000000"/>
-              </w:pBdr>
-              <w:spacing w:after="100" w:before="100" w:line="240"/>
-              <w:ind w:left="100" w:right="100" w:firstLine="0" w:firstLineChars="0"/>
-              <w:rPr>
-                <w:rFonts w:ascii="Times New Roman" w:hAnsi="Times New Roman" w:eastAsia="Times New Roman" w:cs="Times New Roman"/>
-                <w:i w:val="false"/>
-                <w:b w:val="false"/>
-                <w:u w:val="none"/>
-                <w:strike w:val="false"/>
-                <w:sz w:val="14"/>
-                <w:szCs w:val="14"/>
-                <w:color w:val="000000"/>
-              </w:rPr>
-            </w:pPr>
-            <w:r>
-              <w:rPr>
-                <w:rFonts w:ascii="Times New Roman" w:hAnsi="Times New Roman" w:eastAsia="Times New Roman" w:cs="Times New Roman"/>
-                <w:i w:val="false"/>
-                <w:b w:val="false"/>
-                <w:u w:val="none"/>
-                <w:strike w:val="false"/>
-                <w:sz w:val="14"/>
-                <w:szCs w:val="14"/>
-                <w:color w:val="000000"/>
-              </w:rPr>
-              <w:t xml:space="preserve">1.38 (1.18–1.60)</w:t>
+              <w:t xml:space="preserve">175</w:t>
+            </w:r>
+          </w:p>
+        </w:tc>
+        <w:tc>
+          <w:tcPr>
+            <w:tcBorders>
+              <w:bottom w:val="none" w:sz="0" w:space="0" w:color="000000"/>
+              <w:top w:val="none" w:sz="0" w:space="0" w:color="000000"/>
+              <w:left w:val="none" w:sz="0" w:space="0" w:color="000000"/>
+              <w:right w:val="none" w:sz="0" w:space="0" w:color="000000"/>
+            </w:tcBorders>
+            <w:shd w:val="clear" w:color="auto" w:fill="FFFFFF"/>
+            <w:tcMar>
+              <w:top w:w="0" w:type="dxa"/>
+              <w:bottom w:w="0" w:type="dxa"/>
+              <w:left w:w="0" w:type="dxa"/>
+              <w:right w:w="0" w:type="dxa"/>
+            </w:tcMar>
+            <w:vAlign w:val="center"/>
+          </w:tcPr>
+          <w:p>
+            <w:pPr>
+              <w:pStyle w:val="Normal"/>
+              <w:jc w:val="left"/>
+              <w:pBdr>
+                <w:bottom w:val="none" w:sz="0" w:space="0" w:color="000000"/>
+                <w:top w:val="none" w:sz="0" w:space="0" w:color="000000"/>
+                <w:left w:val="none" w:sz="0" w:space="0" w:color="000000"/>
+                <w:right w:val="none" w:sz="0" w:space="0" w:color="000000"/>
+              </w:pBdr>
+              <w:spacing w:after="100" w:before="100" w:line="240"/>
+              <w:ind w:left="100" w:right="100" w:firstLine="0" w:firstLineChars="0"/>
+              <w:rPr>
+                <w:rFonts w:ascii="Times New Roman" w:hAnsi="Times New Roman" w:eastAsia="Times New Roman" w:cs="Times New Roman"/>
+                <w:i w:val="false"/>
+                <w:b w:val="false"/>
+                <w:u w:val="none"/>
+                <w:strike w:val="false"/>
+                <w:sz w:val="14"/>
+                <w:szCs w:val="14"/>
+                <w:color w:val="000000"/>
+              </w:rPr>
+            </w:pPr>
+            <w:r>
+              <w:rPr>
+                <w:rFonts w:ascii="Times New Roman" w:hAnsi="Times New Roman" w:eastAsia="Times New Roman" w:cs="Times New Roman"/>
+                <w:i w:val="false"/>
+                <w:b w:val="false"/>
+                <w:u w:val="none"/>
+                <w:strike w:val="false"/>
+                <w:sz w:val="14"/>
+                <w:szCs w:val="14"/>
+                <w:color w:val="000000"/>
+              </w:rPr>
+              <w:t xml:space="preserve">1.38 (1.18–1.61)</w:t>
             </w:r>
           </w:p>
         </w:tc>
@@ -28876,117 +28876,117 @@
                 <w:szCs w:val="14"/>
                 <w:color w:val="000000"/>
               </w:rPr>
-              <w:t xml:space="preserve">95</w:t>
-            </w:r>
-          </w:p>
-        </w:tc>
-        <w:tc>
-          <w:tcPr>
-            <w:tcBorders>
-              <w:bottom w:val="none" w:sz="0" w:space="0" w:color="000000"/>
-              <w:top w:val="none" w:sz="0" w:space="0" w:color="000000"/>
-              <w:left w:val="none" w:sz="0" w:space="0" w:color="000000"/>
-              <w:right w:val="none" w:sz="0" w:space="0" w:color="000000"/>
-            </w:tcBorders>
-            <w:shd w:val="clear" w:color="auto" w:fill="FFFFFF"/>
-            <w:tcMar>
-              <w:top w:w="0" w:type="dxa"/>
-              <w:bottom w:w="0" w:type="dxa"/>
-              <w:left w:w="0" w:type="dxa"/>
-              <w:right w:w="0" w:type="dxa"/>
-            </w:tcMar>
-            <w:vAlign w:val="center"/>
-          </w:tcPr>
-          <w:p>
-            <w:pPr>
-              <w:pStyle w:val="Normal"/>
-              <w:jc w:val="left"/>
-              <w:pBdr>
-                <w:bottom w:val="none" w:sz="0" w:space="0" w:color="000000"/>
-                <w:top w:val="none" w:sz="0" w:space="0" w:color="000000"/>
-                <w:left w:val="none" w:sz="0" w:space="0" w:color="000000"/>
-                <w:right w:val="none" w:sz="0" w:space="0" w:color="000000"/>
-              </w:pBdr>
-              <w:spacing w:after="100" w:before="100" w:line="240"/>
-              <w:ind w:left="100" w:right="100" w:firstLine="0" w:firstLineChars="0"/>
-              <w:rPr>
-                <w:rFonts w:ascii="Times New Roman" w:hAnsi="Times New Roman" w:eastAsia="Times New Roman" w:cs="Times New Roman"/>
-                <w:i w:val="false"/>
-                <w:b w:val="false"/>
-                <w:u w:val="none"/>
-                <w:strike w:val="false"/>
-                <w:sz w:val="14"/>
-                <w:szCs w:val="14"/>
-                <w:color w:val="000000"/>
-              </w:rPr>
-            </w:pPr>
-            <w:r>
-              <w:rPr>
-                <w:rFonts w:ascii="Times New Roman" w:hAnsi="Times New Roman" w:eastAsia="Times New Roman" w:cs="Times New Roman"/>
-                <w:i w:val="false"/>
-                <w:b w:val="false"/>
-                <w:u w:val="none"/>
-                <w:strike w:val="false"/>
-                <w:sz w:val="14"/>
-                <w:szCs w:val="14"/>
-                <w:color w:val="000000"/>
-              </w:rPr>
-              <w:t xml:space="preserve">1.16 (0.86–1.56)</w:t>
-            </w:r>
-          </w:p>
-        </w:tc>
-        <w:tc>
-          <w:tcPr>
-            <w:tcBorders>
-              <w:bottom w:val="none" w:sz="0" w:space="0" w:color="000000"/>
-              <w:top w:val="none" w:sz="0" w:space="0" w:color="000000"/>
-              <w:left w:val="none" w:sz="0" w:space="0" w:color="000000"/>
-              <w:right w:val="none" w:sz="0" w:space="0" w:color="000000"/>
-            </w:tcBorders>
-            <w:shd w:val="clear" w:color="auto" w:fill="FFFFFF"/>
-            <w:tcMar>
-              <w:top w:w="0" w:type="dxa"/>
-              <w:bottom w:w="0" w:type="dxa"/>
-              <w:left w:w="0" w:type="dxa"/>
-              <w:right w:w="0" w:type="dxa"/>
-            </w:tcMar>
-            <w:vAlign w:val="center"/>
-          </w:tcPr>
-          <w:p>
-            <w:pPr>
-              <w:pStyle w:val="Normal"/>
-              <w:jc w:val="left"/>
-              <w:pBdr>
-                <w:bottom w:val="none" w:sz="0" w:space="0" w:color="000000"/>
-                <w:top w:val="none" w:sz="0" w:space="0" w:color="000000"/>
-                <w:left w:val="none" w:sz="0" w:space="0" w:color="000000"/>
-                <w:right w:val="none" w:sz="0" w:space="0" w:color="000000"/>
-              </w:pBdr>
-              <w:spacing w:after="100" w:before="100" w:line="240"/>
-              <w:ind w:left="100" w:right="100" w:firstLine="0" w:firstLineChars="0"/>
-              <w:rPr>
-                <w:rFonts w:ascii="Times New Roman" w:hAnsi="Times New Roman" w:eastAsia="Times New Roman" w:cs="Times New Roman"/>
-                <w:i w:val="false"/>
-                <w:b w:val="false"/>
-                <w:u w:val="none"/>
-                <w:strike w:val="false"/>
-                <w:sz w:val="14"/>
-                <w:szCs w:val="14"/>
-                <w:color w:val="000000"/>
-              </w:rPr>
-            </w:pPr>
-            <w:r>
-              <w:rPr>
-                <w:rFonts w:ascii="Times New Roman" w:hAnsi="Times New Roman" w:eastAsia="Times New Roman" w:cs="Times New Roman"/>
-                <w:i w:val="false"/>
-                <w:b w:val="false"/>
-                <w:u w:val="none"/>
-                <w:strike w:val="false"/>
-                <w:sz w:val="14"/>
-                <w:szCs w:val="14"/>
-                <w:color w:val="000000"/>
-              </w:rPr>
-              <w:t xml:space="preserve">0.326</w:t>
+              <w:t xml:space="preserve">94</w:t>
+            </w:r>
+          </w:p>
+        </w:tc>
+        <w:tc>
+          <w:tcPr>
+            <w:tcBorders>
+              <w:bottom w:val="none" w:sz="0" w:space="0" w:color="000000"/>
+              <w:top w:val="none" w:sz="0" w:space="0" w:color="000000"/>
+              <w:left w:val="none" w:sz="0" w:space="0" w:color="000000"/>
+              <w:right w:val="none" w:sz="0" w:space="0" w:color="000000"/>
+            </w:tcBorders>
+            <w:shd w:val="clear" w:color="auto" w:fill="FFFFFF"/>
+            <w:tcMar>
+              <w:top w:w="0" w:type="dxa"/>
+              <w:bottom w:w="0" w:type="dxa"/>
+              <w:left w:w="0" w:type="dxa"/>
+              <w:right w:w="0" w:type="dxa"/>
+            </w:tcMar>
+            <w:vAlign w:val="center"/>
+          </w:tcPr>
+          <w:p>
+            <w:pPr>
+              <w:pStyle w:val="Normal"/>
+              <w:jc w:val="left"/>
+              <w:pBdr>
+                <w:bottom w:val="none" w:sz="0" w:space="0" w:color="000000"/>
+                <w:top w:val="none" w:sz="0" w:space="0" w:color="000000"/>
+                <w:left w:val="none" w:sz="0" w:space="0" w:color="000000"/>
+                <w:right w:val="none" w:sz="0" w:space="0" w:color="000000"/>
+              </w:pBdr>
+              <w:spacing w:after="100" w:before="100" w:line="240"/>
+              <w:ind w:left="100" w:right="100" w:firstLine="0" w:firstLineChars="0"/>
+              <w:rPr>
+                <w:rFonts w:ascii="Times New Roman" w:hAnsi="Times New Roman" w:eastAsia="Times New Roman" w:cs="Times New Roman"/>
+                <w:i w:val="false"/>
+                <w:b w:val="false"/>
+                <w:u w:val="none"/>
+                <w:strike w:val="false"/>
+                <w:sz w:val="14"/>
+                <w:szCs w:val="14"/>
+                <w:color w:val="000000"/>
+              </w:rPr>
+            </w:pPr>
+            <w:r>
+              <w:rPr>
+                <w:rFonts w:ascii="Times New Roman" w:hAnsi="Times New Roman" w:eastAsia="Times New Roman" w:cs="Times New Roman"/>
+                <w:i w:val="false"/>
+                <w:b w:val="false"/>
+                <w:u w:val="none"/>
+                <w:strike w:val="false"/>
+                <w:sz w:val="14"/>
+                <w:szCs w:val="14"/>
+                <w:color w:val="000000"/>
+              </w:rPr>
+              <w:t xml:space="preserve">1.14 (0.85–1.54)</w:t>
+            </w:r>
+          </w:p>
+        </w:tc>
+        <w:tc>
+          <w:tcPr>
+            <w:tcBorders>
+              <w:bottom w:val="none" w:sz="0" w:space="0" w:color="000000"/>
+              <w:top w:val="none" w:sz="0" w:space="0" w:color="000000"/>
+              <w:left w:val="none" w:sz="0" w:space="0" w:color="000000"/>
+              <w:right w:val="none" w:sz="0" w:space="0" w:color="000000"/>
+            </w:tcBorders>
+            <w:shd w:val="clear" w:color="auto" w:fill="FFFFFF"/>
+            <w:tcMar>
+              <w:top w:w="0" w:type="dxa"/>
+              <w:bottom w:w="0" w:type="dxa"/>
+              <w:left w:w="0" w:type="dxa"/>
+              <w:right w:w="0" w:type="dxa"/>
+            </w:tcMar>
+            <w:vAlign w:val="center"/>
+          </w:tcPr>
+          <w:p>
+            <w:pPr>
+              <w:pStyle w:val="Normal"/>
+              <w:jc w:val="left"/>
+              <w:pBdr>
+                <w:bottom w:val="none" w:sz="0" w:space="0" w:color="000000"/>
+                <w:top w:val="none" w:sz="0" w:space="0" w:color="000000"/>
+                <w:left w:val="none" w:sz="0" w:space="0" w:color="000000"/>
+                <w:right w:val="none" w:sz="0" w:space="0" w:color="000000"/>
+              </w:pBdr>
+              <w:spacing w:after="100" w:before="100" w:line="240"/>
+              <w:ind w:left="100" w:right="100" w:firstLine="0" w:firstLineChars="0"/>
+              <w:rPr>
+                <w:rFonts w:ascii="Times New Roman" w:hAnsi="Times New Roman" w:eastAsia="Times New Roman" w:cs="Times New Roman"/>
+                <w:i w:val="false"/>
+                <w:b w:val="false"/>
+                <w:u w:val="none"/>
+                <w:strike w:val="false"/>
+                <w:sz w:val="14"/>
+                <w:szCs w:val="14"/>
+                <w:color w:val="000000"/>
+              </w:rPr>
+            </w:pPr>
+            <w:r>
+              <w:rPr>
+                <w:rFonts w:ascii="Times New Roman" w:hAnsi="Times New Roman" w:eastAsia="Times New Roman" w:cs="Times New Roman"/>
+                <w:i w:val="false"/>
+                <w:b w:val="false"/>
+                <w:u w:val="none"/>
+                <w:strike w:val="false"/>
+                <w:sz w:val="14"/>
+                <w:szCs w:val="14"/>
+                <w:color w:val="000000"/>
+              </w:rPr>
+              <w:t xml:space="preserve">0.384</w:t>
             </w:r>
           </w:p>
         </w:tc>
@@ -29376,7 +29376,7 @@
                 <w:szCs w:val="14"/>
                 <w:color w:val="000000"/>
               </w:rPr>
-              <w:t xml:space="preserve">83</w:t>
+              <w:t xml:space="preserve">82</w:t>
             </w:r>
           </w:p>
         </w:tc>
@@ -29931,62 +29931,62 @@
                 <w:szCs w:val="14"/>
                 <w:color w:val="000000"/>
               </w:rPr>
-              <w:t xml:space="preserve">0.95 (0.71–1.28)</w:t>
-            </w:r>
-          </w:p>
-        </w:tc>
-        <w:tc>
-          <w:tcPr>
-            <w:tcBorders>
-              <w:bottom w:val="none" w:sz="0" w:space="0" w:color="000000"/>
-              <w:top w:val="none" w:sz="0" w:space="0" w:color="000000"/>
-              <w:left w:val="none" w:sz="0" w:space="0" w:color="000000"/>
-              <w:right w:val="none" w:sz="0" w:space="0" w:color="000000"/>
-            </w:tcBorders>
-            <w:shd w:val="clear" w:color="auto" w:fill="FFFFFF"/>
-            <w:tcMar>
-              <w:top w:w="0" w:type="dxa"/>
-              <w:bottom w:w="0" w:type="dxa"/>
-              <w:left w:w="0" w:type="dxa"/>
-              <w:right w:w="0" w:type="dxa"/>
-            </w:tcMar>
-            <w:vAlign w:val="center"/>
-          </w:tcPr>
-          <w:p>
-            <w:pPr>
-              <w:pStyle w:val="Normal"/>
-              <w:jc w:val="left"/>
-              <w:pBdr>
-                <w:bottom w:val="none" w:sz="0" w:space="0" w:color="000000"/>
-                <w:top w:val="none" w:sz="0" w:space="0" w:color="000000"/>
-                <w:left w:val="none" w:sz="0" w:space="0" w:color="000000"/>
-                <w:right w:val="none" w:sz="0" w:space="0" w:color="000000"/>
-              </w:pBdr>
-              <w:spacing w:after="100" w:before="100" w:line="240"/>
-              <w:ind w:left="100" w:right="100" w:firstLine="0" w:firstLineChars="0"/>
-              <w:rPr>
-                <w:rFonts w:ascii="Times New Roman" w:hAnsi="Times New Roman" w:eastAsia="Times New Roman" w:cs="Times New Roman"/>
-                <w:i w:val="false"/>
-                <w:b w:val="false"/>
-                <w:u w:val="none"/>
-                <w:strike w:val="false"/>
-                <w:sz w:val="14"/>
-                <w:szCs w:val="14"/>
-                <w:color w:val="000000"/>
-              </w:rPr>
-            </w:pPr>
-            <w:r>
-              <w:rPr>
-                <w:rFonts w:ascii="Times New Roman" w:hAnsi="Times New Roman" w:eastAsia="Times New Roman" w:cs="Times New Roman"/>
-                <w:i w:val="false"/>
-                <w:b w:val="false"/>
-                <w:u w:val="none"/>
-                <w:strike w:val="false"/>
-                <w:sz w:val="14"/>
-                <w:szCs w:val="14"/>
-                <w:color w:val="000000"/>
-              </w:rPr>
-              <w:t xml:space="preserve">0.745</w:t>
+              <w:t xml:space="preserve">0.97 (0.72–1.31)</w:t>
+            </w:r>
+          </w:p>
+        </w:tc>
+        <w:tc>
+          <w:tcPr>
+            <w:tcBorders>
+              <w:bottom w:val="none" w:sz="0" w:space="0" w:color="000000"/>
+              <w:top w:val="none" w:sz="0" w:space="0" w:color="000000"/>
+              <w:left w:val="none" w:sz="0" w:space="0" w:color="000000"/>
+              <w:right w:val="none" w:sz="0" w:space="0" w:color="000000"/>
+            </w:tcBorders>
+            <w:shd w:val="clear" w:color="auto" w:fill="FFFFFF"/>
+            <w:tcMar>
+              <w:top w:w="0" w:type="dxa"/>
+              <w:bottom w:w="0" w:type="dxa"/>
+              <w:left w:w="0" w:type="dxa"/>
+              <w:right w:w="0" w:type="dxa"/>
+            </w:tcMar>
+            <w:vAlign w:val="center"/>
+          </w:tcPr>
+          <w:p>
+            <w:pPr>
+              <w:pStyle w:val="Normal"/>
+              <w:jc w:val="left"/>
+              <w:pBdr>
+                <w:bottom w:val="none" w:sz="0" w:space="0" w:color="000000"/>
+                <w:top w:val="none" w:sz="0" w:space="0" w:color="000000"/>
+                <w:left w:val="none" w:sz="0" w:space="0" w:color="000000"/>
+                <w:right w:val="none" w:sz="0" w:space="0" w:color="000000"/>
+              </w:pBdr>
+              <w:spacing w:after="100" w:before="100" w:line="240"/>
+              <w:ind w:left="100" w:right="100" w:firstLine="0" w:firstLineChars="0"/>
+              <w:rPr>
+                <w:rFonts w:ascii="Times New Roman" w:hAnsi="Times New Roman" w:eastAsia="Times New Roman" w:cs="Times New Roman"/>
+                <w:i w:val="false"/>
+                <w:b w:val="false"/>
+                <w:u w:val="none"/>
+                <w:strike w:val="false"/>
+                <w:sz w:val="14"/>
+                <w:szCs w:val="14"/>
+                <w:color w:val="000000"/>
+              </w:rPr>
+            </w:pPr>
+            <w:r>
+              <w:rPr>
+                <w:rFonts w:ascii="Times New Roman" w:hAnsi="Times New Roman" w:eastAsia="Times New Roman" w:cs="Times New Roman"/>
+                <w:i w:val="false"/>
+                <w:b w:val="false"/>
+                <w:u w:val="none"/>
+                <w:strike w:val="false"/>
+                <w:sz w:val="14"/>
+                <w:szCs w:val="14"/>
+                <w:color w:val="000000"/>
+              </w:rPr>
+              <w:t xml:space="preserve">0.850</w:t>
             </w:r>
           </w:p>
         </w:tc>
@@ -30376,7 +30376,7 @@
                 <w:szCs w:val="14"/>
                 <w:color w:val="000000"/>
               </w:rPr>
-              <w:t xml:space="preserve">117</w:t>
+              <w:t xml:space="preserve">116</w:t>
             </w:r>
           </w:p>
         </w:tc>
@@ -30931,7 +30931,7 @@
                 <w:szCs w:val="14"/>
                 <w:color w:val="000000"/>
               </w:rPr>
-              <w:t xml:space="preserve">2.27 (1.65–3.12)</w:t>
+              <w:t xml:space="preserve">2.30 (1.67–3.16)</w:t>
             </w:r>
           </w:p>
         </w:tc>
@@ -31376,62 +31376,62 @@
                 <w:szCs w:val="14"/>
                 <w:color w:val="000000"/>
               </w:rPr>
-              <w:t xml:space="preserve">176</w:t>
-            </w:r>
-          </w:p>
-        </w:tc>
-        <w:tc>
-          <w:tcPr>
-            <w:tcBorders>
-              <w:bottom w:val="none" w:sz="0" w:space="0" w:color="000000"/>
-              <w:top w:val="none" w:sz="0" w:space="0" w:color="000000"/>
-              <w:left w:val="none" w:sz="0" w:space="0" w:color="000000"/>
-              <w:right w:val="none" w:sz="0" w:space="0" w:color="000000"/>
-            </w:tcBorders>
-            <w:shd w:val="clear" w:color="auto" w:fill="FFFFFF"/>
-            <w:tcMar>
-              <w:top w:w="0" w:type="dxa"/>
-              <w:bottom w:w="0" w:type="dxa"/>
-              <w:left w:w="0" w:type="dxa"/>
-              <w:right w:w="0" w:type="dxa"/>
-            </w:tcMar>
-            <w:vAlign w:val="center"/>
-          </w:tcPr>
-          <w:p>
-            <w:pPr>
-              <w:pStyle w:val="Normal"/>
-              <w:jc w:val="left"/>
-              <w:pBdr>
-                <w:bottom w:val="none" w:sz="0" w:space="0" w:color="000000"/>
-                <w:top w:val="none" w:sz="0" w:space="0" w:color="000000"/>
-                <w:left w:val="none" w:sz="0" w:space="0" w:color="000000"/>
-                <w:right w:val="none" w:sz="0" w:space="0" w:color="000000"/>
-              </w:pBdr>
-              <w:spacing w:after="100" w:before="100" w:line="240"/>
-              <w:ind w:left="100" w:right="100" w:firstLine="0" w:firstLineChars="0"/>
-              <w:rPr>
-                <w:rFonts w:ascii="Times New Roman" w:hAnsi="Times New Roman" w:eastAsia="Times New Roman" w:cs="Times New Roman"/>
-                <w:i w:val="false"/>
-                <w:b w:val="false"/>
-                <w:u w:val="none"/>
-                <w:strike w:val="false"/>
-                <w:sz w:val="14"/>
-                <w:szCs w:val="14"/>
-                <w:color w:val="000000"/>
-              </w:rPr>
-            </w:pPr>
-            <w:r>
-              <w:rPr>
-                <w:rFonts w:ascii="Times New Roman" w:hAnsi="Times New Roman" w:eastAsia="Times New Roman" w:cs="Times New Roman"/>
-                <w:i w:val="false"/>
-                <w:b w:val="false"/>
-                <w:u w:val="none"/>
-                <w:strike w:val="false"/>
-                <w:sz w:val="14"/>
-                <w:szCs w:val="14"/>
-                <w:color w:val="000000"/>
-              </w:rPr>
-              <w:t xml:space="preserve">1.37 (1.16–1.60)</w:t>
+              <w:t xml:space="preserve">175</w:t>
+            </w:r>
+          </w:p>
+        </w:tc>
+        <w:tc>
+          <w:tcPr>
+            <w:tcBorders>
+              <w:bottom w:val="none" w:sz="0" w:space="0" w:color="000000"/>
+              <w:top w:val="none" w:sz="0" w:space="0" w:color="000000"/>
+              <w:left w:val="none" w:sz="0" w:space="0" w:color="000000"/>
+              <w:right w:val="none" w:sz="0" w:space="0" w:color="000000"/>
+            </w:tcBorders>
+            <w:shd w:val="clear" w:color="auto" w:fill="FFFFFF"/>
+            <w:tcMar>
+              <w:top w:w="0" w:type="dxa"/>
+              <w:bottom w:w="0" w:type="dxa"/>
+              <w:left w:w="0" w:type="dxa"/>
+              <w:right w:w="0" w:type="dxa"/>
+            </w:tcMar>
+            <w:vAlign w:val="center"/>
+          </w:tcPr>
+          <w:p>
+            <w:pPr>
+              <w:pStyle w:val="Normal"/>
+              <w:jc w:val="left"/>
+              <w:pBdr>
+                <w:bottom w:val="none" w:sz="0" w:space="0" w:color="000000"/>
+                <w:top w:val="none" w:sz="0" w:space="0" w:color="000000"/>
+                <w:left w:val="none" w:sz="0" w:space="0" w:color="000000"/>
+                <w:right w:val="none" w:sz="0" w:space="0" w:color="000000"/>
+              </w:pBdr>
+              <w:spacing w:after="100" w:before="100" w:line="240"/>
+              <w:ind w:left="100" w:right="100" w:firstLine="0" w:firstLineChars="0"/>
+              <w:rPr>
+                <w:rFonts w:ascii="Times New Roman" w:hAnsi="Times New Roman" w:eastAsia="Times New Roman" w:cs="Times New Roman"/>
+                <w:i w:val="false"/>
+                <w:b w:val="false"/>
+                <w:u w:val="none"/>
+                <w:strike w:val="false"/>
+                <w:sz w:val="14"/>
+                <w:szCs w:val="14"/>
+                <w:color w:val="000000"/>
+              </w:rPr>
+            </w:pPr>
+            <w:r>
+              <w:rPr>
+                <w:rFonts w:ascii="Times New Roman" w:hAnsi="Times New Roman" w:eastAsia="Times New Roman" w:cs="Times New Roman"/>
+                <w:i w:val="false"/>
+                <w:b w:val="false"/>
+                <w:u w:val="none"/>
+                <w:strike w:val="false"/>
+                <w:sz w:val="14"/>
+                <w:szCs w:val="14"/>
+                <w:color w:val="000000"/>
+              </w:rPr>
+              <w:t xml:space="preserve">1.38 (1.17–1.62)</w:t>
             </w:r>
           </w:p>
         </w:tc>
@@ -32376,117 +32376,117 @@
                 <w:szCs w:val="14"/>
                 <w:color w:val="000000"/>
               </w:rPr>
-              <w:t xml:space="preserve">95</w:t>
-            </w:r>
-          </w:p>
-        </w:tc>
-        <w:tc>
-          <w:tcPr>
-            <w:tcBorders>
-              <w:bottom w:val="none" w:sz="0" w:space="0" w:color="000000"/>
-              <w:top w:val="none" w:sz="0" w:space="0" w:color="000000"/>
-              <w:left w:val="none" w:sz="0" w:space="0" w:color="000000"/>
-              <w:right w:val="none" w:sz="0" w:space="0" w:color="000000"/>
-            </w:tcBorders>
-            <w:shd w:val="clear" w:color="auto" w:fill="FFFFFF"/>
-            <w:tcMar>
-              <w:top w:w="0" w:type="dxa"/>
-              <w:bottom w:w="0" w:type="dxa"/>
-              <w:left w:w="0" w:type="dxa"/>
-              <w:right w:w="0" w:type="dxa"/>
-            </w:tcMar>
-            <w:vAlign w:val="center"/>
-          </w:tcPr>
-          <w:p>
-            <w:pPr>
-              <w:pStyle w:val="Normal"/>
-              <w:jc w:val="left"/>
-              <w:pBdr>
-                <w:bottom w:val="none" w:sz="0" w:space="0" w:color="000000"/>
-                <w:top w:val="none" w:sz="0" w:space="0" w:color="000000"/>
-                <w:left w:val="none" w:sz="0" w:space="0" w:color="000000"/>
-                <w:right w:val="none" w:sz="0" w:space="0" w:color="000000"/>
-              </w:pBdr>
-              <w:spacing w:after="100" w:before="100" w:line="240"/>
-              <w:ind w:left="100" w:right="100" w:firstLine="0" w:firstLineChars="0"/>
-              <w:rPr>
-                <w:rFonts w:ascii="Times New Roman" w:hAnsi="Times New Roman" w:eastAsia="Times New Roman" w:cs="Times New Roman"/>
-                <w:i w:val="false"/>
-                <w:b w:val="false"/>
-                <w:u w:val="none"/>
-                <w:strike w:val="false"/>
-                <w:sz w:val="14"/>
-                <w:szCs w:val="14"/>
-                <w:color w:val="000000"/>
-              </w:rPr>
-            </w:pPr>
-            <w:r>
-              <w:rPr>
-                <w:rFonts w:ascii="Times New Roman" w:hAnsi="Times New Roman" w:eastAsia="Times New Roman" w:cs="Times New Roman"/>
-                <w:i w:val="false"/>
-                <w:b w:val="false"/>
-                <w:u w:val="none"/>
-                <w:strike w:val="false"/>
-                <w:sz w:val="14"/>
-                <w:szCs w:val="14"/>
-                <w:color w:val="000000"/>
-              </w:rPr>
-              <w:t xml:space="preserve">1.04 (0.76–1.43)</w:t>
-            </w:r>
-          </w:p>
-        </w:tc>
-        <w:tc>
-          <w:tcPr>
-            <w:tcBorders>
-              <w:bottom w:val="none" w:sz="0" w:space="0" w:color="000000"/>
-              <w:top w:val="none" w:sz="0" w:space="0" w:color="000000"/>
-              <w:left w:val="none" w:sz="0" w:space="0" w:color="000000"/>
-              <w:right w:val="none" w:sz="0" w:space="0" w:color="000000"/>
-            </w:tcBorders>
-            <w:shd w:val="clear" w:color="auto" w:fill="FFFFFF"/>
-            <w:tcMar>
-              <w:top w:w="0" w:type="dxa"/>
-              <w:bottom w:w="0" w:type="dxa"/>
-              <w:left w:w="0" w:type="dxa"/>
-              <w:right w:w="0" w:type="dxa"/>
-            </w:tcMar>
-            <w:vAlign w:val="center"/>
-          </w:tcPr>
-          <w:p>
-            <w:pPr>
-              <w:pStyle w:val="Normal"/>
-              <w:jc w:val="left"/>
-              <w:pBdr>
-                <w:bottom w:val="none" w:sz="0" w:space="0" w:color="000000"/>
-                <w:top w:val="none" w:sz="0" w:space="0" w:color="000000"/>
-                <w:left w:val="none" w:sz="0" w:space="0" w:color="000000"/>
-                <w:right w:val="none" w:sz="0" w:space="0" w:color="000000"/>
-              </w:pBdr>
-              <w:spacing w:after="100" w:before="100" w:line="240"/>
-              <w:ind w:left="100" w:right="100" w:firstLine="0" w:firstLineChars="0"/>
-              <w:rPr>
-                <w:rFonts w:ascii="Times New Roman" w:hAnsi="Times New Roman" w:eastAsia="Times New Roman" w:cs="Times New Roman"/>
-                <w:i w:val="false"/>
-                <w:b w:val="false"/>
-                <w:u w:val="none"/>
-                <w:strike w:val="false"/>
-                <w:sz w:val="14"/>
-                <w:szCs w:val="14"/>
-                <w:color w:val="000000"/>
-              </w:rPr>
-            </w:pPr>
-            <w:r>
-              <w:rPr>
-                <w:rFonts w:ascii="Times New Roman" w:hAnsi="Times New Roman" w:eastAsia="Times New Roman" w:cs="Times New Roman"/>
-                <w:i w:val="false"/>
-                <w:b w:val="false"/>
-                <w:u w:val="none"/>
-                <w:strike w:val="false"/>
-                <w:sz w:val="14"/>
-                <w:szCs w:val="14"/>
-                <w:color w:val="000000"/>
-              </w:rPr>
-              <w:t xml:space="preserve">0.789</w:t>
+              <w:t xml:space="preserve">94</w:t>
+            </w:r>
+          </w:p>
+        </w:tc>
+        <w:tc>
+          <w:tcPr>
+            <w:tcBorders>
+              <w:bottom w:val="none" w:sz="0" w:space="0" w:color="000000"/>
+              <w:top w:val="none" w:sz="0" w:space="0" w:color="000000"/>
+              <w:left w:val="none" w:sz="0" w:space="0" w:color="000000"/>
+              <w:right w:val="none" w:sz="0" w:space="0" w:color="000000"/>
+            </w:tcBorders>
+            <w:shd w:val="clear" w:color="auto" w:fill="FFFFFF"/>
+            <w:tcMar>
+              <w:top w:w="0" w:type="dxa"/>
+              <w:bottom w:w="0" w:type="dxa"/>
+              <w:left w:w="0" w:type="dxa"/>
+              <w:right w:w="0" w:type="dxa"/>
+            </w:tcMar>
+            <w:vAlign w:val="center"/>
+          </w:tcPr>
+          <w:p>
+            <w:pPr>
+              <w:pStyle w:val="Normal"/>
+              <w:jc w:val="left"/>
+              <w:pBdr>
+                <w:bottom w:val="none" w:sz="0" w:space="0" w:color="000000"/>
+                <w:top w:val="none" w:sz="0" w:space="0" w:color="000000"/>
+                <w:left w:val="none" w:sz="0" w:space="0" w:color="000000"/>
+                <w:right w:val="none" w:sz="0" w:space="0" w:color="000000"/>
+              </w:pBdr>
+              <w:spacing w:after="100" w:before="100" w:line="240"/>
+              <w:ind w:left="100" w:right="100" w:firstLine="0" w:firstLineChars="0"/>
+              <w:rPr>
+                <w:rFonts w:ascii="Times New Roman" w:hAnsi="Times New Roman" w:eastAsia="Times New Roman" w:cs="Times New Roman"/>
+                <w:i w:val="false"/>
+                <w:b w:val="false"/>
+                <w:u w:val="none"/>
+                <w:strike w:val="false"/>
+                <w:sz w:val="14"/>
+                <w:szCs w:val="14"/>
+                <w:color w:val="000000"/>
+              </w:rPr>
+            </w:pPr>
+            <w:r>
+              <w:rPr>
+                <w:rFonts w:ascii="Times New Roman" w:hAnsi="Times New Roman" w:eastAsia="Times New Roman" w:cs="Times New Roman"/>
+                <w:i w:val="false"/>
+                <w:b w:val="false"/>
+                <w:u w:val="none"/>
+                <w:strike w:val="false"/>
+                <w:sz w:val="14"/>
+                <w:szCs w:val="14"/>
+                <w:color w:val="000000"/>
+              </w:rPr>
+              <w:t xml:space="preserve">1.03 (0.75–1.41)</w:t>
+            </w:r>
+          </w:p>
+        </w:tc>
+        <w:tc>
+          <w:tcPr>
+            <w:tcBorders>
+              <w:bottom w:val="none" w:sz="0" w:space="0" w:color="000000"/>
+              <w:top w:val="none" w:sz="0" w:space="0" w:color="000000"/>
+              <w:left w:val="none" w:sz="0" w:space="0" w:color="000000"/>
+              <w:right w:val="none" w:sz="0" w:space="0" w:color="000000"/>
+            </w:tcBorders>
+            <w:shd w:val="clear" w:color="auto" w:fill="FFFFFF"/>
+            <w:tcMar>
+              <w:top w:w="0" w:type="dxa"/>
+              <w:bottom w:w="0" w:type="dxa"/>
+              <w:left w:w="0" w:type="dxa"/>
+              <w:right w:w="0" w:type="dxa"/>
+            </w:tcMar>
+            <w:vAlign w:val="center"/>
+          </w:tcPr>
+          <w:p>
+            <w:pPr>
+              <w:pStyle w:val="Normal"/>
+              <w:jc w:val="left"/>
+              <w:pBdr>
+                <w:bottom w:val="none" w:sz="0" w:space="0" w:color="000000"/>
+                <w:top w:val="none" w:sz="0" w:space="0" w:color="000000"/>
+                <w:left w:val="none" w:sz="0" w:space="0" w:color="000000"/>
+                <w:right w:val="none" w:sz="0" w:space="0" w:color="000000"/>
+              </w:pBdr>
+              <w:spacing w:after="100" w:before="100" w:line="240"/>
+              <w:ind w:left="100" w:right="100" w:firstLine="0" w:firstLineChars="0"/>
+              <w:rPr>
+                <w:rFonts w:ascii="Times New Roman" w:hAnsi="Times New Roman" w:eastAsia="Times New Roman" w:cs="Times New Roman"/>
+                <w:i w:val="false"/>
+                <w:b w:val="false"/>
+                <w:u w:val="none"/>
+                <w:strike w:val="false"/>
+                <w:sz w:val="14"/>
+                <w:szCs w:val="14"/>
+                <w:color w:val="000000"/>
+              </w:rPr>
+            </w:pPr>
+            <w:r>
+              <w:rPr>
+                <w:rFonts w:ascii="Times New Roman" w:hAnsi="Times New Roman" w:eastAsia="Times New Roman" w:cs="Times New Roman"/>
+                <w:i w:val="false"/>
+                <w:b w:val="false"/>
+                <w:u w:val="none"/>
+                <w:strike w:val="false"/>
+                <w:sz w:val="14"/>
+                <w:szCs w:val="14"/>
+                <w:color w:val="000000"/>
+              </w:rPr>
+              <w:t xml:space="preserve">0.866</w:t>
             </w:r>
           </w:p>
         </w:tc>
@@ -32876,7 +32876,7 @@
                 <w:szCs w:val="14"/>
                 <w:color w:val="000000"/>
               </w:rPr>
-              <w:t xml:space="preserve">83</w:t>
+              <w:t xml:space="preserve">82</w:t>
             </w:r>
           </w:p>
         </w:tc>
@@ -33431,62 +33431,62 @@
                 <w:szCs w:val="14"/>
                 <w:color w:val="000000"/>
               </w:rPr>
-              <w:t xml:space="preserve">0.99 (0.73–1.36)</w:t>
-            </w:r>
-          </w:p>
-        </w:tc>
-        <w:tc>
-          <w:tcPr>
-            <w:tcBorders>
-              <w:bottom w:val="none" w:sz="0" w:space="0" w:color="000000"/>
-              <w:top w:val="none" w:sz="0" w:space="0" w:color="000000"/>
-              <w:left w:val="none" w:sz="0" w:space="0" w:color="000000"/>
-              <w:right w:val="none" w:sz="0" w:space="0" w:color="000000"/>
-            </w:tcBorders>
-            <w:shd w:val="clear" w:color="auto" w:fill="FFFFFF"/>
-            <w:tcMar>
-              <w:top w:w="0" w:type="dxa"/>
-              <w:bottom w:w="0" w:type="dxa"/>
-              <w:left w:w="0" w:type="dxa"/>
-              <w:right w:w="0" w:type="dxa"/>
-            </w:tcMar>
-            <w:vAlign w:val="center"/>
-          </w:tcPr>
-          <w:p>
-            <w:pPr>
-              <w:pStyle w:val="Normal"/>
-              <w:jc w:val="left"/>
-              <w:pBdr>
-                <w:bottom w:val="none" w:sz="0" w:space="0" w:color="000000"/>
-                <w:top w:val="none" w:sz="0" w:space="0" w:color="000000"/>
-                <w:left w:val="none" w:sz="0" w:space="0" w:color="000000"/>
-                <w:right w:val="none" w:sz="0" w:space="0" w:color="000000"/>
-              </w:pBdr>
-              <w:spacing w:after="100" w:before="100" w:line="240"/>
-              <w:ind w:left="100" w:right="100" w:firstLine="0" w:firstLineChars="0"/>
-              <w:rPr>
-                <w:rFonts w:ascii="Times New Roman" w:hAnsi="Times New Roman" w:eastAsia="Times New Roman" w:cs="Times New Roman"/>
-                <w:i w:val="false"/>
-                <w:b w:val="false"/>
-                <w:u w:val="none"/>
-                <w:strike w:val="false"/>
-                <w:sz w:val="14"/>
-                <w:szCs w:val="14"/>
-                <w:color w:val="000000"/>
-              </w:rPr>
-            </w:pPr>
-            <w:r>
-              <w:rPr>
-                <w:rFonts w:ascii="Times New Roman" w:hAnsi="Times New Roman" w:eastAsia="Times New Roman" w:cs="Times New Roman"/>
-                <w:i w:val="false"/>
-                <w:b w:val="false"/>
-                <w:u w:val="none"/>
-                <w:strike w:val="false"/>
-                <w:sz w:val="14"/>
-                <w:szCs w:val="14"/>
-                <w:color w:val="000000"/>
-              </w:rPr>
-              <w:t xml:space="preserve">0.970</w:t>
+              <w:t xml:space="preserve">1.02 (0.75–1.40)</w:t>
+            </w:r>
+          </w:p>
+        </w:tc>
+        <w:tc>
+          <w:tcPr>
+            <w:tcBorders>
+              <w:bottom w:val="none" w:sz="0" w:space="0" w:color="000000"/>
+              <w:top w:val="none" w:sz="0" w:space="0" w:color="000000"/>
+              <w:left w:val="none" w:sz="0" w:space="0" w:color="000000"/>
+              <w:right w:val="none" w:sz="0" w:space="0" w:color="000000"/>
+            </w:tcBorders>
+            <w:shd w:val="clear" w:color="auto" w:fill="FFFFFF"/>
+            <w:tcMar>
+              <w:top w:w="0" w:type="dxa"/>
+              <w:bottom w:w="0" w:type="dxa"/>
+              <w:left w:w="0" w:type="dxa"/>
+              <w:right w:w="0" w:type="dxa"/>
+            </w:tcMar>
+            <w:vAlign w:val="center"/>
+          </w:tcPr>
+          <w:p>
+            <w:pPr>
+              <w:pStyle w:val="Normal"/>
+              <w:jc w:val="left"/>
+              <w:pBdr>
+                <w:bottom w:val="none" w:sz="0" w:space="0" w:color="000000"/>
+                <w:top w:val="none" w:sz="0" w:space="0" w:color="000000"/>
+                <w:left w:val="none" w:sz="0" w:space="0" w:color="000000"/>
+                <w:right w:val="none" w:sz="0" w:space="0" w:color="000000"/>
+              </w:pBdr>
+              <w:spacing w:after="100" w:before="100" w:line="240"/>
+              <w:ind w:left="100" w:right="100" w:firstLine="0" w:firstLineChars="0"/>
+              <w:rPr>
+                <w:rFonts w:ascii="Times New Roman" w:hAnsi="Times New Roman" w:eastAsia="Times New Roman" w:cs="Times New Roman"/>
+                <w:i w:val="false"/>
+                <w:b w:val="false"/>
+                <w:u w:val="none"/>
+                <w:strike w:val="false"/>
+                <w:sz w:val="14"/>
+                <w:szCs w:val="14"/>
+                <w:color w:val="000000"/>
+              </w:rPr>
+            </w:pPr>
+            <w:r>
+              <w:rPr>
+                <w:rFonts w:ascii="Times New Roman" w:hAnsi="Times New Roman" w:eastAsia="Times New Roman" w:cs="Times New Roman"/>
+                <w:i w:val="false"/>
+                <w:b w:val="false"/>
+                <w:u w:val="none"/>
+                <w:strike w:val="false"/>
+                <w:sz w:val="14"/>
+                <w:szCs w:val="14"/>
+                <w:color w:val="000000"/>
+              </w:rPr>
+              <w:t xml:space="preserve">0.897</w:t>
             </w:r>
           </w:p>
         </w:tc>
@@ -33876,7 +33876,7 @@
                 <w:szCs w:val="14"/>
                 <w:color w:val="000000"/>
               </w:rPr>
-              <w:t xml:space="preserve">117</w:t>
+              <w:t xml:space="preserve">116</w:t>
             </w:r>
           </w:p>
         </w:tc>
@@ -34431,7 +34431,7 @@
                 <w:szCs w:val="14"/>
                 <w:color w:val="000000"/>
               </w:rPr>
-              <w:t xml:space="preserve">2.16 (1.55–3.00)</w:t>
+              <w:t xml:space="preserve">2.19 (1.57–3.05)</w:t>
             </w:r>
           </w:p>
         </w:tc>
